--- a/bt_sang.docx
+++ b/bt_sang.docx
@@ -4,89 +4,245 @@
   <w:body>
     <w:p>
       <w:pPr>
-        <w:pStyle w:val="Heading1"/>
-        <w:rPr>
-          <w:rFonts w:cs="Times New Roman"/>
-          <w:b w:val="0"/>
+        <w:jc w:val="center"/>
+        <w:rPr>
+          <w:b/>
           <w:bCs/>
-          <w:szCs w:val="36"/>
-        </w:rPr>
-      </w:pPr>
-      <w:r>
-        <w:rPr>
-          <w:rFonts w:cs="Times New Roman"/>
-          <w:b w:val="0"/>
+        </w:rPr>
+      </w:pPr>
+      <w:r>
+        <w:rPr>
+          <w:b/>
           <w:bCs/>
-          <w:szCs w:val="36"/>
-        </w:rPr>
-        <w:t xml:space="preserve">Phần 1 — Thiết kế Wireframe màn hình </w:t>
-      </w:r>
-      <w:r>
-        <w:rPr>
-          <w:rFonts w:cs="Times New Roman"/>
-          <w:b w:val="0"/>
-          <w:bCs/>
-          <w:szCs w:val="36"/>
-        </w:rPr>
-        <w:t>“</w:t>
-      </w:r>
-      <w:r>
-        <w:rPr>
-          <w:rFonts w:cs="Times New Roman"/>
-          <w:b w:val="0"/>
-          <w:bCs/>
-          <w:szCs w:val="36"/>
-        </w:rPr>
-        <w:t>Đặt hàng</w:t>
-      </w:r>
-      <w:r>
-        <w:rPr>
-          <w:rFonts w:cs="Times New Roman"/>
-          <w:b w:val="0"/>
-          <w:bCs/>
-          <w:szCs w:val="36"/>
-        </w:rPr>
-        <w:t>”</w:t>
-      </w:r>
-      <w:r>
-        <w:rPr>
-          <w:rFonts w:cs="Times New Roman"/>
-          <w:b w:val="0"/>
-          <w:bCs/>
-          <w:szCs w:val="36"/>
-        </w:rPr>
-        <w:t>:</w:t>
+        </w:rPr>
+        <w:t>ĐẶC TẢ YÊU CẦU PHẦN MỀM (SRS)</w:t>
       </w:r>
     </w:p>
     <w:p>
       <w:pPr>
-        <w:pStyle w:val="Heading2"/>
-      </w:pPr>
-      <w:r>
-        <w:t xml:space="preserve">1. </w:t>
-      </w:r>
-      <w:r>
-        <w:t>B</w:t>
-      </w:r>
-      <w:r>
-        <w:t>ảng ánh xạ từng bước sang UI Element tương ứng</w:t>
+        <w:jc w:val="center"/>
+        <w:rPr>
+          <w:b/>
+          <w:bCs/>
+        </w:rPr>
+      </w:pPr>
+      <w:r>
+        <w:rPr>
+          <w:b/>
+          <w:bCs/>
+        </w:rPr>
+        <w:t>HỆ THỐNG ĐẶT HÀNG NHANH RIKKEIMART-LITE</w:t>
       </w:r>
     </w:p>
     <w:p>
       <w:pPr>
-        <w:rPr>
-          <w:rFonts w:cs="Times New Roman"/>
+        <w:pStyle w:val="Heading1"/>
+        <w:rPr>
+          <w:lang w:val="en-US"/>
+        </w:rPr>
+      </w:pPr>
+      <w:r>
+        <w:rPr>
+          <w:lang w:val="en-US"/>
+        </w:rPr>
+        <w:t>CHƯƠNG 1: GIỚI THIỆU (INTRODUCTION)</w:t>
+      </w:r>
+    </w:p>
+    <w:p>
+      <w:pPr>
+        <w:pStyle w:val="Heading2"/>
+        <w:rPr>
+          <w:lang w:val="en-US"/>
+        </w:rPr>
+      </w:pPr>
+      <w:r>
+        <w:rPr>
+          <w:lang w:val="en-US"/>
+        </w:rPr>
+        <w:t>1.1 Mục đích tài liệu</w:t>
+      </w:r>
+    </w:p>
+    <w:p>
+      <w:pPr>
+        <w:rPr>
+          <w:lang w:val="en-US"/>
+        </w:rPr>
+      </w:pPr>
+      <w:r>
+        <w:rPr>
+          <w:lang w:val="en-US"/>
+        </w:rPr>
+        <w:t xml:space="preserve">Tài liệu này đặc tả chi tiết các yêu cầu chức năng, phi chức năng, giao diện người dùng và mô hình dữ liệu cho phân hệ </w:t>
+      </w:r>
+      <w:r>
+        <w:rPr>
           <w:b/>
           <w:bCs/>
-        </w:rPr>
-      </w:pPr>
-      <w:r>
-        <w:rPr>
-          <w:rFonts w:cs="Times New Roman"/>
+          <w:lang w:val="en-US"/>
+        </w:rPr>
+        <w:t>“</w:t>
+      </w:r>
+      <w:r>
+        <w:rPr>
           <w:b/>
           <w:bCs/>
-        </w:rPr>
-        <w:t>Áp dụng 6 nguyên tắc thiết kế UI với trọng tâm là nguyên tắc Feedback (Phản hồi trực quan, tức thì):</w:t>
+          <w:lang w:val="en-US"/>
+        </w:rPr>
+        <w:t>Đặt hàng nhanh</w:t>
+      </w:r>
+      <w:r>
+        <w:rPr>
+          <w:b/>
+          <w:bCs/>
+          <w:lang w:val="en-US"/>
+        </w:rPr>
+        <w:t>”</w:t>
+      </w:r>
+      <w:r>
+        <w:rPr>
+          <w:lang w:val="en-US"/>
+        </w:rPr>
+        <w:t xml:space="preserve"> thuộc hệ thống RikkeiMart-Lite. Tài liệu làm căn cứ trực tiếp cho đội ngũ Phát triển phần mềm (Dev) triển khai mã nguồn và đội ngũ Kiểm thử (Tester) thiết kế kịch bản kiểm thử nghiệm thu.</w:t>
+      </w:r>
+    </w:p>
+    <w:p>
+      <w:pPr>
+        <w:pStyle w:val="Heading2"/>
+        <w:rPr>
+          <w:lang w:val="en-US"/>
+        </w:rPr>
+      </w:pPr>
+      <w:r>
+        <w:rPr>
+          <w:lang w:val="en-US"/>
+        </w:rPr>
+        <w:t>1.2 Phạm vi sản phẩm</w:t>
+      </w:r>
+    </w:p>
+    <w:p>
+      <w:pPr>
+        <w:rPr>
+          <w:lang w:val="en-US"/>
+        </w:rPr>
+      </w:pPr>
+      <w:r>
+        <w:rPr>
+          <w:lang w:val="en-US"/>
+        </w:rPr>
+        <w:t>Phân hệ cung cấp quy trình đặt hàng rút gọn:</w:t>
+      </w:r>
+    </w:p>
+    <w:p>
+      <w:pPr>
+        <w:numPr>
+          <w:ilvl w:val="0"/>
+          <w:numId w:val="11"/>
+        </w:numPr>
+        <w:rPr>
+          <w:lang w:val="en-US"/>
+        </w:rPr>
+      </w:pPr>
+      <w:r>
+        <w:rPr>
+          <w:lang w:val="en-US"/>
+        </w:rPr>
+        <w:t>Cho phép Khách hàng xem danh mục sản phẩm khả dụng, chọn mặt hàng, nhập số lượng và gửi yêu cầu tạo đơn.</w:t>
+      </w:r>
+    </w:p>
+    <w:p>
+      <w:pPr>
+        <w:numPr>
+          <w:ilvl w:val="0"/>
+          <w:numId w:val="11"/>
+        </w:numPr>
+        <w:rPr>
+          <w:lang w:val="en-US"/>
+        </w:rPr>
+      </w:pPr>
+      <w:r>
+        <w:rPr>
+          <w:lang w:val="en-US"/>
+        </w:rPr>
+        <w:t xml:space="preserve">Hệ thống thẩm định tính hợp lệ của dữ liệu đầu vào và tự động tạo đơn hàng ở trạng thái ban đầu </w:t>
+      </w:r>
+      <w:r>
+        <w:rPr>
+          <w:lang w:val="en-US"/>
+        </w:rPr>
+        <w:t>“</w:t>
+      </w:r>
+      <w:r>
+        <w:rPr>
+          <w:lang w:val="en-US"/>
+        </w:rPr>
+        <w:t>Chờ xử lý</w:t>
+      </w:r>
+      <w:r>
+        <w:rPr>
+          <w:lang w:val="en-US"/>
+        </w:rPr>
+        <w:t>”</w:t>
+      </w:r>
+      <w:r>
+        <w:rPr>
+          <w:lang w:val="en-US"/>
+        </w:rPr>
+        <w:t>.</w:t>
+      </w:r>
+    </w:p>
+    <w:p>
+      <w:pPr>
+        <w:numPr>
+          <w:ilvl w:val="0"/>
+          <w:numId w:val="11"/>
+        </w:numPr>
+        <w:rPr>
+          <w:lang w:val="en-US"/>
+        </w:rPr>
+      </w:pPr>
+      <w:r>
+        <w:rPr>
+          <w:lang w:val="en-US"/>
+        </w:rPr>
+        <w:t xml:space="preserve">Cho phép Nhân viên xử lý đơn tiếp nhận đơn hàng trong danh sách chờ để rà soát và chuyển trạng thái sang </w:t>
+      </w:r>
+      <w:r>
+        <w:rPr>
+          <w:lang w:val="en-US"/>
+        </w:rPr>
+        <w:t>“</w:t>
+      </w:r>
+      <w:r>
+        <w:rPr>
+          <w:lang w:val="en-US"/>
+        </w:rPr>
+        <w:t>Đã xác nhận</w:t>
+      </w:r>
+      <w:r>
+        <w:rPr>
+          <w:lang w:val="en-US"/>
+        </w:rPr>
+        <w:t>”</w:t>
+      </w:r>
+      <w:r>
+        <w:rPr>
+          <w:lang w:val="en-US"/>
+        </w:rPr>
+        <w:t>.</w:t>
+      </w:r>
+    </w:p>
+    <w:p>
+      <w:pPr>
+        <w:pStyle w:val="Heading2"/>
+        <w:rPr>
+          <w:lang w:val="en-US"/>
+        </w:rPr>
+      </w:pPr>
+      <w:r>
+        <w:rPr>
+          <w:lang w:val="en-US"/>
+        </w:rPr>
+        <w:t>1.3 Thuật ngữ và định nghĩa</w:t>
       </w:r>
     </w:p>
     <w:tbl>
@@ -96,10 +252,8 @@
         <w:tblLook w:val="04A0" w:firstRow="1" w:lastRow="0" w:firstColumn="1" w:lastColumn="0" w:noHBand="0" w:noVBand="1"/>
       </w:tblPr>
       <w:tblGrid>
-        <w:gridCol w:w="1179"/>
-        <w:gridCol w:w="1843"/>
-        <w:gridCol w:w="2127"/>
-        <w:gridCol w:w="4201"/>
+        <w:gridCol w:w="1572"/>
+        <w:gridCol w:w="7778"/>
       </w:tblGrid>
       <w:tr>
         <w:tc>
@@ -111,20 +265,16 @@
             <w:pPr>
               <w:spacing w:after="160" w:line="259" w:lineRule="auto"/>
               <w:rPr>
-                <w:rFonts w:cs="Times New Roman"/>
+                <w:lang w:val="en-US"/>
+              </w:rPr>
+            </w:pPr>
+            <w:r>
+              <w:rPr>
                 <w:b/>
                 <w:bCs/>
                 <w:lang w:val="en-US"/>
               </w:rPr>
-            </w:pPr>
-            <w:r>
-              <w:rPr>
-                <w:rFonts w:cs="Times New Roman"/>
-                <w:b/>
-                <w:bCs/>
-                <w:lang w:val="en-US"/>
-              </w:rPr>
-              <w:t>Bước Use Case</w:t>
+              <w:t>Thuật ngữ</w:t>
             </w:r>
           </w:p>
         </w:tc>
@@ -137,72 +287,16 @@
             <w:pPr>
               <w:spacing w:after="160" w:line="259" w:lineRule="auto"/>
               <w:rPr>
-                <w:rFonts w:cs="Times New Roman"/>
+                <w:lang w:val="en-US"/>
+              </w:rPr>
+            </w:pPr>
+            <w:r>
+              <w:rPr>
                 <w:b/>
                 <w:bCs/>
                 <w:lang w:val="en-US"/>
               </w:rPr>
-            </w:pPr>
-            <w:r>
-              <w:rPr>
-                <w:rFonts w:cs="Times New Roman"/>
-                <w:b/>
-                <w:bCs/>
-                <w:lang w:val="en-US"/>
-              </w:rPr>
-              <w:t>Hành vi người dùng / Hệ thống</w:t>
-            </w:r>
-          </w:p>
-        </w:tc>
-        <w:tc>
-          <w:tcPr>
-            <w:tcW w:w="0" w:type="auto"/>
-            <w:hideMark/>
-          </w:tcPr>
-          <w:p>
-            <w:pPr>
-              <w:spacing w:after="160" w:line="259" w:lineRule="auto"/>
-              <w:rPr>
-                <w:rFonts w:cs="Times New Roman"/>
-                <w:b/>
-                <w:bCs/>
-                <w:lang w:val="en-US"/>
-              </w:rPr>
-            </w:pPr>
-            <w:r>
-              <w:rPr>
-                <w:rFonts w:cs="Times New Roman"/>
-                <w:b/>
-                <w:bCs/>
-                <w:lang w:val="en-US"/>
-              </w:rPr>
-              <w:t>Thành phần UI (UI Element)</w:t>
-            </w:r>
-          </w:p>
-        </w:tc>
-        <w:tc>
-          <w:tcPr>
-            <w:tcW w:w="0" w:type="auto"/>
-            <w:hideMark/>
-          </w:tcPr>
-          <w:p>
-            <w:pPr>
-              <w:spacing w:after="160" w:line="259" w:lineRule="auto"/>
-              <w:rPr>
-                <w:rFonts w:cs="Times New Roman"/>
-                <w:b/>
-                <w:bCs/>
-                <w:lang w:val="en-US"/>
-              </w:rPr>
-            </w:pPr>
-            <w:r>
-              <w:rPr>
-                <w:rFonts w:cs="Times New Roman"/>
-                <w:b/>
-                <w:bCs/>
-                <w:lang w:val="en-US"/>
-              </w:rPr>
-              <w:t>Mô tả &amp; Quy tắc phản hồi</w:t>
+              <w:t>Diễn giải</w:t>
             </w:r>
           </w:p>
         </w:tc>
@@ -217,16 +311,16 @@
             <w:pPr>
               <w:spacing w:after="160" w:line="259" w:lineRule="auto"/>
               <w:rPr>
-                <w:rFonts w:cs="Times New Roman"/>
                 <w:lang w:val="en-US"/>
               </w:rPr>
             </w:pPr>
             <w:r>
               <w:rPr>
-                <w:rFonts w:cs="Times New Roman"/>
-                <w:lang w:val="en-US"/>
-              </w:rPr>
-              <w:t>Bước 1</w:t>
+                <w:b/>
+                <w:bCs/>
+                <w:lang w:val="en-US"/>
+              </w:rPr>
+              <w:t>SRS</w:t>
             </w:r>
           </w:p>
         </w:tc>
@@ -239,60 +333,26 @@
             <w:pPr>
               <w:spacing w:after="160" w:line="259" w:lineRule="auto"/>
               <w:rPr>
-                <w:rFonts w:cs="Times New Roman"/>
                 <w:lang w:val="en-US"/>
               </w:rPr>
             </w:pPr>
             <w:r>
               <w:rPr>
-                <w:rFonts w:cs="Times New Roman"/>
-                <w:lang w:val="en-US"/>
-              </w:rPr>
-              <w:t>Xem danh mục</w:t>
-            </w:r>
-          </w:p>
-        </w:tc>
-        <w:tc>
-          <w:tcPr>
-            <w:tcW w:w="0" w:type="auto"/>
-            <w:hideMark/>
-          </w:tcPr>
-          <w:p>
-            <w:pPr>
-              <w:spacing w:after="160" w:line="259" w:lineRule="auto"/>
-              <w:rPr>
-                <w:rFonts w:cs="Times New Roman"/>
-                <w:lang w:val="en-US"/>
-              </w:rPr>
-            </w:pPr>
-            <w:r>
-              <w:rPr>
-                <w:rFonts w:cs="Times New Roman"/>
-                <w:lang w:val="en-US"/>
-              </w:rPr>
-              <w:t>Table (Bảng danh sách hàng)</w:t>
-            </w:r>
-          </w:p>
-        </w:tc>
-        <w:tc>
-          <w:tcPr>
-            <w:tcW w:w="0" w:type="auto"/>
-            <w:hideMark/>
-          </w:tcPr>
-          <w:p>
-            <w:pPr>
-              <w:spacing w:after="160" w:line="259" w:lineRule="auto"/>
-              <w:rPr>
-                <w:rFonts w:cs="Times New Roman"/>
-                <w:lang w:val="en-US"/>
-              </w:rPr>
-            </w:pPr>
-            <w:r>
-              <w:rPr>
-                <w:rFonts w:cs="Times New Roman"/>
-                <w:lang w:val="en-US"/>
-              </w:rPr>
-              <w:t>Hiển thị Mã SP, Tên SP, Đơn giá định dạng VNĐ kèm nút chọn Radio Button.</w:t>
+                <w:lang w:val="en-US"/>
+              </w:rPr>
+              <w:t xml:space="preserve">Software Requirements Specification </w:t>
+            </w:r>
+            <w:r>
+              <w:rPr>
+                <w:lang w:val="en-US"/>
+              </w:rPr>
+              <w:t>-</w:t>
+            </w:r>
+            <w:r>
+              <w:rPr>
+                <w:lang w:val="en-US"/>
+              </w:rPr>
+              <w:t xml:space="preserve"> Tài liệu đặc tả yêu cầu phần mềm.</w:t>
             </w:r>
           </w:p>
         </w:tc>
@@ -307,16 +367,16 @@
             <w:pPr>
               <w:spacing w:after="160" w:line="259" w:lineRule="auto"/>
               <w:rPr>
-                <w:rFonts w:cs="Times New Roman"/>
                 <w:lang w:val="en-US"/>
               </w:rPr>
             </w:pPr>
             <w:r>
               <w:rPr>
-                <w:rFonts w:cs="Times New Roman"/>
-                <w:lang w:val="en-US"/>
-              </w:rPr>
-              <w:t>Bước 2</w:t>
+                <w:b/>
+                <w:bCs/>
+                <w:lang w:val="en-US"/>
+              </w:rPr>
+              <w:t>1NF / 3NF</w:t>
             </w:r>
           </w:p>
         </w:tc>
@@ -329,60 +389,14 @@
             <w:pPr>
               <w:spacing w:after="160" w:line="259" w:lineRule="auto"/>
               <w:rPr>
-                <w:rFonts w:cs="Times New Roman"/>
                 <w:lang w:val="en-US"/>
               </w:rPr>
             </w:pPr>
             <w:r>
               <w:rPr>
-                <w:rFonts w:cs="Times New Roman"/>
-                <w:lang w:val="en-US"/>
-              </w:rPr>
-              <w:t>Chọn SP &amp; nhập số lượng</w:t>
-            </w:r>
-          </w:p>
-        </w:tc>
-        <w:tc>
-          <w:tcPr>
-            <w:tcW w:w="0" w:type="auto"/>
-            <w:hideMark/>
-          </w:tcPr>
-          <w:p>
-            <w:pPr>
-              <w:spacing w:after="160" w:line="259" w:lineRule="auto"/>
-              <w:rPr>
-                <w:rFonts w:cs="Times New Roman"/>
-                <w:lang w:val="en-US"/>
-              </w:rPr>
-            </w:pPr>
-            <w:r>
-              <w:rPr>
-                <w:rFonts w:cs="Times New Roman"/>
-                <w:lang w:val="en-US"/>
-              </w:rPr>
-              <w:t>Radio Button &amp; Input Number</w:t>
-            </w:r>
-          </w:p>
-        </w:tc>
-        <w:tc>
-          <w:tcPr>
-            <w:tcW w:w="0" w:type="auto"/>
-            <w:hideMark/>
-          </w:tcPr>
-          <w:p>
-            <w:pPr>
-              <w:spacing w:after="160" w:line="259" w:lineRule="auto"/>
-              <w:rPr>
-                <w:rFonts w:cs="Times New Roman"/>
-                <w:lang w:val="en-US"/>
-              </w:rPr>
-            </w:pPr>
-            <w:r>
-              <w:rPr>
-                <w:rFonts w:cs="Times New Roman"/>
-                <w:lang w:val="en-US"/>
-              </w:rPr>
-              <w:t>Ô nhập số lượng có giá trị mặc định là 1, chỉ cho phép số nguyên dương.</w:t>
+                <w:lang w:val="en-US"/>
+              </w:rPr>
+              <w:t>Dạng chuẩn 1 / Dạng chuẩn 3 trong chuẩn hóa cơ sở dữ liệu quan hệ.</w:t>
             </w:r>
           </w:p>
         </w:tc>
@@ -397,16 +411,16 @@
             <w:pPr>
               <w:spacing w:after="160" w:line="259" w:lineRule="auto"/>
               <w:rPr>
-                <w:rFonts w:cs="Times New Roman"/>
                 <w:lang w:val="en-US"/>
               </w:rPr>
             </w:pPr>
             <w:r>
               <w:rPr>
-                <w:rFonts w:cs="Times New Roman"/>
-                <w:lang w:val="en-US"/>
-              </w:rPr>
-              <w:t>Bước 3</w:t>
+                <w:b/>
+                <w:bCs/>
+                <w:lang w:val="en-US"/>
+              </w:rPr>
+              <w:t>PK / FK</w:t>
             </w:r>
           </w:p>
         </w:tc>
@@ -419,88 +433,14 @@
             <w:pPr>
               <w:spacing w:after="160" w:line="259" w:lineRule="auto"/>
               <w:rPr>
-                <w:rFonts w:cs="Times New Roman"/>
                 <w:lang w:val="en-US"/>
               </w:rPr>
             </w:pPr>
             <w:r>
               <w:rPr>
-                <w:rFonts w:cs="Times New Roman"/>
-                <w:lang w:val="en-US"/>
-              </w:rPr>
-              <w:t>Xác nhận đặt</w:t>
-            </w:r>
-          </w:p>
-        </w:tc>
-        <w:tc>
-          <w:tcPr>
-            <w:tcW w:w="0" w:type="auto"/>
-            <w:hideMark/>
-          </w:tcPr>
-          <w:p>
-            <w:pPr>
-              <w:spacing w:after="160" w:line="259" w:lineRule="auto"/>
-              <w:rPr>
-                <w:rFonts w:cs="Times New Roman"/>
-                <w:lang w:val="en-US"/>
-              </w:rPr>
-            </w:pPr>
-            <w:r>
-              <w:rPr>
-                <w:rFonts w:cs="Times New Roman"/>
-                <w:lang w:val="en-US"/>
-              </w:rPr>
-              <w:t>Button (Nút Primary)</w:t>
-            </w:r>
-          </w:p>
-        </w:tc>
-        <w:tc>
-          <w:tcPr>
-            <w:tcW w:w="0" w:type="auto"/>
-            <w:hideMark/>
-          </w:tcPr>
-          <w:p>
-            <w:pPr>
-              <w:spacing w:after="160" w:line="259" w:lineRule="auto"/>
-              <w:rPr>
-                <w:rFonts w:cs="Times New Roman"/>
-                <w:lang w:val="en-US"/>
-              </w:rPr>
-            </w:pPr>
-            <w:r>
-              <w:rPr>
-                <w:rFonts w:cs="Times New Roman"/>
-                <w:lang w:val="en-US"/>
-              </w:rPr>
-              <w:t xml:space="preserve">Nút </w:t>
-            </w:r>
-            <w:r>
-              <w:rPr>
-                <w:rFonts w:cs="Times New Roman"/>
-                <w:lang w:val="en-US"/>
-              </w:rPr>
-              <w:t>“</w:t>
-            </w:r>
-            <w:r>
-              <w:rPr>
-                <w:rFonts w:cs="Times New Roman"/>
-                <w:lang w:val="en-US"/>
-              </w:rPr>
-              <w:t>Xác nhận đặt hàng</w:t>
-            </w:r>
-            <w:r>
-              <w:rPr>
-                <w:rFonts w:cs="Times New Roman"/>
-                <w:lang w:val="en-US"/>
-              </w:rPr>
-              <w:t>”</w:t>
-            </w:r>
-            <w:r>
-              <w:rPr>
-                <w:rFonts w:cs="Times New Roman"/>
-                <w:lang w:val="en-US"/>
-              </w:rPr>
-              <w:t xml:space="preserve"> kích hoạt gửi form, đổi trạng thái hover/active khi tương tác.</w:t>
+                <w:lang w:val="en-US"/>
+              </w:rPr>
+              <w:t>Primary Key (Khóa chính) / Foreign Key (Khóa ngoại).</w:t>
             </w:r>
           </w:p>
         </w:tc>
@@ -515,16 +455,32 @@
             <w:pPr>
               <w:spacing w:after="160" w:line="259" w:lineRule="auto"/>
               <w:rPr>
-                <w:rFonts w:cs="Times New Roman"/>
                 <w:lang w:val="en-US"/>
               </w:rPr>
             </w:pPr>
             <w:r>
               <w:rPr>
-                <w:rFonts w:cs="Times New Roman"/>
-                <w:lang w:val="en-US"/>
-              </w:rPr>
-              <w:t>Bước 4, 4a, 5</w:t>
+                <w:b/>
+                <w:bCs/>
+                <w:lang w:val="en-US"/>
+              </w:rPr>
+              <w:t>Crow</w:t>
+            </w:r>
+            <w:r>
+              <w:rPr>
+                <w:b/>
+                <w:bCs/>
+                <w:lang w:val="en-US"/>
+              </w:rPr>
+              <w:t>’</w:t>
+            </w:r>
+            <w:r>
+              <w:rPr>
+                <w:b/>
+                <w:bCs/>
+                <w:lang w:val="en-US"/>
+              </w:rPr>
+              <w:t>s Foot</w:t>
             </w:r>
           </w:p>
         </w:tc>
@@ -537,16 +493,258 @@
             <w:pPr>
               <w:spacing w:after="160" w:line="259" w:lineRule="auto"/>
               <w:rPr>
-                <w:rFonts w:cs="Times New Roman"/>
                 <w:lang w:val="en-US"/>
               </w:rPr>
             </w:pPr>
             <w:r>
               <w:rPr>
-                <w:rFonts w:cs="Times New Roman"/>
-                <w:lang w:val="en-US"/>
-              </w:rPr>
-              <w:t>Hệ thống phản hồi kết quả</w:t>
+                <w:lang w:val="en-US"/>
+              </w:rPr>
+              <w:t>Ký hiệu Chân quạ biểu diễn mối quan hệ và bản số trong sơ đồ ERD.</w:t>
+            </w:r>
+          </w:p>
+        </w:tc>
+      </w:tr>
+    </w:tbl>
+    <w:p>
+      <w:pPr>
+        <w:pStyle w:val="Heading1"/>
+        <w:rPr>
+          <w:lang w:val="en-US"/>
+        </w:rPr>
+      </w:pPr>
+      <w:r>
+        <w:rPr>
+          <w:lang w:val="en-US"/>
+        </w:rPr>
+        <w:lastRenderedPageBreak/>
+        <w:t>CHƯƠNG 2: MÔ TẢ TỔNG QUAN (OVERALL DESCRIPTION)</w:t>
+      </w:r>
+    </w:p>
+    <w:p>
+      <w:pPr>
+        <w:pStyle w:val="Heading2"/>
+        <w:rPr>
+          <w:lang w:val="en-US"/>
+        </w:rPr>
+      </w:pPr>
+      <w:r>
+        <w:rPr>
+          <w:lang w:val="en-US"/>
+        </w:rPr>
+        <w:t>2.1 Bối cảnh và góc nhìn sản phẩm</w:t>
+      </w:r>
+    </w:p>
+    <w:p>
+      <w:pPr>
+        <w:rPr>
+          <w:lang w:val="en-US"/>
+        </w:rPr>
+      </w:pPr>
+      <w:r>
+        <w:rPr>
+          <w:lang w:val="en-US"/>
+        </w:rPr>
+        <w:t xml:space="preserve">Phân hệ </w:t>
+      </w:r>
+      <w:r>
+        <w:rPr>
+          <w:lang w:val="en-US"/>
+        </w:rPr>
+        <w:t>“</w:t>
+      </w:r>
+      <w:r>
+        <w:rPr>
+          <w:lang w:val="en-US"/>
+        </w:rPr>
+        <w:t>Đặt hàng nhanh</w:t>
+      </w:r>
+      <w:r>
+        <w:rPr>
+          <w:lang w:val="en-US"/>
+        </w:rPr>
+        <w:t>”</w:t>
+      </w:r>
+      <w:r>
+        <w:rPr>
+          <w:lang w:val="en-US"/>
+        </w:rPr>
+        <w:t xml:space="preserve"> là một mô-đun chức năng độc lập của nền tảng bán lẻ RikkeiMart-Lite, đóng vai trò kết nối trực tiếp dữ liệu danh mục hàng hóa từ kho đến bộ phận tiếp nhận và xử lý đơn hàng.</w:t>
+      </w:r>
+    </w:p>
+    <w:p>
+      <w:pPr>
+        <w:pStyle w:val="Heading2"/>
+        <w:rPr>
+          <w:lang w:val="en-US"/>
+        </w:rPr>
+      </w:pPr>
+      <w:r>
+        <w:rPr>
+          <w:lang w:val="en-US"/>
+        </w:rPr>
+        <w:t>2.2 Tác nhân hệ thống (Actors)</w:t>
+      </w:r>
+    </w:p>
+    <w:p>
+      <w:pPr>
+        <w:numPr>
+          <w:ilvl w:val="0"/>
+          <w:numId w:val="12"/>
+        </w:numPr>
+        <w:rPr>
+          <w:lang w:val="en-US"/>
+        </w:rPr>
+      </w:pPr>
+      <w:r>
+        <w:rPr>
+          <w:b/>
+          <w:bCs/>
+          <w:lang w:val="en-US"/>
+        </w:rPr>
+        <w:t>Khách hàng (Actor chính):</w:t>
+      </w:r>
+      <w:r>
+        <w:rPr>
+          <w:lang w:val="en-US"/>
+        </w:rPr>
+        <w:t xml:space="preserve"> Xem danh mục sản phẩm, chọn mặt hàng, nhập số lượng và bấm xác nhận đặt hàng.</w:t>
+      </w:r>
+    </w:p>
+    <w:p>
+      <w:pPr>
+        <w:numPr>
+          <w:ilvl w:val="0"/>
+          <w:numId w:val="12"/>
+        </w:numPr>
+        <w:rPr>
+          <w:lang w:val="en-US"/>
+        </w:rPr>
+      </w:pPr>
+      <w:r>
+        <w:rPr>
+          <w:b/>
+          <w:bCs/>
+          <w:lang w:val="en-US"/>
+        </w:rPr>
+        <w:t>Nhân viên xử lý đơn (Actor phụ):</w:t>
+      </w:r>
+      <w:r>
+        <w:rPr>
+          <w:lang w:val="en-US"/>
+        </w:rPr>
+        <w:t xml:space="preserve"> Tiếp nhận bản ghi đơn hàng mới tạo ở trạng thái </w:t>
+      </w:r>
+      <w:r>
+        <w:rPr>
+          <w:lang w:val="en-US"/>
+        </w:rPr>
+        <w:t>“</w:t>
+      </w:r>
+      <w:r>
+        <w:rPr>
+          <w:lang w:val="en-US"/>
+        </w:rPr>
+        <w:t>Chờ xử lý</w:t>
+      </w:r>
+      <w:r>
+        <w:rPr>
+          <w:lang w:val="en-US"/>
+        </w:rPr>
+        <w:t>”</w:t>
+      </w:r>
+      <w:r>
+        <w:rPr>
+          <w:lang w:val="en-US"/>
+        </w:rPr>
+        <w:t xml:space="preserve">, kiểm tra thông tin và thao tác chuyển sang trạng thái </w:t>
+      </w:r>
+      <w:r>
+        <w:rPr>
+          <w:lang w:val="en-US"/>
+        </w:rPr>
+        <w:t>“</w:t>
+      </w:r>
+      <w:r>
+        <w:rPr>
+          <w:lang w:val="en-US"/>
+        </w:rPr>
+        <w:t>Đã xác nhận</w:t>
+      </w:r>
+      <w:r>
+        <w:rPr>
+          <w:lang w:val="en-US"/>
+        </w:rPr>
+        <w:t>”</w:t>
+      </w:r>
+      <w:r>
+        <w:rPr>
+          <w:lang w:val="en-US"/>
+        </w:rPr>
+        <w:t>.</w:t>
+      </w:r>
+    </w:p>
+    <w:p>
+      <w:pPr>
+        <w:pStyle w:val="Heading2"/>
+        <w:rPr>
+          <w:lang w:val="en-US"/>
+        </w:rPr>
+      </w:pPr>
+      <w:r>
+        <w:rPr>
+          <w:lang w:val="en-US"/>
+        </w:rPr>
+        <w:t>2.3 Chức năng sản phẩm (Đặc tả Use Case)</w:t>
+      </w:r>
+    </w:p>
+    <w:p>
+      <w:pPr>
+        <w:rPr>
+          <w:b/>
+          <w:bCs/>
+          <w:lang w:val="en-US"/>
+        </w:rPr>
+      </w:pPr>
+      <w:r>
+        <w:rPr>
+          <w:b/>
+          <w:bCs/>
+          <w:lang w:val="en-US"/>
+        </w:rPr>
+        <w:t>Bảng đặc tả Use Case: UC-01 Đặt hàng</w:t>
+      </w:r>
+    </w:p>
+    <w:tbl>
+      <w:tblPr>
+        <w:tblStyle w:val="TableGrid"/>
+        <w:tblW w:w="0" w:type="auto"/>
+        <w:tblLook w:val="04A0" w:firstRow="1" w:lastRow="0" w:firstColumn="1" w:lastColumn="0" w:noHBand="0" w:noVBand="1"/>
+      </w:tblPr>
+      <w:tblGrid>
+        <w:gridCol w:w="2385"/>
+        <w:gridCol w:w="6965"/>
+      </w:tblGrid>
+      <w:tr>
+        <w:tc>
+          <w:tcPr>
+            <w:tcW w:w="0" w:type="auto"/>
+            <w:hideMark/>
+          </w:tcPr>
+          <w:p>
+            <w:pPr>
+              <w:spacing w:after="160" w:line="259" w:lineRule="auto"/>
+              <w:rPr>
+                <w:lang w:val="en-US"/>
+              </w:rPr>
+            </w:pPr>
+            <w:r>
+              <w:rPr>
+                <w:b/>
+                <w:bCs/>
+                <w:lang w:val="en-US"/>
+              </w:rPr>
+              <w:t>Mục</w:t>
             </w:r>
           </w:p>
         </w:tc>
@@ -559,16 +757,40 @@
             <w:pPr>
               <w:spacing w:after="160" w:line="259" w:lineRule="auto"/>
               <w:rPr>
-                <w:rFonts w:cs="Times New Roman"/>
-                <w:lang w:val="da-DK"/>
+                <w:lang w:val="en-US"/>
               </w:rPr>
             </w:pPr>
             <w:r>
               <w:rPr>
-                <w:rFonts w:cs="Times New Roman"/>
-                <w:lang w:val="da-DK"/>
-              </w:rPr>
-              <w:t>Alert Banner (Khu vực thông báo)</w:t>
+                <w:b/>
+                <w:bCs/>
+                <w:lang w:val="en-US"/>
+              </w:rPr>
+              <w:t>Nội dung chi tiết</w:t>
+            </w:r>
+          </w:p>
+        </w:tc>
+      </w:tr>
+      <w:tr>
+        <w:tc>
+          <w:tcPr>
+            <w:tcW w:w="0" w:type="auto"/>
+            <w:hideMark/>
+          </w:tcPr>
+          <w:p>
+            <w:pPr>
+              <w:spacing w:after="160" w:line="259" w:lineRule="auto"/>
+              <w:rPr>
+                <w:lang w:val="en-US"/>
+              </w:rPr>
+            </w:pPr>
+            <w:r>
+              <w:rPr>
+                <w:b/>
+                <w:bCs/>
+                <w:lang w:val="en-US"/>
+              </w:rPr>
+              <w:t>Tên Use Case</w:t>
             </w:r>
           </w:p>
         </w:tc>
@@ -581,30 +803,158 @@
             <w:pPr>
               <w:spacing w:after="160" w:line="259" w:lineRule="auto"/>
               <w:rPr>
-                <w:rFonts w:cs="Times New Roman"/>
-                <w:lang w:val="da-DK"/>
+                <w:lang w:val="en-US"/>
               </w:rPr>
             </w:pPr>
             <w:r>
               <w:rPr>
-                <w:rFonts w:cs="Times New Roman"/>
-                <w:lang w:val="da-DK"/>
-              </w:rPr>
-              <w:t>Nằm cố định trên đầu bảng. Đổi màu và nội dung theo ngữ cảnh:</w:t>
+                <w:lang w:val="en-US"/>
+              </w:rPr>
+              <w:t>Đặt hàng (UC-01)</w:t>
+            </w:r>
+          </w:p>
+        </w:tc>
+      </w:tr>
+      <w:tr>
+        <w:tc>
+          <w:tcPr>
+            <w:tcW w:w="0" w:type="auto"/>
+            <w:hideMark/>
+          </w:tcPr>
+          <w:p>
+            <w:pPr>
+              <w:spacing w:after="160" w:line="259" w:lineRule="auto"/>
+              <w:rPr>
+                <w:lang w:val="en-US"/>
+              </w:rPr>
+            </w:pPr>
+            <w:r>
+              <w:rPr>
+                <w:b/>
+                <w:bCs/>
+                <w:lang w:val="en-US"/>
+              </w:rPr>
+              <w:t>Actor</w:t>
+            </w:r>
+          </w:p>
+        </w:tc>
+        <w:tc>
+          <w:tcPr>
+            <w:tcW w:w="0" w:type="auto"/>
+            <w:hideMark/>
+          </w:tcPr>
+          <w:p>
+            <w:pPr>
+              <w:spacing w:after="160" w:line="259" w:lineRule="auto"/>
+              <w:rPr>
+                <w:lang w:val="en-US"/>
+              </w:rPr>
+            </w:pPr>
+            <w:r>
+              <w:rPr>
+                <w:lang w:val="en-US"/>
+              </w:rPr>
+              <w:t>Khách hàng (chính), Nhân viên xử lý đơn</w:t>
+            </w:r>
+          </w:p>
+        </w:tc>
+      </w:tr>
+      <w:tr>
+        <w:tc>
+          <w:tcPr>
+            <w:tcW w:w="0" w:type="auto"/>
+            <w:hideMark/>
+          </w:tcPr>
+          <w:p>
+            <w:pPr>
+              <w:spacing w:after="160" w:line="259" w:lineRule="auto"/>
+              <w:rPr>
+                <w:lang w:val="en-US"/>
+              </w:rPr>
+            </w:pPr>
+            <w:r>
+              <w:rPr>
+                <w:b/>
+                <w:bCs/>
+                <w:lang w:val="en-US"/>
+              </w:rPr>
+              <w:t>Tiền điều kiện</w:t>
+            </w:r>
+          </w:p>
+        </w:tc>
+        <w:tc>
+          <w:tcPr>
+            <w:tcW w:w="0" w:type="auto"/>
+            <w:hideMark/>
+          </w:tcPr>
+          <w:p>
+            <w:pPr>
+              <w:spacing w:after="160" w:line="259" w:lineRule="auto"/>
+              <w:rPr>
+                <w:lang w:val="en-US"/>
+              </w:rPr>
+            </w:pPr>
+            <w:r>
+              <w:rPr>
+                <w:lang w:val="en-US"/>
+              </w:rPr>
+              <w:t>Khách hàng đã ở màn hình danh sách sản phẩm; kho còn ít nhất 1 sản phẩm hiển thị.</w:t>
+            </w:r>
+          </w:p>
+        </w:tc>
+      </w:tr>
+      <w:tr>
+        <w:tc>
+          <w:tcPr>
+            <w:tcW w:w="0" w:type="auto"/>
+            <w:hideMark/>
+          </w:tcPr>
+          <w:p>
+            <w:pPr>
+              <w:spacing w:after="160" w:line="259" w:lineRule="auto"/>
+              <w:rPr>
+                <w:lang w:val="en-US"/>
+              </w:rPr>
+            </w:pPr>
+            <w:r>
+              <w:rPr>
+                <w:b/>
+                <w:bCs/>
+                <w:lang w:val="en-US"/>
+              </w:rPr>
+              <w:t>Luồng chính (Main Flow)</w:t>
+            </w:r>
+          </w:p>
+        </w:tc>
+        <w:tc>
+          <w:tcPr>
+            <w:tcW w:w="0" w:type="auto"/>
+            <w:hideMark/>
+          </w:tcPr>
+          <w:p>
+            <w:pPr>
+              <w:spacing w:after="160" w:line="259" w:lineRule="auto"/>
+              <w:rPr>
+                <w:lang w:val="en-US"/>
+              </w:rPr>
+            </w:pPr>
+            <w:r>
+              <w:rPr>
+                <w:lang w:val="en-US"/>
+              </w:rPr>
+              <w:t>1. Khách hàng xem danh sách sản phẩm.</w:t>
             </w:r>
           </w:p>
           <w:p>
             <w:pPr>
               <w:spacing w:after="160" w:line="259" w:lineRule="auto"/>
               <w:rPr>
-                <w:rFonts w:cs="Times New Roman"/>
-                <w:lang w:val="da-DK"/>
+                <w:lang w:val="en-US"/>
               </w:rPr>
             </w:pPr>
             <w:r>
               <w:rPr>
-                <w:rFonts w:cs="Times New Roman"/>
-                <w:lang w:val="da-DK"/>
+                <w:lang w:val="en-US"/>
               </w:rPr>
               <w:br/>
             </w:r>
@@ -613,37 +963,26 @@
             <w:pPr>
               <w:spacing w:after="160" w:line="259" w:lineRule="auto"/>
               <w:rPr>
-                <w:rFonts w:cs="Times New Roman"/>
-                <w:lang w:val="da-DK"/>
+                <w:lang w:val="en-US"/>
               </w:rPr>
             </w:pPr>
             <w:r>
               <w:rPr>
-                <w:rFonts w:cs="Times New Roman"/>
-                <w:lang w:val="da-DK"/>
-              </w:rPr>
-              <w:t xml:space="preserve">- </w:t>
-            </w:r>
-            <w:r>
-              <w:rPr>
-                <w:rFonts w:cs="Times New Roman"/>
-                <w:lang w:val="da-DK"/>
-              </w:rPr>
-              <w:t xml:space="preserve"> Lỗi (4a): Màu đỏ cảnh báo khi nhập sai/rỗng.</w:t>
+                <w:lang w:val="en-US"/>
+              </w:rPr>
+              <w:t>2. Khách hàng chọn 1 sản phẩm và nhập số lượng.</w:t>
             </w:r>
           </w:p>
           <w:p>
             <w:pPr>
               <w:spacing w:after="160" w:line="259" w:lineRule="auto"/>
               <w:rPr>
-                <w:rFonts w:cs="Times New Roman"/>
-                <w:lang w:val="da-DK"/>
+                <w:lang w:val="en-US"/>
               </w:rPr>
             </w:pPr>
             <w:r>
               <w:rPr>
-                <w:rFonts w:cs="Times New Roman"/>
-                <w:lang w:val="da-DK"/>
+                <w:lang w:val="en-US"/>
               </w:rPr>
               <w:br/>
             </w:r>
@@ -652,23 +991,259 @@
             <w:pPr>
               <w:spacing w:after="160" w:line="259" w:lineRule="auto"/>
               <w:rPr>
-                <w:rFonts w:cs="Times New Roman"/>
-                <w:lang w:val="da-DK"/>
+                <w:lang w:val="en-US"/>
               </w:rPr>
             </w:pPr>
             <w:r>
               <w:rPr>
-                <w:rFonts w:cs="Times New Roman"/>
-                <w:lang w:val="da-DK"/>
-              </w:rPr>
-              <w:t xml:space="preserve">- </w:t>
-            </w:r>
-            <w:r>
-              <w:rPr>
-                <w:rFonts w:cs="Times New Roman"/>
-                <w:lang w:val="da-DK"/>
-              </w:rPr>
-              <w:t xml:space="preserve"> Thành công (5): Màu xanh lá hiển thị mã đơn hàng tạo thành công.</w:t>
+                <w:lang w:val="en-US"/>
+              </w:rPr>
+              <w:t>3. Khách hàng xác nhận đặt hàng.</w:t>
+            </w:r>
+          </w:p>
+          <w:p>
+            <w:pPr>
+              <w:spacing w:after="160" w:line="259" w:lineRule="auto"/>
+              <w:rPr>
+                <w:lang w:val="en-US"/>
+              </w:rPr>
+            </w:pPr>
+            <w:r>
+              <w:rPr>
+                <w:lang w:val="en-US"/>
+              </w:rPr>
+              <w:br/>
+            </w:r>
+          </w:p>
+          <w:p>
+            <w:pPr>
+              <w:spacing w:after="160" w:line="259" w:lineRule="auto"/>
+              <w:rPr>
+                <w:lang w:val="en-US"/>
+              </w:rPr>
+            </w:pPr>
+            <w:r>
+              <w:rPr>
+                <w:lang w:val="en-US"/>
+              </w:rPr>
+              <w:t xml:space="preserve">4. Hệ thống kiểm tra số lượng hợp lệ và tạo đơn hàng ở trạng thái </w:t>
+            </w:r>
+            <w:r>
+              <w:rPr>
+                <w:lang w:val="en-US"/>
+              </w:rPr>
+              <w:t>“</w:t>
+            </w:r>
+            <w:r>
+              <w:rPr>
+                <w:lang w:val="en-US"/>
+              </w:rPr>
+              <w:t>Chờ xử lý</w:t>
+            </w:r>
+            <w:r>
+              <w:rPr>
+                <w:lang w:val="en-US"/>
+              </w:rPr>
+              <w:t>”</w:t>
+            </w:r>
+            <w:r>
+              <w:rPr>
+                <w:lang w:val="en-US"/>
+              </w:rPr>
+              <w:t>.</w:t>
+            </w:r>
+          </w:p>
+          <w:p>
+            <w:pPr>
+              <w:spacing w:after="160" w:line="259" w:lineRule="auto"/>
+              <w:rPr>
+                <w:lang w:val="en-US"/>
+              </w:rPr>
+            </w:pPr>
+            <w:r>
+              <w:rPr>
+                <w:lang w:val="en-US"/>
+              </w:rPr>
+              <w:lastRenderedPageBreak/>
+              <w:br/>
+            </w:r>
+          </w:p>
+          <w:p>
+            <w:pPr>
+              <w:spacing w:after="160" w:line="259" w:lineRule="auto"/>
+              <w:rPr>
+                <w:lang w:val="en-US"/>
+              </w:rPr>
+            </w:pPr>
+            <w:r>
+              <w:rPr>
+                <w:lang w:val="en-US"/>
+              </w:rPr>
+              <w:t>5. Hệ thống hiển thị thông báo đặt hàng thành công.</w:t>
+            </w:r>
+          </w:p>
+        </w:tc>
+      </w:tr>
+      <w:tr>
+        <w:tc>
+          <w:tcPr>
+            <w:tcW w:w="0" w:type="auto"/>
+            <w:hideMark/>
+          </w:tcPr>
+          <w:p>
+            <w:pPr>
+              <w:spacing w:after="160" w:line="259" w:lineRule="auto"/>
+              <w:rPr>
+                <w:lang w:val="en-US"/>
+              </w:rPr>
+            </w:pPr>
+            <w:r>
+              <w:rPr>
+                <w:b/>
+                <w:bCs/>
+                <w:lang w:val="en-US"/>
+              </w:rPr>
+              <w:lastRenderedPageBreak/>
+              <w:t>Luồng ngoại lệ (Alternative Flow)</w:t>
+            </w:r>
+          </w:p>
+        </w:tc>
+        <w:tc>
+          <w:tcPr>
+            <w:tcW w:w="0" w:type="auto"/>
+            <w:hideMark/>
+          </w:tcPr>
+          <w:p>
+            <w:pPr>
+              <w:spacing w:after="160" w:line="259" w:lineRule="auto"/>
+              <w:rPr>
+                <w:lang w:val="en-US"/>
+              </w:rPr>
+            </w:pPr>
+            <w:r>
+              <w:rPr>
+                <w:b/>
+                <w:bCs/>
+                <w:lang w:val="en-US"/>
+              </w:rPr>
+              <w:t>4a. Số lượng nhập không hợp lệ:</w:t>
+            </w:r>
+          </w:p>
+          <w:p>
+            <w:pPr>
+              <w:spacing w:after="160" w:line="259" w:lineRule="auto"/>
+              <w:rPr>
+                <w:lang w:val="en-US"/>
+              </w:rPr>
+            </w:pPr>
+            <w:r>
+              <w:rPr>
+                <w:lang w:val="en-US"/>
+              </w:rPr>
+              <w:br/>
+            </w:r>
+          </w:p>
+          <w:p>
+            <w:pPr>
+              <w:spacing w:after="160" w:line="259" w:lineRule="auto"/>
+              <w:rPr>
+                <w:lang w:val="en-US"/>
+              </w:rPr>
+            </w:pPr>
+            <w:r>
+              <w:rPr>
+                <w:lang w:val="en-US"/>
+              </w:rPr>
+              <w:t xml:space="preserve">Nếu số lượng rỗng hoặc </w:t>
+            </w:r>
+            <m:oMath>
+              <m:r>
+                <w:rPr>
+                  <w:rFonts w:ascii="Cambria Math" w:hAnsi="Cambria Math"/>
+                  <w:lang w:val="en-US"/>
+                </w:rPr>
+                <m:t>≤0</m:t>
+              </m:r>
+            </m:oMath>
+            <w:r>
+              <w:rPr>
+                <w:lang w:val="en-US"/>
+              </w:rPr>
+              <w:t xml:space="preserve">, hệ thống hiển thị thông báo lỗi tại khu vực thông báo: </w:t>
+            </w:r>
+            <w:r>
+              <w:rPr>
+                <w:i/>
+                <w:iCs/>
+                <w:lang w:val="en-US"/>
+              </w:rPr>
+              <w:t>“</w:t>
+            </w:r>
+            <w:r>
+              <w:rPr>
+                <w:i/>
+                <w:iCs/>
+                <w:lang w:val="en-US"/>
+              </w:rPr>
+              <w:t>Số lượng đặt hàng không hợp lệ. Vui lòng nhập số nguyên lớn hơn 0.</w:t>
+            </w:r>
+            <w:r>
+              <w:rPr>
+                <w:i/>
+                <w:iCs/>
+                <w:lang w:val="en-US"/>
+              </w:rPr>
+              <w:t>”</w:t>
+            </w:r>
+            <w:r>
+              <w:rPr>
+                <w:lang w:val="en-US"/>
+              </w:rPr>
+              <w:t xml:space="preserve"> và không tạo đơn.</w:t>
+            </w:r>
+          </w:p>
+        </w:tc>
+      </w:tr>
+      <w:tr>
+        <w:tc>
+          <w:tcPr>
+            <w:tcW w:w="0" w:type="auto"/>
+            <w:hideMark/>
+          </w:tcPr>
+          <w:p>
+            <w:pPr>
+              <w:spacing w:after="160" w:line="259" w:lineRule="auto"/>
+              <w:rPr>
+                <w:lang w:val="en-US"/>
+              </w:rPr>
+            </w:pPr>
+            <w:r>
+              <w:rPr>
+                <w:b/>
+                <w:bCs/>
+                <w:lang w:val="en-US"/>
+              </w:rPr>
+              <w:t>Hậu điều kiện</w:t>
+            </w:r>
+          </w:p>
+        </w:tc>
+        <w:tc>
+          <w:tcPr>
+            <w:tcW w:w="0" w:type="auto"/>
+            <w:hideMark/>
+          </w:tcPr>
+          <w:p>
+            <w:pPr>
+              <w:spacing w:after="160" w:line="259" w:lineRule="auto"/>
+              <w:rPr>
+                <w:lang w:val="en-US"/>
+              </w:rPr>
+            </w:pPr>
+            <w:r>
+              <w:rPr>
+                <w:lang w:val="en-US"/>
+              </w:rPr>
+              <w:t>Đơn hàng mới xuất hiện trong danh sách chờ xử lý của Nhân viên xử lý đơn; nhân viên này xem và xác nhận đơn.</w:t>
             </w:r>
           </w:p>
         </w:tc>
@@ -676,44 +1251,672 @@
     </w:tbl>
     <w:p>
       <w:pPr>
-        <w:rPr>
-          <w:rFonts w:cs="Times New Roman"/>
+        <w:pStyle w:val="Heading2"/>
+        <w:rPr>
+          <w:lang w:val="en-US"/>
+        </w:rPr>
+      </w:pPr>
+      <w:r>
+        <w:rPr>
+          <w:lang w:val="en-US"/>
+        </w:rPr>
+        <w:t>2.4 Giả định và phụ thuộc</w:t>
+      </w:r>
+    </w:p>
+    <w:p>
+      <w:pPr>
+        <w:numPr>
+          <w:ilvl w:val="0"/>
+          <w:numId w:val="13"/>
+        </w:numPr>
+        <w:rPr>
+          <w:lang w:val="en-US"/>
+        </w:rPr>
+      </w:pPr>
+      <w:r>
+        <w:rPr>
+          <w:lang w:val="en-US"/>
+        </w:rPr>
+        <w:t>Kho hàng luôn duy trì ít nhất một mặt hàng đang kinh doanh với đơn giá chuẩn xác (&gt; 0 VNĐ).</w:t>
+      </w:r>
+    </w:p>
+    <w:p>
+      <w:pPr>
+        <w:numPr>
+          <w:ilvl w:val="0"/>
+          <w:numId w:val="13"/>
+        </w:numPr>
+        <w:rPr>
+          <w:lang w:val="en-US"/>
+        </w:rPr>
+      </w:pPr>
+      <w:r>
+        <w:rPr>
+          <w:lang w:val="en-US"/>
+        </w:rPr>
+        <w:t>Người dùng duy trì kết nối mạng ổn định với hệ thống trong suốt phiên làm việc.</w:t>
+      </w:r>
+    </w:p>
+    <w:p>
+      <w:pPr>
+        <w:pStyle w:val="Heading1"/>
+        <w:rPr>
+          <w:lang w:val="en-US"/>
+        </w:rPr>
+      </w:pPr>
+      <w:r>
+        <w:rPr>
+          <w:lang w:val="en-US"/>
+        </w:rPr>
+        <w:t>CHƯƠNG 3: CÁC YÊU CẦU CỤ THỂ (SPECIFIC REQUIREMENTS)</w:t>
+      </w:r>
+    </w:p>
+    <w:p>
+      <w:pPr>
+        <w:pStyle w:val="Heading2"/>
+        <w:rPr>
+          <w:lang w:val="en-US"/>
+        </w:rPr>
+      </w:pPr>
+      <w:r>
+        <w:rPr>
+          <w:lang w:val="en-US"/>
+        </w:rPr>
+        <w:t>3.1 Giao diện người dùng (User Interfaces)</w:t>
+      </w:r>
+    </w:p>
+    <w:p>
+      <w:pPr>
+        <w:pStyle w:val="Heading3"/>
+        <w:rPr>
+          <w:lang w:val="en-US"/>
+        </w:rPr>
+      </w:pPr>
+      <w:r>
+        <w:rPr>
+          <w:lang w:val="en-US"/>
+        </w:rPr>
+        <w:t>3.1.1 Bảng ánh xạ Use Case sang UI Element (Trọng tâm nguyên tắc Feedback)</w:t>
+      </w:r>
+    </w:p>
+    <w:tbl>
+      <w:tblPr>
+        <w:tblStyle w:val="TableGrid"/>
+        <w:tblW w:w="0" w:type="auto"/>
+        <w:tblLook w:val="04A0" w:firstRow="1" w:lastRow="0" w:firstColumn="1" w:lastColumn="0" w:noHBand="0" w:noVBand="1"/>
+      </w:tblPr>
+      <w:tblGrid>
+        <w:gridCol w:w="1474"/>
+        <w:gridCol w:w="1636"/>
+        <w:gridCol w:w="1997"/>
+        <w:gridCol w:w="4243"/>
+      </w:tblGrid>
+      <w:tr>
+        <w:tc>
+          <w:tcPr>
+            <w:tcW w:w="0" w:type="auto"/>
+            <w:hideMark/>
+          </w:tcPr>
+          <w:p>
+            <w:pPr>
+              <w:spacing w:after="160" w:line="259" w:lineRule="auto"/>
+              <w:rPr>
+                <w:lang w:val="en-US"/>
+              </w:rPr>
+            </w:pPr>
+            <w:r>
+              <w:rPr>
+                <w:b/>
+                <w:bCs/>
+                <w:lang w:val="en-US"/>
+              </w:rPr>
+              <w:t>Bước trong Use Case</w:t>
+            </w:r>
+          </w:p>
+        </w:tc>
+        <w:tc>
+          <w:tcPr>
+            <w:tcW w:w="0" w:type="auto"/>
+            <w:hideMark/>
+          </w:tcPr>
+          <w:p>
+            <w:pPr>
+              <w:spacing w:after="160" w:line="259" w:lineRule="auto"/>
+              <w:rPr>
+                <w:lang w:val="en-US"/>
+              </w:rPr>
+            </w:pPr>
+            <w:r>
+              <w:rPr>
+                <w:b/>
+                <w:bCs/>
+                <w:lang w:val="en-US"/>
+              </w:rPr>
+              <w:t>Hành vi</w:t>
+            </w:r>
+          </w:p>
+        </w:tc>
+        <w:tc>
+          <w:tcPr>
+            <w:tcW w:w="0" w:type="auto"/>
+            <w:hideMark/>
+          </w:tcPr>
+          <w:p>
+            <w:pPr>
+              <w:spacing w:after="160" w:line="259" w:lineRule="auto"/>
+              <w:rPr>
+                <w:lang w:val="en-US"/>
+              </w:rPr>
+            </w:pPr>
+            <w:r>
+              <w:rPr>
+                <w:b/>
+                <w:bCs/>
+                <w:lang w:val="en-US"/>
+              </w:rPr>
+              <w:t>Thành phần UI</w:t>
+            </w:r>
+          </w:p>
+        </w:tc>
+        <w:tc>
+          <w:tcPr>
+            <w:tcW w:w="0" w:type="auto"/>
+            <w:hideMark/>
+          </w:tcPr>
+          <w:p>
+            <w:pPr>
+              <w:spacing w:after="160" w:line="259" w:lineRule="auto"/>
+              <w:rPr>
+                <w:lang w:val="en-US"/>
+              </w:rPr>
+            </w:pPr>
+            <w:r>
+              <w:rPr>
+                <w:b/>
+                <w:bCs/>
+                <w:lang w:val="en-US"/>
+              </w:rPr>
+              <w:t>Quy tắc hiển thị &amp; Phản hồi</w:t>
+            </w:r>
+          </w:p>
+        </w:tc>
+      </w:tr>
+      <w:tr>
+        <w:tc>
+          <w:tcPr>
+            <w:tcW w:w="0" w:type="auto"/>
+            <w:hideMark/>
+          </w:tcPr>
+          <w:p>
+            <w:pPr>
+              <w:spacing w:after="160" w:line="259" w:lineRule="auto"/>
+              <w:rPr>
+                <w:lang w:val="en-US"/>
+              </w:rPr>
+            </w:pPr>
+            <w:r>
+              <w:rPr>
+                <w:b/>
+                <w:bCs/>
+                <w:lang w:val="en-US"/>
+              </w:rPr>
+              <w:t>Bước 1</w:t>
+            </w:r>
+          </w:p>
+        </w:tc>
+        <w:tc>
+          <w:tcPr>
+            <w:tcW w:w="0" w:type="auto"/>
+            <w:hideMark/>
+          </w:tcPr>
+          <w:p>
+            <w:pPr>
+              <w:spacing w:after="160" w:line="259" w:lineRule="auto"/>
+              <w:rPr>
+                <w:lang w:val="en-US"/>
+              </w:rPr>
+            </w:pPr>
+            <w:r>
+              <w:rPr>
+                <w:lang w:val="en-US"/>
+              </w:rPr>
+              <w:t>Xem danh mục</w:t>
+            </w:r>
+          </w:p>
+        </w:tc>
+        <w:tc>
+          <w:tcPr>
+            <w:tcW w:w="0" w:type="auto"/>
+            <w:hideMark/>
+          </w:tcPr>
+          <w:p>
+            <w:pPr>
+              <w:spacing w:after="160" w:line="259" w:lineRule="auto"/>
+              <w:rPr>
+                <w:lang w:val="en-US"/>
+              </w:rPr>
+            </w:pPr>
+            <w:r>
+              <w:rPr>
+                <w:lang w:val="en-US"/>
+              </w:rPr>
+              <w:t>Bảng danh sách sản phẩm</w:t>
+            </w:r>
+          </w:p>
+        </w:tc>
+        <w:tc>
+          <w:tcPr>
+            <w:tcW w:w="0" w:type="auto"/>
+            <w:hideMark/>
+          </w:tcPr>
+          <w:p>
+            <w:pPr>
+              <w:spacing w:after="160" w:line="259" w:lineRule="auto"/>
+              <w:rPr>
+                <w:lang w:val="en-US"/>
+              </w:rPr>
+            </w:pPr>
+            <w:r>
+              <w:rPr>
+                <w:lang w:val="en-US"/>
+              </w:rPr>
+              <w:t>Hiển thị Mã SP, Tên SP, Đơn giá định dạng tiền tệ và Nút Radio chọn sản phẩm.</w:t>
+            </w:r>
+          </w:p>
+        </w:tc>
+      </w:tr>
+      <w:tr>
+        <w:tc>
+          <w:tcPr>
+            <w:tcW w:w="0" w:type="auto"/>
+            <w:hideMark/>
+          </w:tcPr>
+          <w:p>
+            <w:pPr>
+              <w:spacing w:after="160" w:line="259" w:lineRule="auto"/>
+              <w:rPr>
+                <w:lang w:val="en-US"/>
+              </w:rPr>
+            </w:pPr>
+            <w:r>
+              <w:rPr>
+                <w:b/>
+                <w:bCs/>
+                <w:lang w:val="en-US"/>
+              </w:rPr>
+              <w:t>Bước 2</w:t>
+            </w:r>
+          </w:p>
+        </w:tc>
+        <w:tc>
+          <w:tcPr>
+            <w:tcW w:w="0" w:type="auto"/>
+            <w:hideMark/>
+          </w:tcPr>
+          <w:p>
+            <w:pPr>
+              <w:spacing w:after="160" w:line="259" w:lineRule="auto"/>
+              <w:rPr>
+                <w:lang w:val="en-US"/>
+              </w:rPr>
+            </w:pPr>
+            <w:r>
+              <w:rPr>
+                <w:lang w:val="en-US"/>
+              </w:rPr>
+              <w:t>Chọn SP &amp; nhập số lượng</w:t>
+            </w:r>
+          </w:p>
+        </w:tc>
+        <w:tc>
+          <w:tcPr>
+            <w:tcW w:w="0" w:type="auto"/>
+            <w:hideMark/>
+          </w:tcPr>
+          <w:p>
+            <w:pPr>
+              <w:spacing w:after="160" w:line="259" w:lineRule="auto"/>
+              <w:rPr>
+                <w:lang w:val="en-US"/>
+              </w:rPr>
+            </w:pPr>
+            <w:r>
+              <w:rPr>
+                <w:lang w:val="en-US"/>
+              </w:rPr>
+              <w:t>Radio Button &amp; Ô nhập số lượng</w:t>
+            </w:r>
+          </w:p>
+        </w:tc>
+        <w:tc>
+          <w:tcPr>
+            <w:tcW w:w="0" w:type="auto"/>
+            <w:hideMark/>
+          </w:tcPr>
+          <w:p>
+            <w:pPr>
+              <w:spacing w:after="160" w:line="259" w:lineRule="auto"/>
+              <w:rPr>
+                <w:lang w:val="en-US"/>
+              </w:rPr>
+            </w:pPr>
+            <w:r>
+              <w:rPr>
+                <w:lang w:val="en-US"/>
+              </w:rPr>
+              <w:t>Ô nhập mặc định giá trị là 1, chỉ cho phép số nguyên dương.</w:t>
+            </w:r>
+          </w:p>
+        </w:tc>
+      </w:tr>
+      <w:tr>
+        <w:tc>
+          <w:tcPr>
+            <w:tcW w:w="0" w:type="auto"/>
+            <w:hideMark/>
+          </w:tcPr>
+          <w:p>
+            <w:pPr>
+              <w:spacing w:after="160" w:line="259" w:lineRule="auto"/>
+              <w:rPr>
+                <w:lang w:val="en-US"/>
+              </w:rPr>
+            </w:pPr>
+            <w:r>
+              <w:rPr>
+                <w:b/>
+                <w:bCs/>
+                <w:lang w:val="en-US"/>
+              </w:rPr>
+              <w:lastRenderedPageBreak/>
+              <w:t>Bước 3</w:t>
+            </w:r>
+          </w:p>
+        </w:tc>
+        <w:tc>
+          <w:tcPr>
+            <w:tcW w:w="0" w:type="auto"/>
+            <w:hideMark/>
+          </w:tcPr>
+          <w:p>
+            <w:pPr>
+              <w:spacing w:after="160" w:line="259" w:lineRule="auto"/>
+              <w:rPr>
+                <w:lang w:val="en-US"/>
+              </w:rPr>
+            </w:pPr>
+            <w:r>
+              <w:rPr>
+                <w:lang w:val="en-US"/>
+              </w:rPr>
+              <w:t>Xác nhận đặt</w:t>
+            </w:r>
+          </w:p>
+        </w:tc>
+        <w:tc>
+          <w:tcPr>
+            <w:tcW w:w="0" w:type="auto"/>
+            <w:hideMark/>
+          </w:tcPr>
+          <w:p>
+            <w:pPr>
+              <w:spacing w:after="160" w:line="259" w:lineRule="auto"/>
+              <w:rPr>
+                <w:lang w:val="en-US"/>
+              </w:rPr>
+            </w:pPr>
+            <w:r>
+              <w:rPr>
+                <w:lang w:val="en-US"/>
+              </w:rPr>
+              <w:t>Button (</w:t>
+            </w:r>
+            <w:r>
+              <w:rPr>
+                <w:lang w:val="en-US"/>
+              </w:rPr>
+              <w:t>“</w:t>
+            </w:r>
+            <w:r>
+              <w:rPr>
+                <w:lang w:val="en-US"/>
+              </w:rPr>
+              <w:t>Xác nhận đặt hàng</w:t>
+            </w:r>
+            <w:r>
+              <w:rPr>
+                <w:lang w:val="en-US"/>
+              </w:rPr>
+              <w:t>”</w:t>
+            </w:r>
+            <w:r>
+              <w:rPr>
+                <w:lang w:val="en-US"/>
+              </w:rPr>
+              <w:t>)</w:t>
+            </w:r>
+          </w:p>
+        </w:tc>
+        <w:tc>
+          <w:tcPr>
+            <w:tcW w:w="0" w:type="auto"/>
+            <w:hideMark/>
+          </w:tcPr>
+          <w:p>
+            <w:pPr>
+              <w:spacing w:after="160" w:line="259" w:lineRule="auto"/>
+              <w:rPr>
+                <w:lang w:val="en-US"/>
+              </w:rPr>
+            </w:pPr>
+            <w:r>
+              <w:rPr>
+                <w:lang w:val="en-US"/>
+              </w:rPr>
+              <w:t>Nút nhấn nổi bật (Primary Action); vô hiệu hóa tạm thời khi đang gửi để tránh gửi đúp.</w:t>
+            </w:r>
+          </w:p>
+        </w:tc>
+      </w:tr>
+      <w:tr>
+        <w:tc>
+          <w:tcPr>
+            <w:tcW w:w="0" w:type="auto"/>
+            <w:hideMark/>
+          </w:tcPr>
+          <w:p>
+            <w:pPr>
+              <w:spacing w:after="160" w:line="259" w:lineRule="auto"/>
+              <w:rPr>
+                <w:lang w:val="en-US"/>
+              </w:rPr>
+            </w:pPr>
+            <w:r>
+              <w:rPr>
+                <w:b/>
+                <w:bCs/>
+                <w:lang w:val="en-US"/>
+              </w:rPr>
+              <w:t>Bước 4, 4a, 5</w:t>
+            </w:r>
+          </w:p>
+        </w:tc>
+        <w:tc>
+          <w:tcPr>
+            <w:tcW w:w="0" w:type="auto"/>
+            <w:hideMark/>
+          </w:tcPr>
+          <w:p>
+            <w:pPr>
+              <w:spacing w:after="160" w:line="259" w:lineRule="auto"/>
+              <w:rPr>
+                <w:lang w:val="en-US"/>
+              </w:rPr>
+            </w:pPr>
+            <w:r>
+              <w:rPr>
+                <w:lang w:val="en-US"/>
+              </w:rPr>
+              <w:t>Phản hồi từ hệ thống</w:t>
+            </w:r>
+          </w:p>
+        </w:tc>
+        <w:tc>
+          <w:tcPr>
+            <w:tcW w:w="0" w:type="auto"/>
+            <w:hideMark/>
+          </w:tcPr>
+          <w:p>
+            <w:pPr>
+              <w:spacing w:after="160" w:line="259" w:lineRule="auto"/>
+              <w:rPr>
+                <w:lang w:val="en-US"/>
+              </w:rPr>
+            </w:pPr>
+            <w:r>
+              <w:rPr>
+                <w:lang w:val="en-US"/>
+              </w:rPr>
+              <w:t>Banner thông báo kết quả</w:t>
+            </w:r>
+          </w:p>
+        </w:tc>
+        <w:tc>
+          <w:tcPr>
+            <w:tcW w:w="0" w:type="auto"/>
+            <w:hideMark/>
+          </w:tcPr>
+          <w:p>
+            <w:pPr>
+              <w:spacing w:after="160" w:line="259" w:lineRule="auto"/>
+              <w:rPr>
+                <w:lang w:val="en-US"/>
+              </w:rPr>
+            </w:pPr>
+            <w:r>
+              <w:rPr>
+                <w:lang w:val="en-US"/>
+              </w:rPr>
+              <w:t>Đặt cố định đầu trang, phản hồi ngay lập tức:</w:t>
+            </w:r>
+          </w:p>
+          <w:p>
+            <w:pPr>
+              <w:spacing w:after="160" w:line="259" w:lineRule="auto"/>
+              <w:rPr>
+                <w:lang w:val="en-US"/>
+              </w:rPr>
+            </w:pPr>
+            <w:r>
+              <w:rPr>
+                <w:lang w:val="en-US"/>
+              </w:rPr>
+              <w:br/>
+            </w:r>
+          </w:p>
+          <w:p>
+            <w:pPr>
+              <w:spacing w:after="160" w:line="259" w:lineRule="auto"/>
+              <w:rPr>
+                <w:lang w:val="en-US"/>
+              </w:rPr>
+            </w:pPr>
+            <w:r>
+              <w:rPr>
+                <w:lang w:val="en-US"/>
+              </w:rPr>
+              <w:t xml:space="preserve">- </w:t>
+            </w:r>
+            <w:r>
+              <w:rPr>
+                <w:b/>
+                <w:bCs/>
+                <w:lang w:val="en-US"/>
+              </w:rPr>
+              <w:t>Ngoại lệ 4a:</w:t>
+            </w:r>
+            <w:r>
+              <w:rPr>
+                <w:lang w:val="en-US"/>
+              </w:rPr>
+              <w:t xml:space="preserve"> Nền đỏ báo lỗi khi số lượng sai.</w:t>
+            </w:r>
+          </w:p>
+          <w:p>
+            <w:pPr>
+              <w:spacing w:after="160" w:line="259" w:lineRule="auto"/>
+              <w:rPr>
+                <w:lang w:val="en-US"/>
+              </w:rPr>
+            </w:pPr>
+            <w:r>
+              <w:rPr>
+                <w:lang w:val="en-US"/>
+              </w:rPr>
+              <w:br/>
+            </w:r>
+          </w:p>
+          <w:p>
+            <w:pPr>
+              <w:spacing w:after="160" w:line="259" w:lineRule="auto"/>
+              <w:rPr>
+                <w:lang w:val="en-US"/>
+              </w:rPr>
+            </w:pPr>
+            <w:r>
+              <w:rPr>
+                <w:lang w:val="en-US"/>
+              </w:rPr>
+              <w:t xml:space="preserve">- </w:t>
+            </w:r>
+            <w:r>
+              <w:rPr>
+                <w:b/>
+                <w:bCs/>
+                <w:lang w:val="en-US"/>
+              </w:rPr>
+              <w:t>Luồng chính 5:</w:t>
+            </w:r>
+            <w:r>
+              <w:rPr>
+                <w:lang w:val="en-US"/>
+              </w:rPr>
+              <w:t xml:space="preserve"> Nền xanh lá kèm mã đơn khi thành công.</w:t>
+            </w:r>
+          </w:p>
+        </w:tc>
+      </w:tr>
+    </w:tbl>
+    <w:p>
+      <w:pPr>
+        <w:pStyle w:val="Heading3"/>
+      </w:pPr>
+      <w:r>
+        <w:lastRenderedPageBreak/>
+        <w:t>3.1.2</w:t>
+      </w:r>
+      <w:r>
+        <w:t xml:space="preserve"> Vẽ UI</w:t>
+      </w:r>
+    </w:p>
+    <w:p>
+      <w:pPr>
+        <w:rPr>
           <w:b/>
           <w:bCs/>
-          <w:lang w:val="da-DK"/>
-        </w:rPr>
-      </w:pPr>
-    </w:p>
-    <w:p>
-      <w:pPr>
-        <w:pStyle w:val="Heading2"/>
-      </w:pPr>
-      <w:r>
-        <w:lastRenderedPageBreak/>
-        <w:t xml:space="preserve">2. </w:t>
-      </w:r>
-      <w:r>
-        <w:t xml:space="preserve">Vẽ </w:t>
-      </w:r>
-      <w:r>
-        <w:t>Wireframe</w:t>
-      </w:r>
-    </w:p>
-    <w:p>
-      <w:pPr>
+          <w:lang w:val="en-US"/>
+        </w:rPr>
+      </w:pPr>
+      <w:r>
         <w:rPr>
           <w:rFonts w:cs="Times New Roman"/>
-        </w:rPr>
-      </w:pPr>
-      <w:r>
-        <w:rPr>
-          <w:rFonts w:cs="Times New Roman"/>
+          <w:noProof/>
         </w:rPr>
         <w:drawing>
-          <wp:inline distT="0" distB="0" distL="0" distR="0" wp14:anchorId="5F2499F6" wp14:editId="11DB539B">
+          <wp:inline distT="0" distB="0" distL="0" distR="0" wp14:anchorId="1F23BD85" wp14:editId="779AE3C0">
             <wp:extent cx="5943600" cy="4805045"/>
             <wp:effectExtent l="0" t="0" r="0" b="0"/>
-            <wp:docPr id="503020700" name="Picture 1"/>
+            <wp:docPr id="859749866" name="Picture 1"/>
             <wp:cNvGraphicFramePr>
               <a:graphicFrameLocks xmlns:a="http://schemas.openxmlformats.org/drawingml/2006/main" noChangeAspect="1"/>
             </wp:cNvGraphicFramePr>
@@ -725,7 +1928,7 @@
                     <pic:cNvPicPr/>
                   </pic:nvPicPr>
                   <pic:blipFill>
-                    <a:blip r:embed="rId5"/>
+                    <a:blip r:embed="rId8"/>
                     <a:stretch>
                       <a:fillRect/>
                     </a:stretch>
@@ -748,31 +1951,48 @@
     </w:p>
     <w:p>
       <w:pPr>
-        <w:pStyle w:val="Heading1"/>
-      </w:pPr>
-      <w:r>
-        <w:t>Phần 2 — Thiết kế ERD đạt chuẩn 3NF</w:t>
+        <w:pStyle w:val="Heading2"/>
+        <w:rPr>
+          <w:lang w:val="en-US"/>
+        </w:rPr>
+      </w:pPr>
+      <w:r>
+        <w:rPr>
+          <w:lang w:val="en-US"/>
+        </w:rPr>
+        <w:t>3.2 Yêu cầu chức năng (Functional Requirements)</w:t>
       </w:r>
     </w:p>
     <w:p>
       <w:pPr>
-        <w:pStyle w:val="Heading2"/>
-        <w:rPr>
-          <w:lang w:val="en-US"/>
-        </w:rPr>
-      </w:pPr>
-      <w:r>
-        <w:rPr>
-          <w:lang w:val="en-US"/>
-        </w:rPr>
-        <w:t>1. Thực thể PRODUCT (Sản phẩm)</w:t>
+        <w:numPr>
+          <w:ilvl w:val="0"/>
+          <w:numId w:val="14"/>
+        </w:numPr>
+        <w:rPr>
+          <w:lang w:val="en-US"/>
+        </w:rPr>
+      </w:pPr>
+      <w:r>
+        <w:rPr>
+          <w:b/>
+          <w:bCs/>
+          <w:lang w:val="en-US"/>
+        </w:rPr>
+        <w:t>Mã yêu cầu:</w:t>
+      </w:r>
+      <w:r>
+        <w:rPr>
+          <w:lang w:val="en-US"/>
+        </w:rPr>
+        <w:t xml:space="preserve"> REQ-01</w:t>
       </w:r>
     </w:p>
     <w:p>
       <w:pPr>
         <w:numPr>
           <w:ilvl w:val="0"/>
-          <w:numId w:val="1"/>
+          <w:numId w:val="14"/>
         </w:numPr>
         <w:rPr>
           <w:lang w:val="en-US"/>
@@ -784,332 +2004,80 @@
           <w:bCs/>
           <w:lang w:val="en-US"/>
         </w:rPr>
-        <w:t>Mô tả:</w:t>
-      </w:r>
-      <w:r>
-        <w:rPr>
-          <w:lang w:val="en-US"/>
-        </w:rPr>
-        <w:t xml:space="preserve"> Lưu trữ danh mục hàng hóa kinh doanh.</w:t>
+        <w:t>Nội dung yêu cầu (Chuẩn Verifiable):</w:t>
       </w:r>
     </w:p>
     <w:p>
       <w:pPr>
-        <w:numPr>
-          <w:ilvl w:val="0"/>
-          <w:numId w:val="1"/>
-        </w:numPr>
-        <w:rPr>
-          <w:lang w:val="en-US"/>
-        </w:rPr>
-      </w:pPr>
+        <w:rPr>
+          <w:lang w:val="en-US"/>
+        </w:rPr>
+      </w:pPr>
+      <w:r>
+        <w:rPr>
+          <w:i/>
+          <w:iCs/>
+          <w:lang w:val="en-US"/>
+        </w:rPr>
+        <w:t>“</w:t>
+      </w:r>
+      <w:r>
+        <w:rPr>
+          <w:i/>
+          <w:iCs/>
+          <w:lang w:val="en-US"/>
+        </w:rPr>
+        <w:t xml:space="preserve">Hệ thống phải hoàn tất việc hiển thị danh sách sản phẩm và trả về thông báo phản hồi (thành công hoặc thông báo lỗi) trong thời gian tối đa </w:t>
+      </w:r>
       <w:r>
         <w:rPr>
           <w:b/>
           <w:bCs/>
-          <w:lang w:val="en-US"/>
-        </w:rPr>
-        <w:t>Khóa chính (PK):</w:t>
-      </w:r>
-      <w:r>
-        <w:rPr>
-          <w:lang w:val="en-US"/>
-        </w:rPr>
-        <w:t xml:space="preserve"> productId (VARCHAR, mã sản phẩm tự sinh duy nhất, VD: PRD</w:t>
-      </w:r>
-      <w:r>
-        <w:rPr>
-          <w:lang w:val="en-US"/>
-        </w:rPr>
-        <w:t xml:space="preserve">- </w:t>
-      </w:r>
-      <w:r>
-        <w:rPr>
-          <w:lang w:val="en-US"/>
-        </w:rPr>
-        <w:t>01).</w:t>
-      </w:r>
-    </w:p>
-    <w:p>
-      <w:pPr>
-        <w:numPr>
-          <w:ilvl w:val="0"/>
-          <w:numId w:val="1"/>
-        </w:numPr>
-        <w:rPr>
-          <w:lang w:val="en-US"/>
-        </w:rPr>
-      </w:pPr>
-      <w:r>
-        <w:rPr>
-          <w:b/>
-          <w:bCs/>
-          <w:lang w:val="en-US"/>
-        </w:rPr>
-        <w:t>Các thuộc tính:</w:t>
-      </w:r>
-    </w:p>
-    <w:p>
-      <w:pPr>
-        <w:numPr>
-          <w:ilvl w:val="1"/>
-          <w:numId w:val="1"/>
-        </w:numPr>
-        <w:rPr>
-          <w:lang w:val="en-US"/>
-        </w:rPr>
-      </w:pPr>
-      <w:r>
-        <w:rPr>
-          <w:lang w:val="en-US"/>
-        </w:rPr>
-        <w:t>productName (VARCHAR): Tên sản phẩm (Bắt buộc, NOT NULL).</w:t>
-      </w:r>
-    </w:p>
-    <w:p>
-      <w:pPr>
-        <w:numPr>
-          <w:ilvl w:val="1"/>
-          <w:numId w:val="1"/>
-        </w:numPr>
-        <w:rPr>
-          <w:lang w:val="en-US"/>
-        </w:rPr>
-      </w:pPr>
-      <w:r>
-        <w:rPr>
-          <w:lang w:val="en-US"/>
-        </w:rPr>
-        <w:t>unitPrice (DECIMAL): Đơn giá niêm yết hiện tại (Bắt buộc, &gt; 0).</w:t>
-      </w:r>
-    </w:p>
-    <w:p>
-      <w:pPr>
-        <w:pStyle w:val="Heading2"/>
-        <w:rPr>
-          <w:lang w:val="en-US"/>
-        </w:rPr>
-      </w:pPr>
-      <w:r>
-        <w:rPr>
-          <w:lang w:val="en-US"/>
-        </w:rPr>
-        <w:t>2. Thực thể ORDER (Đơn hàng)</w:t>
-      </w:r>
-    </w:p>
-    <w:p>
-      <w:pPr>
-        <w:numPr>
-          <w:ilvl w:val="0"/>
-          <w:numId w:val="2"/>
-        </w:numPr>
-        <w:rPr>
-          <w:lang w:val="en-US"/>
-        </w:rPr>
-      </w:pPr>
-      <w:r>
-        <w:rPr>
-          <w:b/>
-          <w:bCs/>
-          <w:lang w:val="en-US"/>
-        </w:rPr>
-        <w:t>Mô tả:</w:t>
-      </w:r>
-      <w:r>
-        <w:rPr>
-          <w:lang w:val="en-US"/>
-        </w:rPr>
-        <w:t xml:space="preserve"> Lưu thông tin chung của từng đơn hàng.</w:t>
-      </w:r>
-    </w:p>
-    <w:p>
-      <w:pPr>
-        <w:numPr>
-          <w:ilvl w:val="0"/>
-          <w:numId w:val="2"/>
-        </w:numPr>
-        <w:rPr>
-          <w:lang w:val="en-US"/>
-        </w:rPr>
-      </w:pPr>
-      <w:r>
-        <w:rPr>
-          <w:b/>
-          <w:bCs/>
-          <w:lang w:val="en-US"/>
-        </w:rPr>
-        <w:lastRenderedPageBreak/>
-        <w:t>Khóa chính (PK):</w:t>
-      </w:r>
-      <w:r>
-        <w:rPr>
-          <w:lang w:val="en-US"/>
-        </w:rPr>
-        <w:t xml:space="preserve"> orderId (VARCHAR, mã đơn hàng duy nhất, VD: ORD</w:t>
-      </w:r>
-      <w:r>
-        <w:rPr>
-          <w:lang w:val="en-US"/>
-        </w:rPr>
-        <w:t xml:space="preserve">- </w:t>
-      </w:r>
-      <w:r>
-        <w:rPr>
-          <w:lang w:val="en-US"/>
-        </w:rPr>
-        <w:t>01).</w:t>
-      </w:r>
-    </w:p>
-    <w:p>
-      <w:pPr>
-        <w:numPr>
-          <w:ilvl w:val="0"/>
-          <w:numId w:val="2"/>
-        </w:numPr>
-        <w:rPr>
-          <w:lang w:val="en-US"/>
-        </w:rPr>
-      </w:pPr>
-      <w:r>
-        <w:rPr>
-          <w:b/>
-          <w:bCs/>
-          <w:lang w:val="en-US"/>
-        </w:rPr>
-        <w:t>Các thuộc tính:</w:t>
-      </w:r>
-    </w:p>
-    <w:p>
-      <w:pPr>
-        <w:numPr>
-          <w:ilvl w:val="1"/>
-          <w:numId w:val="2"/>
-        </w:numPr>
-        <w:rPr>
-          <w:lang w:val="en-US"/>
-        </w:rPr>
-      </w:pPr>
-      <w:r>
-        <w:rPr>
-          <w:lang w:val="en-US"/>
-        </w:rPr>
-        <w:t>customerName (VARCHAR): Tên khách hàng tạo đơn (Bắt buộc, NOT NULL).</w:t>
-      </w:r>
-    </w:p>
-    <w:p>
-      <w:pPr>
-        <w:numPr>
-          <w:ilvl w:val="1"/>
-          <w:numId w:val="2"/>
-        </w:numPr>
-        <w:rPr>
-          <w:lang w:val="en-US"/>
-        </w:rPr>
-      </w:pPr>
-      <w:r>
-        <w:rPr>
-          <w:lang w:val="en-US"/>
-        </w:rPr>
-        <w:t xml:space="preserve">status (VARCHAR): Trạng thái đơn hàng (Khởi tạo: </w:t>
-      </w:r>
-      <w:r>
-        <w:rPr>
-          <w:lang w:val="en-US"/>
-        </w:rPr>
-        <w:t>“</w:t>
-      </w:r>
-      <w:r>
-        <w:rPr>
-          <w:lang w:val="en-US"/>
-        </w:rPr>
-        <w:t>Chờ xử lý</w:t>
-      </w:r>
-      <w:r>
-        <w:rPr>
-          <w:lang w:val="en-US"/>
-        </w:rPr>
-        <w:t>”</w:t>
-      </w:r>
-      <w:r>
-        <w:rPr>
-          <w:lang w:val="en-US"/>
-        </w:rPr>
-        <w:t xml:space="preserve">, sau duyệt: </w:t>
-      </w:r>
-      <w:r>
-        <w:rPr>
-          <w:lang w:val="en-US"/>
-        </w:rPr>
-        <w:t>“</w:t>
-      </w:r>
-      <w:r>
-        <w:rPr>
-          <w:lang w:val="en-US"/>
-        </w:rPr>
-        <w:t>Đã xác nhận</w:t>
-      </w:r>
-      <w:r>
-        <w:rPr>
-          <w:lang w:val="en-US"/>
-        </w:rPr>
-        <w:t>”</w:t>
-      </w:r>
-      <w:r>
-        <w:rPr>
-          <w:lang w:val="en-US"/>
-        </w:rPr>
-        <w:t>).</w:t>
-      </w:r>
-    </w:p>
-    <w:p>
-      <w:pPr>
-        <w:pStyle w:val="Heading2"/>
-        <w:rPr>
-          <w:lang w:val="en-US"/>
-        </w:rPr>
-      </w:pPr>
-      <w:r>
-        <w:rPr>
-          <w:lang w:val="en-US"/>
-        </w:rPr>
-        <w:t xml:space="preserve">3. Thực thể ORDER_DETAIL (Chi tiết đơn hàng </w:t>
-      </w:r>
-      <w:r>
-        <w:rPr>
-          <w:lang w:val="en-US"/>
-        </w:rPr>
-        <w:t xml:space="preserve">- </w:t>
-      </w:r>
-      <w:r>
-        <w:rPr>
-          <w:lang w:val="en-US"/>
-        </w:rPr>
-        <w:t xml:space="preserve"> Thực thể liên kết)</w:t>
-      </w:r>
-    </w:p>
-    <w:p>
-      <w:pPr>
-        <w:numPr>
-          <w:ilvl w:val="0"/>
-          <w:numId w:val="3"/>
-        </w:numPr>
-        <w:rPr>
-          <w:lang w:val="en-US"/>
-        </w:rPr>
-      </w:pPr>
-      <w:r>
-        <w:rPr>
-          <w:b/>
-          <w:bCs/>
-          <w:lang w:val="en-US"/>
-        </w:rPr>
-        <w:t>Mô tả:</w:t>
-      </w:r>
-      <w:r>
-        <w:rPr>
-          <w:lang w:val="en-US"/>
-        </w:rPr>
-        <w:t xml:space="preserve"> Giải quyết quan hệ </w:t>
+          <w:i/>
+          <w:iCs/>
+          <w:lang w:val="en-US"/>
+        </w:rPr>
+        <w:t>2.0 giây</w:t>
+      </w:r>
+      <w:r>
+        <w:rPr>
+          <w:i/>
+          <w:iCs/>
+          <w:lang w:val="en-US"/>
+        </w:rPr>
+        <w:t xml:space="preserve"> kể từ khi người dùng thực hiện thao tác tải trang hoặc nhấn nút </w:t>
+      </w:r>
+      <w:r>
+        <w:rPr>
+          <w:i/>
+          <w:iCs/>
+          <w:lang w:val="en-US"/>
+        </w:rPr>
+        <w:t>‘</w:t>
+      </w:r>
+      <w:r>
+        <w:rPr>
+          <w:i/>
+          <w:iCs/>
+          <w:lang w:val="en-US"/>
+        </w:rPr>
+        <w:t>Xác nhận đặt hàng</w:t>
+      </w:r>
+      <w:r>
+        <w:rPr>
+          <w:i/>
+          <w:iCs/>
+          <w:lang w:val="en-US"/>
+        </w:rPr>
+        <w:t>’</w:t>
+      </w:r>
+      <w:r>
+        <w:rPr>
+          <w:i/>
+          <w:iCs/>
+          <w:lang w:val="en-US"/>
+        </w:rPr>
+        <w:t xml:space="preserve">, dưới điều kiện mạng tiêu chuẩn (băng thông tối thiểu 10 Mbps, độ trễ RTT </w:t>
       </w:r>
       <m:oMath>
         <m:r>
@@ -1117,21 +2085,86 @@
             <w:rFonts w:ascii="Cambria Math" w:hAnsi="Cambria Math"/>
             <w:lang w:val="en-US"/>
           </w:rPr>
-          <m:t>N-N</m:t>
+          <m:t>≤</m:t>
         </m:r>
       </m:oMath>
       <w:r>
         <w:rPr>
-          <w:lang w:val="en-US"/>
-        </w:rPr>
-        <w:t>, lưu chi tiết từng mặt hàng và số lượng trong mỗi đơn.</w:t>
+          <w:i/>
+          <w:iCs/>
+          <w:lang w:val="en-US"/>
+        </w:rPr>
+        <w:t xml:space="preserve"> 50ms).</w:t>
+      </w:r>
+      <w:r>
+        <w:rPr>
+          <w:i/>
+          <w:iCs/>
+          <w:lang w:val="en-US"/>
+        </w:rPr>
+        <w:t>”</w:t>
       </w:r>
     </w:p>
     <w:p>
       <w:pPr>
+        <w:pStyle w:val="Heading2"/>
+        <w:rPr>
+          <w:lang w:val="en-US"/>
+        </w:rPr>
+      </w:pPr>
+      <w:r>
+        <w:rPr>
+          <w:lang w:val="en-US"/>
+        </w:rPr>
+        <w:t>3.3 Yêu cầu cơ sở dữ liệu (Database Requirements)</w:t>
+      </w:r>
+    </w:p>
+    <w:p>
+      <w:pPr>
+        <w:pStyle w:val="Heading3"/>
+        <w:rPr>
+          <w:lang w:val="en-US"/>
+        </w:rPr>
+      </w:pPr>
+      <w:r>
+        <w:rPr>
+          <w:lang w:val="en-US"/>
+        </w:rPr>
+        <w:t>3.3.1 Báo cáo rà soát và sửa lỗi chuẩn hóa dữ liệu</w:t>
+      </w:r>
+    </w:p>
+    <w:p>
+      <w:pPr>
+        <w:rPr>
+          <w:lang w:val="en-US"/>
+        </w:rPr>
+      </w:pPr>
+      <w:r>
+        <w:rPr>
+          <w:lang w:val="en-US"/>
+        </w:rPr>
+        <w:t>Bảng dữ liệu nháp ban đầu:</w:t>
+      </w:r>
+    </w:p>
+    <w:p>
+      <w:pPr>
+        <w:rPr>
+          <w:lang w:val="en-US"/>
+        </w:rPr>
+      </w:pPr>
+      <w:r>
+        <w:rPr>
+          <w:lang w:val="en-US"/>
+        </w:rPr>
+        <w:lastRenderedPageBreak/>
+        <w:t>ORDER_DRAFT(orderId, customerName, productName1, productName2, quantity, status)</w:t>
+      </w:r>
+    </w:p>
+    <w:p>
+      <w:pPr>
         <w:numPr>
           <w:ilvl w:val="0"/>
-          <w:numId w:val="3"/>
+          <w:numId w:val="15"/>
         </w:numPr>
         <w:rPr>
           <w:lang w:val="en-US"/>
@@ -1143,20 +2176,48 @@
           <w:bCs/>
           <w:lang w:val="en-US"/>
         </w:rPr>
-        <w:t>Khóa chính tổng hợp (Composite PK):</w:t>
-      </w:r>
-      <w:r>
-        <w:rPr>
-          <w:lang w:val="en-US"/>
-        </w:rPr>
-        <w:t xml:space="preserve"> (orderId, productId).</w:t>
+        <w:t>Lỗi phát hiện:</w:t>
+      </w:r>
+      <w:r>
+        <w:rPr>
+          <w:lang w:val="en-US"/>
+        </w:rPr>
+        <w:t xml:space="preserve"> Vi phạm nghiêm trọng </w:t>
+      </w:r>
+      <w:r>
+        <w:rPr>
+          <w:b/>
+          <w:bCs/>
+          <w:lang w:val="en-US"/>
+        </w:rPr>
+        <w:t>Dạng chuẩn 1 (1NF)</w:t>
+      </w:r>
+      <w:r>
+        <w:rPr>
+          <w:lang w:val="en-US"/>
+        </w:rPr>
+        <w:t xml:space="preserve"> do xuất hiện </w:t>
+      </w:r>
+      <w:r>
+        <w:rPr>
+          <w:b/>
+          <w:bCs/>
+          <w:lang w:val="en-US"/>
+        </w:rPr>
+        <w:t>thuộc tính lặp nhóm</w:t>
+      </w:r>
+      <w:r>
+        <w:rPr>
+          <w:lang w:val="en-US"/>
+        </w:rPr>
+        <w:t xml:space="preserve"> (productName1, productName2).</w:t>
       </w:r>
     </w:p>
     <w:p>
       <w:pPr>
         <w:numPr>
           <w:ilvl w:val="0"/>
-          <w:numId w:val="3"/>
+          <w:numId w:val="15"/>
         </w:numPr>
         <w:rPr>
           <w:lang w:val="en-US"/>
@@ -1168,14 +2229,14 @@
           <w:bCs/>
           <w:lang w:val="en-US"/>
         </w:rPr>
-        <w:t>Khóa ngoại (FK):</w:t>
+        <w:t>Hệ quả tiêu cực:</w:t>
       </w:r>
     </w:p>
     <w:p>
       <w:pPr>
         <w:numPr>
           <w:ilvl w:val="1"/>
-          <w:numId w:val="3"/>
+          <w:numId w:val="15"/>
         </w:numPr>
         <w:rPr>
           <w:lang w:val="en-US"/>
@@ -1183,16 +2244,24 @@
       </w:pPr>
       <w:r>
         <w:rPr>
-          <w:lang w:val="en-US"/>
-        </w:rPr>
-        <w:t>orderId (VARCHAR, FK1): Tham chiếu đến ORDER(orderId).</w:t>
+          <w:i/>
+          <w:iCs/>
+          <w:lang w:val="en-US"/>
+        </w:rPr>
+        <w:t>Dư thừa và lãng phí ô nhớ:</w:t>
+      </w:r>
+      <w:r>
+        <w:rPr>
+          <w:lang w:val="en-US"/>
+        </w:rPr>
+        <w:t xml:space="preserve"> Đơn hàng chỉ mua 1 món (như ORD-02) bị bỏ trống (NULL) ở cột productName2.</w:t>
       </w:r>
     </w:p>
     <w:p>
       <w:pPr>
         <w:numPr>
           <w:ilvl w:val="1"/>
-          <w:numId w:val="3"/>
+          <w:numId w:val="15"/>
         </w:numPr>
         <w:rPr>
           <w:lang w:val="en-US"/>
@@ -1200,16 +2269,49 @@
       </w:pPr>
       <w:r>
         <w:rPr>
-          <w:lang w:val="en-US"/>
-        </w:rPr>
-        <w:t>productId (VARCHAR, FK2): Tham chiếu đến PRODUCT(productId).</w:t>
+          <w:i/>
+          <w:iCs/>
+          <w:lang w:val="en-US"/>
+        </w:rPr>
+        <w:t>Không thể mở rộng:</w:t>
+      </w:r>
+      <w:r>
+        <w:rPr>
+          <w:lang w:val="en-US"/>
+        </w:rPr>
+        <w:t xml:space="preserve"> Khi khách mua từ 3 món trở lên, cơ sở dữ liệu bắt buộc phải sửa cấu trúc bảng để bổ sung cột productName3, productName4...</w:t>
       </w:r>
     </w:p>
     <w:p>
       <w:pPr>
         <w:numPr>
+          <w:ilvl w:val="1"/>
+          <w:numId w:val="15"/>
+        </w:numPr>
+        <w:rPr>
+          <w:lang w:val="en-US"/>
+        </w:rPr>
+      </w:pPr>
+      <w:r>
+        <w:rPr>
+          <w:i/>
+          <w:iCs/>
+          <w:lang w:val="en-US"/>
+        </w:rPr>
+        <w:t>Mất toàn vẹn dữ liệu:</w:t>
+      </w:r>
+      <w:r>
+        <w:rPr>
+          <w:lang w:val="en-US"/>
+        </w:rPr>
+        <w:t xml:space="preserve"> Cột quantity = 3 ở đơn ORD-01 không phân định được số lượng cụ thể cho từng sản phẩm.</w:t>
+      </w:r>
+    </w:p>
+    <w:p>
+      <w:pPr>
+        <w:numPr>
           <w:ilvl w:val="0"/>
-          <w:numId w:val="3"/>
+          <w:numId w:val="15"/>
         </w:numPr>
         <w:rPr>
           <w:lang w:val="en-US"/>
@@ -1221,14 +2323,14 @@
           <w:bCs/>
           <w:lang w:val="en-US"/>
         </w:rPr>
-        <w:t>Các thuộc tính:</w:t>
+        <w:t>Biện pháp khắc phục (Đạt chuẩn 3NF):</w:t>
       </w:r>
     </w:p>
     <w:p>
       <w:pPr>
         <w:numPr>
           <w:ilvl w:val="1"/>
-          <w:numId w:val="3"/>
+          <w:numId w:val="16"/>
         </w:numPr>
         <w:rPr>
           <w:lang w:val="en-US"/>
@@ -1238,14 +2340,14 @@
         <w:rPr>
           <w:lang w:val="en-US"/>
         </w:rPr>
-        <w:t>quantity (INTEGER): Số lượng của từng sản phẩm trong đơn (Bắt buộc, &gt; 0).</w:t>
+        <w:t>Tách bảng PRODUCT độc lập với khóa chính productId.</w:t>
       </w:r>
     </w:p>
     <w:p>
       <w:pPr>
         <w:numPr>
           <w:ilvl w:val="1"/>
-          <w:numId w:val="3"/>
+          <w:numId w:val="16"/>
         </w:numPr>
         <w:rPr>
           <w:lang w:val="en-US"/>
@@ -1255,28 +2357,59 @@
         <w:rPr>
           <w:lang w:val="en-US"/>
         </w:rPr>
-        <w:t>priceAtOrder (DECIMAL): Đơn giá bán tại thời điểm chốt đơn (Bảo toàn lịch sử giá khi đơn giá gốc ở bảng PRODUCT thay đổi).</w:t>
+        <w:t>Tách bảng ORDER độc lập với khóa chính orderId để lưu thông tin chung.</w:t>
       </w:r>
     </w:p>
     <w:p>
       <w:pPr>
-        <w:pStyle w:val="Heading2"/>
-        <w:rPr>
-          <w:lang w:val="en-US"/>
-        </w:rPr>
-      </w:pPr>
-      <w:r>
-        <w:rPr>
-          <w:lang w:val="en-US"/>
-        </w:rPr>
-        <w:t>2. Mô hình quan hệ và Ký hiệu Chân quạ (Crow's Foot Cardinality)</w:t>
+        <w:numPr>
+          <w:ilvl w:val="1"/>
+          <w:numId w:val="16"/>
+        </w:numPr>
+        <w:rPr>
+          <w:lang w:val="en-US"/>
+        </w:rPr>
+      </w:pPr>
+      <w:r>
+        <w:rPr>
+          <w:lang w:val="en-US"/>
+        </w:rPr>
+        <w:t>Xóa bỏ hoàn toàn các cột productName1, productName2 và quantity chung. Tạo bảng trung gian ORDER_DETAIL làm chi tiết đơn hàng (quan hệ Nhiều - Nhiều giữa ORDER và PRODUCT). Mỗi dòng lưu chính xác số lượng (quantity) cho từng mặt hàng riêng biệt.</w:t>
       </w:r>
     </w:p>
     <w:p>
       <w:pPr>
+        <w:pStyle w:val="Heading3"/>
+        <w:rPr>
+          <w:lang w:val="en-US"/>
+        </w:rPr>
+      </w:pPr>
+      <w:r>
+        <w:rPr>
+          <w:lang w:val="en-US"/>
+        </w:rPr>
+        <w:t>3.3.2 Danh mục thực thể và thuộc tính</w:t>
+      </w:r>
+    </w:p>
+    <w:p>
+      <w:pPr>
+        <w:pStyle w:val="Heading4"/>
+        <w:rPr>
+          <w:lang w:val="en-US"/>
+        </w:rPr>
+      </w:pPr>
+      <w:r>
+        <w:rPr>
+          <w:lang w:val="en-US"/>
+        </w:rPr>
+        <w:t>1. Thực thể PRODUCT (Danh mục sản phẩm)</w:t>
+      </w:r>
+    </w:p>
+    <w:p>
+      <w:pPr>
         <w:numPr>
           <w:ilvl w:val="0"/>
-          <w:numId w:val="4"/>
+          <w:numId w:val="17"/>
         </w:numPr>
         <w:rPr>
           <w:lang w:val="en-US"/>
@@ -1284,11 +2417,43 @@
       </w:pPr>
       <w:r>
         <w:rPr>
-          <w:b/>
-          <w:bCs/>
-          <w:lang w:val="en-US"/>
-        </w:rPr>
-        <w:t xml:space="preserve">ORDER — ORDER_DETAIL (Quan hệ </w:t>
+          <w:lang w:val="en-US"/>
+        </w:rPr>
+        <w:t>productId (VARCHAR, PK): Mã sản phẩm, duy nhất, tự sinh (VD: PRD-01).</w:t>
+      </w:r>
+    </w:p>
+    <w:p>
+      <w:pPr>
+        <w:numPr>
+          <w:ilvl w:val="0"/>
+          <w:numId w:val="17"/>
+        </w:numPr>
+        <w:rPr>
+          <w:lang w:val="en-US"/>
+        </w:rPr>
+      </w:pPr>
+      <w:r>
+        <w:rPr>
+          <w:lang w:val="en-US"/>
+        </w:rPr>
+        <w:t>productName (VARCHAR): Tên sản phẩm, bắt buộc nhập.</w:t>
+      </w:r>
+    </w:p>
+    <w:p>
+      <w:pPr>
+        <w:numPr>
+          <w:ilvl w:val="0"/>
+          <w:numId w:val="17"/>
+        </w:numPr>
+        <w:rPr>
+          <w:lang w:val="en-US"/>
+        </w:rPr>
+      </w:pPr>
+      <w:r>
+        <w:rPr>
+          <w:lang w:val="en-US"/>
+        </w:rPr>
+        <w:t xml:space="preserve">unitPrice (DECIMAL): Đơn giá bán niêm yết, bắt buộc nhập, giá trị </w:t>
       </w:r>
       <m:oMath>
         <m:r>
@@ -1296,137 +2461,193 @@
             <w:rFonts w:ascii="Cambria Math" w:hAnsi="Cambria Math"/>
             <w:lang w:val="en-US"/>
           </w:rPr>
-          <m:t>1-N</m:t>
+          <m:t>&gt;0</m:t>
         </m:r>
       </m:oMath>
       <w:r>
         <w:rPr>
-          <w:b/>
-          <w:bCs/>
-          <w:lang w:val="en-US"/>
-        </w:rPr>
-        <w:t>):</w:t>
+          <w:lang w:val="en-US"/>
+        </w:rPr>
+        <w:t>.</w:t>
       </w:r>
     </w:p>
     <w:p>
       <w:pPr>
-        <w:numPr>
-          <w:ilvl w:val="1"/>
-          <w:numId w:val="4"/>
-        </w:numPr>
-        <w:rPr>
-          <w:lang w:val="en-US"/>
-        </w:rPr>
-      </w:pPr>
-      <w:r>
-        <w:rPr>
-          <w:lang w:val="en-US"/>
-        </w:rPr>
-        <w:t>Một đơn hàng (ORDER) có thể có một hoặc nhiều dòng chi tiết (</w:t>
-      </w:r>
-      <w:proofErr w:type="gramStart"/>
-      <w:r>
-        <w:rPr>
-          <w:lang w:val="en-US"/>
-        </w:rPr>
-        <w:t>1..</w:t>
-      </w:r>
-      <w:proofErr w:type="gramEnd"/>
-      <w:r>
-        <w:rPr>
-          <w:lang w:val="en-US"/>
-        </w:rPr>
-        <w:t xml:space="preserve">N) </w:t>
-      </w:r>
-      <w:r>
-        <w:rPr>
-          <w:lang w:val="en-US"/>
-        </w:rPr>
-        <w:t xml:space="preserve">- </w:t>
-      </w:r>
-      <w:r>
-        <w:rPr>
-          <w:lang w:val="en-US"/>
-        </w:rPr>
-        <w:t>Ký hiệu chân quạ có vạch và rẽ ba nhánh.</w:t>
+        <w:pStyle w:val="Heading4"/>
+        <w:rPr>
+          <w:lang w:val="en-US"/>
+        </w:rPr>
+      </w:pPr>
+      <w:r>
+        <w:rPr>
+          <w:lang w:val="en-US"/>
+        </w:rPr>
+        <w:t>2. Thực thể ORDER (Thông tin đơn hàng)</w:t>
       </w:r>
     </w:p>
     <w:p>
       <w:pPr>
         <w:numPr>
-          <w:ilvl w:val="1"/>
-          <w:numId w:val="4"/>
+          <w:ilvl w:val="0"/>
+          <w:numId w:val="18"/>
         </w:numPr>
         <w:rPr>
-          <w:lang w:val="en-US"/>
-        </w:rPr>
-      </w:pPr>
-      <w:r>
-        <w:rPr>
-          <w:lang w:val="en-US"/>
-        </w:rPr>
-        <w:t>Một dòng chi tiết (ORDER_DETAIL) thuộc về duy nhất một đơn hàng (</w:t>
-      </w:r>
-      <w:proofErr w:type="gramStart"/>
-      <w:r>
-        <w:rPr>
-          <w:lang w:val="en-US"/>
-        </w:rPr>
-        <w:t>1..</w:t>
-      </w:r>
-      <w:proofErr w:type="gramEnd"/>
-      <w:r>
-        <w:rPr>
-          <w:lang w:val="en-US"/>
-        </w:rPr>
-        <w:t xml:space="preserve">1) </w:t>
-      </w:r>
-      <w:r>
-        <w:rPr>
-          <w:lang w:val="en-US"/>
-        </w:rPr>
-        <w:t xml:space="preserve">- </w:t>
-      </w:r>
-      <w:r>
-        <w:rPr>
-          <w:lang w:val="en-US"/>
-        </w:rPr>
-        <w:t>Ký hiệu hai vạch song song (||).</w:t>
+          <w:lang w:val="da-DK"/>
+        </w:rPr>
+      </w:pPr>
+      <w:r>
+        <w:rPr>
+          <w:lang w:val="da-DK"/>
+        </w:rPr>
+        <w:t>orderId (VARCHAR, PK): Mã đơn hàng, duy nhất (VD: ORD-01).</w:t>
       </w:r>
     </w:p>
     <w:p>
       <w:pPr>
         <w:numPr>
           <w:ilvl w:val="0"/>
-          <w:numId w:val="4"/>
+          <w:numId w:val="18"/>
         </w:numPr>
         <w:rPr>
-          <w:lang w:val="en-US"/>
-        </w:rPr>
-      </w:pPr>
-      <w:r>
-        <w:rPr>
-          <w:b/>
-          <w:bCs/>
-          <w:lang w:val="en-US"/>
-        </w:rPr>
-        <w:t xml:space="preserve">PRODUCT </w:t>
-      </w:r>
-      <w:r>
-        <w:rPr>
-          <w:b/>
-          <w:bCs/>
-          <w:lang w:val="en-US"/>
-        </w:rPr>
-        <w:t xml:space="preserve">- </w:t>
-      </w:r>
-      <w:r>
-        <w:rPr>
-          <w:b/>
-          <w:bCs/>
-          <w:lang w:val="en-US"/>
-        </w:rPr>
-        <w:t xml:space="preserve">ORDER_DETAIL (Quan hệ </w:t>
+          <w:lang w:val="da-DK"/>
+        </w:rPr>
+      </w:pPr>
+      <w:r>
+        <w:rPr>
+          <w:lang w:val="da-DK"/>
+        </w:rPr>
+        <w:t>customerName (VARCHAR): Tên khách hàng tạo đơn, bắt buộc nhập.</w:t>
+      </w:r>
+    </w:p>
+    <w:p>
+      <w:pPr>
+        <w:numPr>
+          <w:ilvl w:val="0"/>
+          <w:numId w:val="18"/>
+        </w:numPr>
+        <w:rPr>
+          <w:lang w:val="en-US"/>
+        </w:rPr>
+      </w:pPr>
+      <w:r>
+        <w:rPr>
+          <w:lang w:val="en-US"/>
+        </w:rPr>
+        <w:t xml:space="preserve">status (VARCHAR): Trạng thái đơn hàng. Khởi tạo mặc định là </w:t>
+      </w:r>
+      <w:r>
+        <w:rPr>
+          <w:lang w:val="en-US"/>
+        </w:rPr>
+        <w:t>“</w:t>
+      </w:r>
+      <w:r>
+        <w:rPr>
+          <w:lang w:val="en-US"/>
+        </w:rPr>
+        <w:t>Chờ xử lý</w:t>
+      </w:r>
+      <w:r>
+        <w:rPr>
+          <w:lang w:val="en-US"/>
+        </w:rPr>
+        <w:t>”</w:t>
+      </w:r>
+      <w:r>
+        <w:rPr>
+          <w:lang w:val="en-US"/>
+        </w:rPr>
+        <w:t xml:space="preserve">, chỉ đổi thành </w:t>
+      </w:r>
+      <w:r>
+        <w:rPr>
+          <w:lang w:val="en-US"/>
+        </w:rPr>
+        <w:t>“</w:t>
+      </w:r>
+      <w:r>
+        <w:rPr>
+          <w:lang w:val="en-US"/>
+        </w:rPr>
+        <w:t>Đã xác nhận</w:t>
+      </w:r>
+      <w:r>
+        <w:rPr>
+          <w:lang w:val="en-US"/>
+        </w:rPr>
+        <w:t>”</w:t>
+      </w:r>
+      <w:r>
+        <w:rPr>
+          <w:lang w:val="en-US"/>
+        </w:rPr>
+        <w:t xml:space="preserve"> khi nhân viên xử lý đơn duyệt.</w:t>
+      </w:r>
+    </w:p>
+    <w:p>
+      <w:pPr>
+        <w:pStyle w:val="Heading4"/>
+        <w:rPr>
+          <w:lang w:val="en-US"/>
+        </w:rPr>
+      </w:pPr>
+      <w:r>
+        <w:rPr>
+          <w:lang w:val="en-US"/>
+        </w:rPr>
+        <w:t>3. Thực thể ORDER_DETAIL (Chi tiết dòng hàng)</w:t>
+      </w:r>
+    </w:p>
+    <w:p>
+      <w:pPr>
+        <w:numPr>
+          <w:ilvl w:val="0"/>
+          <w:numId w:val="19"/>
+        </w:numPr>
+        <w:rPr>
+          <w:lang w:val="en-US"/>
+        </w:rPr>
+      </w:pPr>
+      <w:r>
+        <w:rPr>
+          <w:lang w:val="en-US"/>
+        </w:rPr>
+        <w:t>orderId (VARCHAR, PK, FK1): Mã đơn hàng, tham chiếu đến ORDER(orderId).</w:t>
+      </w:r>
+    </w:p>
+    <w:p>
+      <w:pPr>
+        <w:numPr>
+          <w:ilvl w:val="0"/>
+          <w:numId w:val="19"/>
+        </w:numPr>
+        <w:rPr>
+          <w:lang w:val="en-US"/>
+        </w:rPr>
+      </w:pPr>
+      <w:r>
+        <w:rPr>
+          <w:lang w:val="en-US"/>
+        </w:rPr>
+        <w:lastRenderedPageBreak/>
+        <w:t>productId (VARCHAR, PK, FK2): Mã sản phẩm, tham chiếu đến PRODUCT(productId).</w:t>
+      </w:r>
+    </w:p>
+    <w:p>
+      <w:pPr>
+        <w:numPr>
+          <w:ilvl w:val="0"/>
+          <w:numId w:val="19"/>
+        </w:numPr>
+        <w:rPr>
+          <w:lang w:val="en-US"/>
+        </w:rPr>
+      </w:pPr>
+      <w:r>
+        <w:rPr>
+          <w:lang w:val="en-US"/>
+        </w:rPr>
+        <w:t xml:space="preserve">quantity (INTEGER): Số lượng đặt mua cho từng sản phẩm, bắt buộc là số nguyên </w:t>
       </w:r>
       <m:oMath>
         <m:r>
@@ -1434,23 +2655,21 @@
             <w:rFonts w:ascii="Cambria Math" w:hAnsi="Cambria Math"/>
             <w:lang w:val="en-US"/>
           </w:rPr>
-          <m:t>1-N</m:t>
+          <m:t>&gt;0</m:t>
         </m:r>
       </m:oMath>
       <w:r>
         <w:rPr>
-          <w:b/>
-          <w:bCs/>
-          <w:lang w:val="en-US"/>
-        </w:rPr>
-        <w:t>):</w:t>
+          <w:lang w:val="en-US"/>
+        </w:rPr>
+        <w:t>.</w:t>
       </w:r>
     </w:p>
     <w:p>
       <w:pPr>
         <w:numPr>
-          <w:ilvl w:val="1"/>
-          <w:numId w:val="4"/>
+          <w:ilvl w:val="0"/>
+          <w:numId w:val="19"/>
         </w:numPr>
         <w:rPr>
           <w:lang w:val="en-US"/>
@@ -1460,98 +2679,39 @@
         <w:rPr>
           <w:lang w:val="en-US"/>
         </w:rPr>
-        <w:t>Một sản phẩm (PRODUCT) có thể xuất hiện trong không hoặc nhiều dòng chi tiết (</w:t>
-      </w:r>
-      <w:proofErr w:type="gramStart"/>
-      <w:r>
-        <w:rPr>
-          <w:lang w:val="en-US"/>
-        </w:rPr>
-        <w:t>0..</w:t>
-      </w:r>
-      <w:proofErr w:type="gramEnd"/>
-      <w:r>
-        <w:rPr>
-          <w:lang w:val="en-US"/>
-        </w:rPr>
-        <w:t xml:space="preserve">N) </w:t>
-      </w:r>
-      <w:r>
-        <w:rPr>
-          <w:lang w:val="en-US"/>
-        </w:rPr>
-        <w:t xml:space="preserve">- </w:t>
-      </w:r>
-      <w:r>
-        <w:rPr>
-          <w:lang w:val="en-US"/>
-        </w:rPr>
-        <w:t>Ký hiệu chân quạ có vòng tròn rỗng và rẽ ba nhánh.</w:t>
+        <w:t xml:space="preserve">priceAtOrder (DECIMAL): Đơn giá bán tại thời điểm tạo đơn, giá trị </w:t>
+      </w:r>
+      <m:oMath>
+        <m:r>
+          <w:rPr>
+            <w:rFonts w:ascii="Cambria Math" w:hAnsi="Cambria Math"/>
+            <w:lang w:val="en-US"/>
+          </w:rPr>
+          <m:t>&gt;0</m:t>
+        </m:r>
+      </m:oMath>
+      <w:r>
+        <w:rPr>
+          <w:lang w:val="en-US"/>
+        </w:rPr>
+        <w:t xml:space="preserve"> (bảo toàn lịch sử giá khi đơn giá gốc ở bảng PRODUCT thay đổi).</w:t>
       </w:r>
     </w:p>
     <w:p>
       <w:pPr>
-        <w:numPr>
-          <w:ilvl w:val="1"/>
-          <w:numId w:val="4"/>
-        </w:numPr>
-        <w:rPr>
-          <w:lang w:val="en-US"/>
-        </w:rPr>
-      </w:pPr>
-      <w:r>
-        <w:rPr>
-          <w:lang w:val="en-US"/>
-        </w:rPr>
-        <w:t>Một dòng chi tiết (ORDER_DETAIL) tương ứng với duy nhất một sản phẩm (</w:t>
-      </w:r>
-      <w:proofErr w:type="gramStart"/>
-      <w:r>
-        <w:rPr>
-          <w:lang w:val="en-US"/>
-        </w:rPr>
-        <w:t>1..</w:t>
-      </w:r>
-      <w:proofErr w:type="gramEnd"/>
-      <w:r>
-        <w:rPr>
-          <w:lang w:val="en-US"/>
-        </w:rPr>
-        <w:t xml:space="preserve">1) </w:t>
-      </w:r>
-      <w:r>
-        <w:rPr>
-          <w:lang w:val="en-US"/>
-        </w:rPr>
-        <w:t xml:space="preserve">- </w:t>
-      </w:r>
-      <w:r>
-        <w:rPr>
-          <w:lang w:val="en-US"/>
-        </w:rPr>
-        <w:t>Ký hiệu hai vạch song song (||).</w:t>
+        <w:pStyle w:val="Heading3"/>
+      </w:pPr>
+      <w:r>
+        <w:rPr>
+          <w:lang w:val="en-US"/>
+        </w:rPr>
+        <w:t>3.3.3 Sơ đồ quan hệ thực thể (ERD)</w:t>
       </w:r>
     </w:p>
     <w:p>
       <w:pPr>
-        <w:pStyle w:val="Heading2"/>
-      </w:pPr>
-      <w:r>
-        <w:rPr>
-          <w:lang w:val="en-US"/>
-        </w:rPr>
-        <w:lastRenderedPageBreak/>
-        <w:t>3</w:t>
-      </w:r>
-      <w:r>
-        <w:t>. Sơ đồ ERD</w:t>
-      </w:r>
-    </w:p>
-    <w:p>
-      <w:pPr>
-        <w:rPr>
-          <w:b/>
-          <w:bCs/>
+        <w:rPr>
+          <w:lang w:val="en-US"/>
         </w:rPr>
       </w:pPr>
       <w:r>
@@ -1559,10 +2719,10 @@
           <w:noProof/>
         </w:rPr>
         <w:drawing>
-          <wp:inline distT="0" distB="0" distL="0" distR="0" wp14:anchorId="6C31E459" wp14:editId="780B94F0">
+          <wp:inline distT="0" distB="0" distL="0" distR="0" wp14:anchorId="4CAC4D28" wp14:editId="1DBCFB48">
             <wp:extent cx="5943600" cy="909955"/>
-            <wp:effectExtent l="0" t="0" r="3810" b="3810"/>
-            <wp:docPr id="1518824315" name="Picture 1"/>
+            <wp:effectExtent l="0" t="0" r="0" b="4445"/>
+            <wp:docPr id="606397951" name="Picture 1"/>
             <wp:cNvGraphicFramePr>
               <a:graphicFrameLocks xmlns:a="http://schemas.openxmlformats.org/drawingml/2006/main" noChangeAspect="1"/>
             </wp:cNvGraphicFramePr>
@@ -1576,7 +2736,7 @@
                     </pic:cNvPicPr>
                   </pic:nvPicPr>
                   <pic:blipFill>
-                    <a:blip r:embed="rId6">
+                    <a:blip r:embed="rId9">
                       <a:extLst>
                         <a:ext uri="{28A0092B-C50C-407E-A947-70E740481C1C}">
                           <a14:useLocalDpi xmlns:a14="http://schemas.microsoft.com/office/drawing/2010/main" val="0"/>
@@ -1608,16 +2768,8 @@
         </w:drawing>
       </w:r>
     </w:p>
-    <w:p>
-      <w:pPr>
-        <w:pStyle w:val="Heading1"/>
-      </w:pPr>
-      <w:r>
-        <w:t>Phần 3 — Rà soát và sửa lỗi chuẩn hóa:</w:t>
-      </w:r>
-    </w:p>
-    <w:p/>
     <w:sectPr>
+      <w:footerReference w:type="default" r:id="rId10"/>
       <w:pgSz w:w="12240" w:h="15840"/>
       <w:pgMar w:top="1440" w:right="1440" w:bottom="1440" w:left="1440" w:header="720" w:footer="720" w:gutter="0"/>
       <w:cols w:space="720"/>
@@ -1627,6 +2779,112 @@
 </w:document>
 </file>
 
+<file path=word/endnotes.xml><?xml version="1.0" encoding="utf-8"?>
+<w:endnotes xmlns:wpc="http://schemas.microsoft.com/office/word/2010/wordprocessingCanvas" xmlns:cx="http://schemas.microsoft.com/office/drawing/2014/chartex" xmlns:cx1="http://schemas.microsoft.com/office/drawing/2015/9/8/chartex" xmlns:cx2="http://schemas.microsoft.com/office/drawing/2015/10/21/chartex" xmlns:cx3="http://schemas.microsoft.com/office/drawing/2016/5/9/chartex" xmlns:cx4="http://schemas.microsoft.com/office/drawing/2016/5/10/chartex" xmlns:cx5="http://schemas.microsoft.com/office/drawing/2016/5/11/chartex" xmlns:cx6="http://schemas.microsoft.com/office/drawing/2016/5/12/chartex" xmlns:cx7="http://schemas.microsoft.com/office/drawing/2016/5/13/chartex" xmlns:cx8="http://schemas.microsoft.com/office/drawing/2016/5/14/chartex" xmlns:mc="http://schemas.openxmlformats.org/markup-compatibility/2006" xmlns:aink="http://schemas.microsoft.com/office/drawing/2016/ink" xmlns:am3d="http://schemas.microsoft.com/office/drawing/2017/model3d" xmlns:o="urn:schemas-microsoft-com:office:office" xmlns:oel="http://schemas.microsoft.com/office/2019/extlst" xmlns:r="http://schemas.openxmlformats.org/officeDocument/2006/relationships" xmlns:m="http://schemas.openxmlformats.org/officeDocument/2006/math" xmlns:v="urn:schemas-microsoft-com:vml" xmlns:wp14="http://schemas.microsoft.com/office/word/2010/wordprocessingDrawing" xmlns:wp="http://schemas.openxmlformats.org/drawingml/2006/wordprocessingDrawing" xmlns:w10="urn:schemas-microsoft-com:office:word" xmlns:w="http://schemas.openxmlformats.org/wordprocessingml/2006/main" xmlns:w14="http://schemas.microsoft.com/office/word/2010/wordml" xmlns:w15="http://schemas.microsoft.com/office/word/2012/wordml" xmlns:w16cex="http://schemas.microsoft.com/office/word/2018/wordml/cex" xmlns:w16cid="http://schemas.microsoft.com/office/word/2016/wordml/cid" xmlns:w16="http://schemas.microsoft.com/office/word/2018/wordml" xmlns:w16du="http://schemas.microsoft.com/office/word/2023/wordml/word16du" xmlns:w16sdtdh="http://schemas.microsoft.com/office/word/2020/wordml/sdtdatahash" xmlns:w16sdtfl="http://schemas.microsoft.com/office/word/2024/wordml/sdtformatlock" xmlns:w16se="http://schemas.microsoft.com/office/word/2015/wordml/symex" xmlns:wpg="http://schemas.microsoft.com/office/word/2010/wordprocessingGroup" xmlns:wpi="http://schemas.microsoft.com/office/word/2010/wordprocessingInk" xmlns:wne="http://schemas.microsoft.com/office/word/2006/wordml" xmlns:wps="http://schemas.microsoft.com/office/word/2010/wordprocessingShape" mc:Ignorable="w14 w15 w16se w16cid w16 w16cex w16sdtdh w16sdtfl w16du wp14">
+  <w:endnote w:type="separator" w:id="-1">
+    <w:p>
+      <w:pPr>
+        <w:spacing w:after="0" w:line="240" w:lineRule="auto"/>
+      </w:pPr>
+      <w:r>
+        <w:separator/>
+      </w:r>
+    </w:p>
+  </w:endnote>
+  <w:endnote w:type="continuationSeparator" w:id="0">
+    <w:p>
+      <w:pPr>
+        <w:spacing w:after="0" w:line="240" w:lineRule="auto"/>
+      </w:pPr>
+      <w:r>
+        <w:continuationSeparator/>
+      </w:r>
+    </w:p>
+  </w:endnote>
+</w:endnotes>
+</file>
+
+<file path=word/footer1.xml><?xml version="1.0" encoding="utf-8"?>
+<w:ftr xmlns:wpc="http://schemas.microsoft.com/office/word/2010/wordprocessingCanvas" xmlns:cx="http://schemas.microsoft.com/office/drawing/2014/chartex" xmlns:cx1="http://schemas.microsoft.com/office/drawing/2015/9/8/chartex" xmlns:cx2="http://schemas.microsoft.com/office/drawing/2015/10/21/chartex" xmlns:cx3="http://schemas.microsoft.com/office/drawing/2016/5/9/chartex" xmlns:cx4="http://schemas.microsoft.com/office/drawing/2016/5/10/chartex" xmlns:cx5="http://schemas.microsoft.com/office/drawing/2016/5/11/chartex" xmlns:cx6="http://schemas.microsoft.com/office/drawing/2016/5/12/chartex" xmlns:cx7="http://schemas.microsoft.com/office/drawing/2016/5/13/chartex" xmlns:cx8="http://schemas.microsoft.com/office/drawing/2016/5/14/chartex" xmlns:mc="http://schemas.openxmlformats.org/markup-compatibility/2006" xmlns:aink="http://schemas.microsoft.com/office/drawing/2016/ink" xmlns:am3d="http://schemas.microsoft.com/office/drawing/2017/model3d" xmlns:o="urn:schemas-microsoft-com:office:office" xmlns:oel="http://schemas.microsoft.com/office/2019/extlst" xmlns:r="http://schemas.openxmlformats.org/officeDocument/2006/relationships" xmlns:m="http://schemas.openxmlformats.org/officeDocument/2006/math" xmlns:v="urn:schemas-microsoft-com:vml" xmlns:wp14="http://schemas.microsoft.com/office/word/2010/wordprocessingDrawing" xmlns:wp="http://schemas.openxmlformats.org/drawingml/2006/wordprocessingDrawing" xmlns:w10="urn:schemas-microsoft-com:office:word" xmlns:w="http://schemas.openxmlformats.org/wordprocessingml/2006/main" xmlns:w14="http://schemas.microsoft.com/office/word/2010/wordml" xmlns:w15="http://schemas.microsoft.com/office/word/2012/wordml" xmlns:w16cex="http://schemas.microsoft.com/office/word/2018/wordml/cex" xmlns:w16cid="http://schemas.microsoft.com/office/word/2016/wordml/cid" xmlns:w16="http://schemas.microsoft.com/office/word/2018/wordml" xmlns:w16du="http://schemas.microsoft.com/office/word/2023/wordml/word16du" xmlns:w16sdtdh="http://schemas.microsoft.com/office/word/2020/wordml/sdtdatahash" xmlns:w16sdtfl="http://schemas.microsoft.com/office/word/2024/wordml/sdtformatlock" xmlns:w16se="http://schemas.microsoft.com/office/word/2015/wordml/symex" xmlns:wpg="http://schemas.microsoft.com/office/word/2010/wordprocessingGroup" xmlns:wpi="http://schemas.microsoft.com/office/word/2010/wordprocessingInk" xmlns:wne="http://schemas.microsoft.com/office/word/2006/wordml" xmlns:wps="http://schemas.microsoft.com/office/word/2010/wordprocessingShape" mc:Ignorable="w14 w15 w16se w16cid w16 w16cex w16sdtdh w16sdtfl w16du wp14">
+  <w:p>
+    <w:pPr>
+      <w:pStyle w:val="Footer"/>
+      <w:tabs>
+        <w:tab w:val="clear" w:pos="4680"/>
+        <w:tab w:val="clear" w:pos="9360"/>
+      </w:tabs>
+      <w:jc w:val="center"/>
+      <w:rPr>
+        <w:caps/>
+        <w:noProof/>
+      </w:rPr>
+    </w:pPr>
+    <w:r>
+      <w:rPr>
+        <w:caps/>
+      </w:rPr>
+      <w:fldChar w:fldCharType="begin"/>
+    </w:r>
+    <w:r>
+      <w:rPr>
+        <w:caps/>
+      </w:rPr>
+      <w:instrText xml:space="preserve"> PAGE   \* MERGEFORMAT </w:instrText>
+    </w:r>
+    <w:r>
+      <w:rPr>
+        <w:caps/>
+      </w:rPr>
+      <w:fldChar w:fldCharType="separate"/>
+    </w:r>
+    <w:r>
+      <w:rPr>
+        <w:caps/>
+        <w:noProof/>
+      </w:rPr>
+      <w:t>2</w:t>
+    </w:r>
+    <w:r>
+      <w:rPr>
+        <w:caps/>
+        <w:noProof/>
+      </w:rPr>
+      <w:fldChar w:fldCharType="end"/>
+    </w:r>
+  </w:p>
+  <w:p>
+    <w:pPr>
+      <w:pStyle w:val="Footer"/>
+    </w:pPr>
+  </w:p>
+</w:ftr>
+</file>
+
+<file path=word/footnotes.xml><?xml version="1.0" encoding="utf-8"?>
+<w:footnotes xmlns:wpc="http://schemas.microsoft.com/office/word/2010/wordprocessingCanvas" xmlns:cx="http://schemas.microsoft.com/office/drawing/2014/chartex" xmlns:cx1="http://schemas.microsoft.com/office/drawing/2015/9/8/chartex" xmlns:cx2="http://schemas.microsoft.com/office/drawing/2015/10/21/chartex" xmlns:cx3="http://schemas.microsoft.com/office/drawing/2016/5/9/chartex" xmlns:cx4="http://schemas.microsoft.com/office/drawing/2016/5/10/chartex" xmlns:cx5="http://schemas.microsoft.com/office/drawing/2016/5/11/chartex" xmlns:cx6="http://schemas.microsoft.com/office/drawing/2016/5/12/chartex" xmlns:cx7="http://schemas.microsoft.com/office/drawing/2016/5/13/chartex" xmlns:cx8="http://schemas.microsoft.com/office/drawing/2016/5/14/chartex" xmlns:mc="http://schemas.openxmlformats.org/markup-compatibility/2006" xmlns:aink="http://schemas.microsoft.com/office/drawing/2016/ink" xmlns:am3d="http://schemas.microsoft.com/office/drawing/2017/model3d" xmlns:o="urn:schemas-microsoft-com:office:office" xmlns:oel="http://schemas.microsoft.com/office/2019/extlst" xmlns:r="http://schemas.openxmlformats.org/officeDocument/2006/relationships" xmlns:m="http://schemas.openxmlformats.org/officeDocument/2006/math" xmlns:v="urn:schemas-microsoft-com:vml" xmlns:wp14="http://schemas.microsoft.com/office/word/2010/wordprocessingDrawing" xmlns:wp="http://schemas.openxmlformats.org/drawingml/2006/wordprocessingDrawing" xmlns:w10="urn:schemas-microsoft-com:office:word" xmlns:w="http://schemas.openxmlformats.org/wordprocessingml/2006/main" xmlns:w14="http://schemas.microsoft.com/office/word/2010/wordml" xmlns:w15="http://schemas.microsoft.com/office/word/2012/wordml" xmlns:w16cex="http://schemas.microsoft.com/office/word/2018/wordml/cex" xmlns:w16cid="http://schemas.microsoft.com/office/word/2016/wordml/cid" xmlns:w16="http://schemas.microsoft.com/office/word/2018/wordml" xmlns:w16du="http://schemas.microsoft.com/office/word/2023/wordml/word16du" xmlns:w16sdtdh="http://schemas.microsoft.com/office/word/2020/wordml/sdtdatahash" xmlns:w16sdtfl="http://schemas.microsoft.com/office/word/2024/wordml/sdtformatlock" xmlns:w16se="http://schemas.microsoft.com/office/word/2015/wordml/symex" xmlns:wpg="http://schemas.microsoft.com/office/word/2010/wordprocessingGroup" xmlns:wpi="http://schemas.microsoft.com/office/word/2010/wordprocessingInk" xmlns:wne="http://schemas.microsoft.com/office/word/2006/wordml" xmlns:wps="http://schemas.microsoft.com/office/word/2010/wordprocessingShape" mc:Ignorable="w14 w15 w16se w16cid w16 w16cex w16sdtdh w16sdtfl w16du wp14">
+  <w:footnote w:type="separator" w:id="-1">
+    <w:p>
+      <w:pPr>
+        <w:spacing w:after="0" w:line="240" w:lineRule="auto"/>
+      </w:pPr>
+      <w:r>
+        <w:separator/>
+      </w:r>
+    </w:p>
+  </w:footnote>
+  <w:footnote w:type="continuationSeparator" w:id="0">
+    <w:p>
+      <w:pPr>
+        <w:spacing w:after="0" w:line="240" w:lineRule="auto"/>
+      </w:pPr>
+      <w:r>
+        <w:continuationSeparator/>
+      </w:r>
+    </w:p>
+  </w:footnote>
+</w:footnotes>
+</file>
+
 <file path=word/numbering.xml><?xml version="1.0" encoding="utf-8"?>
 <w:numbering xmlns:wpc="http://schemas.microsoft.com/office/word/2010/wordprocessingCanvas" xmlns:cx="http://schemas.microsoft.com/office/drawing/2014/chartex" xmlns:cx1="http://schemas.microsoft.com/office/drawing/2015/9/8/chartex" xmlns:cx2="http://schemas.microsoft.com/office/drawing/2015/10/21/chartex" xmlns:cx3="http://schemas.microsoft.com/office/drawing/2016/5/9/chartex" xmlns:cx4="http://schemas.microsoft.com/office/drawing/2016/5/10/chartex" xmlns:cx5="http://schemas.microsoft.com/office/drawing/2016/5/11/chartex" xmlns:cx6="http://schemas.microsoft.com/office/drawing/2016/5/12/chartex" xmlns:cx7="http://schemas.microsoft.com/office/drawing/2016/5/13/chartex" xmlns:cx8="http://schemas.microsoft.com/office/drawing/2016/5/14/chartex" xmlns:mc="http://schemas.openxmlformats.org/markup-compatibility/2006" xmlns:aink="http://schemas.microsoft.com/office/drawing/2016/ink" xmlns:am3d="http://schemas.microsoft.com/office/drawing/2017/model3d" xmlns:o="urn:schemas-microsoft-com:office:office" xmlns:oel="http://schemas.microsoft.com/office/2019/extlst" xmlns:r="http://schemas.openxmlformats.org/officeDocument/2006/relationships" xmlns:m="http://schemas.openxmlformats.org/officeDocument/2006/math" xmlns:v="urn:schemas-microsoft-com:vml" xmlns:wp14="http://schemas.microsoft.com/office/word/2010/wordprocessingDrawing" xmlns:wp="http://schemas.openxmlformats.org/drawingml/2006/wordprocessingDrawing" xmlns:w10="urn:schemas-microsoft-com:office:word" xmlns:w="http://schemas.openxmlformats.org/wordprocessingml/2006/main" xmlns:w14="http://schemas.microsoft.com/office/word/2010/wordml" xmlns:w15="http://schemas.microsoft.com/office/word/2012/wordml" xmlns:w16cex="http://schemas.microsoft.com/office/word/2018/wordml/cex" xmlns:w16cid="http://schemas.microsoft.com/office/word/2016/wordml/cid" xmlns:w16="http://schemas.microsoft.com/office/word/2018/wordml" xmlns:w16du="http://schemas.microsoft.com/office/word/2023/wordml/word16du" xmlns:w16sdtdh="http://schemas.microsoft.com/office/word/2020/wordml/sdtdatahash" xmlns:w16sdtfl="http://schemas.microsoft.com/office/word/2024/wordml/sdtformatlock" xmlns:w16se="http://schemas.microsoft.com/office/word/2015/wordml/symex" xmlns:wpg="http://schemas.microsoft.com/office/word/2010/wordprocessingGroup" xmlns:wpi="http://schemas.microsoft.com/office/word/2010/wordprocessingInk" xmlns:wne="http://schemas.microsoft.com/office/word/2006/wordml" xmlns:wps="http://schemas.microsoft.com/office/word/2010/wordprocessingShape" mc:Ignorable="w14 w15 w16se w16cid w16 w16cex w16sdtdh w16sdtfl w16du wp14">
   <w:abstractNum w:abstractNumId="0" w15:restartNumberingAfterBreak="0">
@@ -1779,6 +3037,155 @@
     </w:lvl>
   </w:abstractNum>
   <w:abstractNum w:abstractNumId="1" w15:restartNumberingAfterBreak="0">
+    <w:nsid w:val="16C1291B"/>
+    <w:multiLevelType w:val="multilevel"/>
+    <w:tmpl w:val="3834A5A4"/>
+    <w:lvl w:ilvl="0">
+      <w:start w:val="1"/>
+      <w:numFmt w:val="bullet"/>
+      <w:lvlText w:val=""/>
+      <w:lvlJc w:val="left"/>
+      <w:pPr>
+        <w:tabs>
+          <w:tab w:val="num" w:pos="720"/>
+        </w:tabs>
+        <w:ind w:left="720" w:hanging="360"/>
+      </w:pPr>
+      <w:rPr>
+        <w:rFonts w:ascii="Symbol" w:hAnsi="Symbol" w:hint="default"/>
+        <w:sz w:val="20"/>
+      </w:rPr>
+    </w:lvl>
+    <w:lvl w:ilvl="1" w:tentative="1">
+      <w:start w:val="1"/>
+      <w:numFmt w:val="bullet"/>
+      <w:lvlText w:val="o"/>
+      <w:lvlJc w:val="left"/>
+      <w:pPr>
+        <w:tabs>
+          <w:tab w:val="num" w:pos="1440"/>
+        </w:tabs>
+        <w:ind w:left="1440" w:hanging="360"/>
+      </w:pPr>
+      <w:rPr>
+        <w:rFonts w:ascii="Courier New" w:hAnsi="Courier New" w:hint="default"/>
+        <w:sz w:val="20"/>
+      </w:rPr>
+    </w:lvl>
+    <w:lvl w:ilvl="2" w:tentative="1">
+      <w:start w:val="1"/>
+      <w:numFmt w:val="bullet"/>
+      <w:lvlText w:val=""/>
+      <w:lvlJc w:val="left"/>
+      <w:pPr>
+        <w:tabs>
+          <w:tab w:val="num" w:pos="2160"/>
+        </w:tabs>
+        <w:ind w:left="2160" w:hanging="360"/>
+      </w:pPr>
+      <w:rPr>
+        <w:rFonts w:ascii="Wingdings" w:hAnsi="Wingdings" w:hint="default"/>
+        <w:sz w:val="20"/>
+      </w:rPr>
+    </w:lvl>
+    <w:lvl w:ilvl="3" w:tentative="1">
+      <w:start w:val="1"/>
+      <w:numFmt w:val="bullet"/>
+      <w:lvlText w:val=""/>
+      <w:lvlJc w:val="left"/>
+      <w:pPr>
+        <w:tabs>
+          <w:tab w:val="num" w:pos="2880"/>
+        </w:tabs>
+        <w:ind w:left="2880" w:hanging="360"/>
+      </w:pPr>
+      <w:rPr>
+        <w:rFonts w:ascii="Wingdings" w:hAnsi="Wingdings" w:hint="default"/>
+        <w:sz w:val="20"/>
+      </w:rPr>
+    </w:lvl>
+    <w:lvl w:ilvl="4" w:tentative="1">
+      <w:start w:val="1"/>
+      <w:numFmt w:val="bullet"/>
+      <w:lvlText w:val=""/>
+      <w:lvlJc w:val="left"/>
+      <w:pPr>
+        <w:tabs>
+          <w:tab w:val="num" w:pos="3600"/>
+        </w:tabs>
+        <w:ind w:left="3600" w:hanging="360"/>
+      </w:pPr>
+      <w:rPr>
+        <w:rFonts w:ascii="Wingdings" w:hAnsi="Wingdings" w:hint="default"/>
+        <w:sz w:val="20"/>
+      </w:rPr>
+    </w:lvl>
+    <w:lvl w:ilvl="5" w:tentative="1">
+      <w:start w:val="1"/>
+      <w:numFmt w:val="bullet"/>
+      <w:lvlText w:val=""/>
+      <w:lvlJc w:val="left"/>
+      <w:pPr>
+        <w:tabs>
+          <w:tab w:val="num" w:pos="4320"/>
+        </w:tabs>
+        <w:ind w:left="4320" w:hanging="360"/>
+      </w:pPr>
+      <w:rPr>
+        <w:rFonts w:ascii="Wingdings" w:hAnsi="Wingdings" w:hint="default"/>
+        <w:sz w:val="20"/>
+      </w:rPr>
+    </w:lvl>
+    <w:lvl w:ilvl="6" w:tentative="1">
+      <w:start w:val="1"/>
+      <w:numFmt w:val="bullet"/>
+      <w:lvlText w:val=""/>
+      <w:lvlJc w:val="left"/>
+      <w:pPr>
+        <w:tabs>
+          <w:tab w:val="num" w:pos="5040"/>
+        </w:tabs>
+        <w:ind w:left="5040" w:hanging="360"/>
+      </w:pPr>
+      <w:rPr>
+        <w:rFonts w:ascii="Wingdings" w:hAnsi="Wingdings" w:hint="default"/>
+        <w:sz w:val="20"/>
+      </w:rPr>
+    </w:lvl>
+    <w:lvl w:ilvl="7" w:tentative="1">
+      <w:start w:val="1"/>
+      <w:numFmt w:val="bullet"/>
+      <w:lvlText w:val=""/>
+      <w:lvlJc w:val="left"/>
+      <w:pPr>
+        <w:tabs>
+          <w:tab w:val="num" w:pos="5760"/>
+        </w:tabs>
+        <w:ind w:left="5760" w:hanging="360"/>
+      </w:pPr>
+      <w:rPr>
+        <w:rFonts w:ascii="Wingdings" w:hAnsi="Wingdings" w:hint="default"/>
+        <w:sz w:val="20"/>
+      </w:rPr>
+    </w:lvl>
+    <w:lvl w:ilvl="8" w:tentative="1">
+      <w:start w:val="1"/>
+      <w:numFmt w:val="bullet"/>
+      <w:lvlText w:val=""/>
+      <w:lvlJc w:val="left"/>
+      <w:pPr>
+        <w:tabs>
+          <w:tab w:val="num" w:pos="6480"/>
+        </w:tabs>
+        <w:ind w:left="6480" w:hanging="360"/>
+      </w:pPr>
+      <w:rPr>
+        <w:rFonts w:ascii="Wingdings" w:hAnsi="Wingdings" w:hint="default"/>
+        <w:sz w:val="20"/>
+      </w:rPr>
+    </w:lvl>
+  </w:abstractNum>
+  <w:abstractNum w:abstractNumId="2" w15:restartNumberingAfterBreak="0">
     <w:nsid w:val="1A3216A0"/>
     <w:multiLevelType w:val="multilevel"/>
     <w:tmpl w:val="72280A0E"/>
@@ -1927,7 +3334,752 @@
       </w:rPr>
     </w:lvl>
   </w:abstractNum>
-  <w:abstractNum w:abstractNumId="2" w15:restartNumberingAfterBreak="0">
+  <w:abstractNum w:abstractNumId="3" w15:restartNumberingAfterBreak="0">
+    <w:nsid w:val="20034419"/>
+    <w:multiLevelType w:val="multilevel"/>
+    <w:tmpl w:val="74D482EA"/>
+    <w:lvl w:ilvl="0">
+      <w:start w:val="1"/>
+      <w:numFmt w:val="bullet"/>
+      <w:lvlText w:val=""/>
+      <w:lvlJc w:val="left"/>
+      <w:pPr>
+        <w:tabs>
+          <w:tab w:val="num" w:pos="720"/>
+        </w:tabs>
+        <w:ind w:left="720" w:hanging="360"/>
+      </w:pPr>
+      <w:rPr>
+        <w:rFonts w:ascii="Symbol" w:hAnsi="Symbol" w:hint="default"/>
+        <w:sz w:val="20"/>
+      </w:rPr>
+    </w:lvl>
+    <w:lvl w:ilvl="1" w:tentative="1">
+      <w:start w:val="1"/>
+      <w:numFmt w:val="bullet"/>
+      <w:lvlText w:val="o"/>
+      <w:lvlJc w:val="left"/>
+      <w:pPr>
+        <w:tabs>
+          <w:tab w:val="num" w:pos="1440"/>
+        </w:tabs>
+        <w:ind w:left="1440" w:hanging="360"/>
+      </w:pPr>
+      <w:rPr>
+        <w:rFonts w:ascii="Courier New" w:hAnsi="Courier New" w:hint="default"/>
+        <w:sz w:val="20"/>
+      </w:rPr>
+    </w:lvl>
+    <w:lvl w:ilvl="2" w:tentative="1">
+      <w:start w:val="1"/>
+      <w:numFmt w:val="bullet"/>
+      <w:lvlText w:val=""/>
+      <w:lvlJc w:val="left"/>
+      <w:pPr>
+        <w:tabs>
+          <w:tab w:val="num" w:pos="2160"/>
+        </w:tabs>
+        <w:ind w:left="2160" w:hanging="360"/>
+      </w:pPr>
+      <w:rPr>
+        <w:rFonts w:ascii="Wingdings" w:hAnsi="Wingdings" w:hint="default"/>
+        <w:sz w:val="20"/>
+      </w:rPr>
+    </w:lvl>
+    <w:lvl w:ilvl="3" w:tentative="1">
+      <w:start w:val="1"/>
+      <w:numFmt w:val="bullet"/>
+      <w:lvlText w:val=""/>
+      <w:lvlJc w:val="left"/>
+      <w:pPr>
+        <w:tabs>
+          <w:tab w:val="num" w:pos="2880"/>
+        </w:tabs>
+        <w:ind w:left="2880" w:hanging="360"/>
+      </w:pPr>
+      <w:rPr>
+        <w:rFonts w:ascii="Wingdings" w:hAnsi="Wingdings" w:hint="default"/>
+        <w:sz w:val="20"/>
+      </w:rPr>
+    </w:lvl>
+    <w:lvl w:ilvl="4" w:tentative="1">
+      <w:start w:val="1"/>
+      <w:numFmt w:val="bullet"/>
+      <w:lvlText w:val=""/>
+      <w:lvlJc w:val="left"/>
+      <w:pPr>
+        <w:tabs>
+          <w:tab w:val="num" w:pos="3600"/>
+        </w:tabs>
+        <w:ind w:left="3600" w:hanging="360"/>
+      </w:pPr>
+      <w:rPr>
+        <w:rFonts w:ascii="Wingdings" w:hAnsi="Wingdings" w:hint="default"/>
+        <w:sz w:val="20"/>
+      </w:rPr>
+    </w:lvl>
+    <w:lvl w:ilvl="5" w:tentative="1">
+      <w:start w:val="1"/>
+      <w:numFmt w:val="bullet"/>
+      <w:lvlText w:val=""/>
+      <w:lvlJc w:val="left"/>
+      <w:pPr>
+        <w:tabs>
+          <w:tab w:val="num" w:pos="4320"/>
+        </w:tabs>
+        <w:ind w:left="4320" w:hanging="360"/>
+      </w:pPr>
+      <w:rPr>
+        <w:rFonts w:ascii="Wingdings" w:hAnsi="Wingdings" w:hint="default"/>
+        <w:sz w:val="20"/>
+      </w:rPr>
+    </w:lvl>
+    <w:lvl w:ilvl="6" w:tentative="1">
+      <w:start w:val="1"/>
+      <w:numFmt w:val="bullet"/>
+      <w:lvlText w:val=""/>
+      <w:lvlJc w:val="left"/>
+      <w:pPr>
+        <w:tabs>
+          <w:tab w:val="num" w:pos="5040"/>
+        </w:tabs>
+        <w:ind w:left="5040" w:hanging="360"/>
+      </w:pPr>
+      <w:rPr>
+        <w:rFonts w:ascii="Wingdings" w:hAnsi="Wingdings" w:hint="default"/>
+        <w:sz w:val="20"/>
+      </w:rPr>
+    </w:lvl>
+    <w:lvl w:ilvl="7" w:tentative="1">
+      <w:start w:val="1"/>
+      <w:numFmt w:val="bullet"/>
+      <w:lvlText w:val=""/>
+      <w:lvlJc w:val="left"/>
+      <w:pPr>
+        <w:tabs>
+          <w:tab w:val="num" w:pos="5760"/>
+        </w:tabs>
+        <w:ind w:left="5760" w:hanging="360"/>
+      </w:pPr>
+      <w:rPr>
+        <w:rFonts w:ascii="Wingdings" w:hAnsi="Wingdings" w:hint="default"/>
+        <w:sz w:val="20"/>
+      </w:rPr>
+    </w:lvl>
+    <w:lvl w:ilvl="8" w:tentative="1">
+      <w:start w:val="1"/>
+      <w:numFmt w:val="bullet"/>
+      <w:lvlText w:val=""/>
+      <w:lvlJc w:val="left"/>
+      <w:pPr>
+        <w:tabs>
+          <w:tab w:val="num" w:pos="6480"/>
+        </w:tabs>
+        <w:ind w:left="6480" w:hanging="360"/>
+      </w:pPr>
+      <w:rPr>
+        <w:rFonts w:ascii="Wingdings" w:hAnsi="Wingdings" w:hint="default"/>
+        <w:sz w:val="20"/>
+      </w:rPr>
+    </w:lvl>
+  </w:abstractNum>
+  <w:abstractNum w:abstractNumId="4" w15:restartNumberingAfterBreak="0">
+    <w:nsid w:val="24E64DD9"/>
+    <w:multiLevelType w:val="multilevel"/>
+    <w:tmpl w:val="91BA2EB8"/>
+    <w:lvl w:ilvl="0">
+      <w:start w:val="1"/>
+      <w:numFmt w:val="bullet"/>
+      <w:lvlText w:val=""/>
+      <w:lvlJc w:val="left"/>
+      <w:pPr>
+        <w:tabs>
+          <w:tab w:val="num" w:pos="720"/>
+        </w:tabs>
+        <w:ind w:left="720" w:hanging="360"/>
+      </w:pPr>
+      <w:rPr>
+        <w:rFonts w:ascii="Symbol" w:hAnsi="Symbol" w:hint="default"/>
+        <w:sz w:val="20"/>
+      </w:rPr>
+    </w:lvl>
+    <w:lvl w:ilvl="1" w:tentative="1">
+      <w:start w:val="1"/>
+      <w:numFmt w:val="bullet"/>
+      <w:lvlText w:val="o"/>
+      <w:lvlJc w:val="left"/>
+      <w:pPr>
+        <w:tabs>
+          <w:tab w:val="num" w:pos="1440"/>
+        </w:tabs>
+        <w:ind w:left="1440" w:hanging="360"/>
+      </w:pPr>
+      <w:rPr>
+        <w:rFonts w:ascii="Courier New" w:hAnsi="Courier New" w:hint="default"/>
+        <w:sz w:val="20"/>
+      </w:rPr>
+    </w:lvl>
+    <w:lvl w:ilvl="2" w:tentative="1">
+      <w:start w:val="1"/>
+      <w:numFmt w:val="bullet"/>
+      <w:lvlText w:val=""/>
+      <w:lvlJc w:val="left"/>
+      <w:pPr>
+        <w:tabs>
+          <w:tab w:val="num" w:pos="2160"/>
+        </w:tabs>
+        <w:ind w:left="2160" w:hanging="360"/>
+      </w:pPr>
+      <w:rPr>
+        <w:rFonts w:ascii="Wingdings" w:hAnsi="Wingdings" w:hint="default"/>
+        <w:sz w:val="20"/>
+      </w:rPr>
+    </w:lvl>
+    <w:lvl w:ilvl="3" w:tentative="1">
+      <w:start w:val="1"/>
+      <w:numFmt w:val="bullet"/>
+      <w:lvlText w:val=""/>
+      <w:lvlJc w:val="left"/>
+      <w:pPr>
+        <w:tabs>
+          <w:tab w:val="num" w:pos="2880"/>
+        </w:tabs>
+        <w:ind w:left="2880" w:hanging="360"/>
+      </w:pPr>
+      <w:rPr>
+        <w:rFonts w:ascii="Wingdings" w:hAnsi="Wingdings" w:hint="default"/>
+        <w:sz w:val="20"/>
+      </w:rPr>
+    </w:lvl>
+    <w:lvl w:ilvl="4" w:tentative="1">
+      <w:start w:val="1"/>
+      <w:numFmt w:val="bullet"/>
+      <w:lvlText w:val=""/>
+      <w:lvlJc w:val="left"/>
+      <w:pPr>
+        <w:tabs>
+          <w:tab w:val="num" w:pos="3600"/>
+        </w:tabs>
+        <w:ind w:left="3600" w:hanging="360"/>
+      </w:pPr>
+      <w:rPr>
+        <w:rFonts w:ascii="Wingdings" w:hAnsi="Wingdings" w:hint="default"/>
+        <w:sz w:val="20"/>
+      </w:rPr>
+    </w:lvl>
+    <w:lvl w:ilvl="5" w:tentative="1">
+      <w:start w:val="1"/>
+      <w:numFmt w:val="bullet"/>
+      <w:lvlText w:val=""/>
+      <w:lvlJc w:val="left"/>
+      <w:pPr>
+        <w:tabs>
+          <w:tab w:val="num" w:pos="4320"/>
+        </w:tabs>
+        <w:ind w:left="4320" w:hanging="360"/>
+      </w:pPr>
+      <w:rPr>
+        <w:rFonts w:ascii="Wingdings" w:hAnsi="Wingdings" w:hint="default"/>
+        <w:sz w:val="20"/>
+      </w:rPr>
+    </w:lvl>
+    <w:lvl w:ilvl="6" w:tentative="1">
+      <w:start w:val="1"/>
+      <w:numFmt w:val="bullet"/>
+      <w:lvlText w:val=""/>
+      <w:lvlJc w:val="left"/>
+      <w:pPr>
+        <w:tabs>
+          <w:tab w:val="num" w:pos="5040"/>
+        </w:tabs>
+        <w:ind w:left="5040" w:hanging="360"/>
+      </w:pPr>
+      <w:rPr>
+        <w:rFonts w:ascii="Wingdings" w:hAnsi="Wingdings" w:hint="default"/>
+        <w:sz w:val="20"/>
+      </w:rPr>
+    </w:lvl>
+    <w:lvl w:ilvl="7" w:tentative="1">
+      <w:start w:val="1"/>
+      <w:numFmt w:val="bullet"/>
+      <w:lvlText w:val=""/>
+      <w:lvlJc w:val="left"/>
+      <w:pPr>
+        <w:tabs>
+          <w:tab w:val="num" w:pos="5760"/>
+        </w:tabs>
+        <w:ind w:left="5760" w:hanging="360"/>
+      </w:pPr>
+      <w:rPr>
+        <w:rFonts w:ascii="Wingdings" w:hAnsi="Wingdings" w:hint="default"/>
+        <w:sz w:val="20"/>
+      </w:rPr>
+    </w:lvl>
+    <w:lvl w:ilvl="8" w:tentative="1">
+      <w:start w:val="1"/>
+      <w:numFmt w:val="bullet"/>
+      <w:lvlText w:val=""/>
+      <w:lvlJc w:val="left"/>
+      <w:pPr>
+        <w:tabs>
+          <w:tab w:val="num" w:pos="6480"/>
+        </w:tabs>
+        <w:ind w:left="6480" w:hanging="360"/>
+      </w:pPr>
+      <w:rPr>
+        <w:rFonts w:ascii="Wingdings" w:hAnsi="Wingdings" w:hint="default"/>
+        <w:sz w:val="20"/>
+      </w:rPr>
+    </w:lvl>
+  </w:abstractNum>
+  <w:abstractNum w:abstractNumId="5" w15:restartNumberingAfterBreak="0">
+    <w:nsid w:val="316D4E3A"/>
+    <w:multiLevelType w:val="multilevel"/>
+    <w:tmpl w:val="9C82AA48"/>
+    <w:lvl w:ilvl="0">
+      <w:start w:val="1"/>
+      <w:numFmt w:val="bullet"/>
+      <w:lvlText w:val=""/>
+      <w:lvlJc w:val="left"/>
+      <w:pPr>
+        <w:tabs>
+          <w:tab w:val="num" w:pos="720"/>
+        </w:tabs>
+        <w:ind w:left="720" w:hanging="360"/>
+      </w:pPr>
+      <w:rPr>
+        <w:rFonts w:ascii="Symbol" w:hAnsi="Symbol" w:hint="default"/>
+        <w:sz w:val="20"/>
+      </w:rPr>
+    </w:lvl>
+    <w:lvl w:ilvl="1" w:tentative="1">
+      <w:start w:val="1"/>
+      <w:numFmt w:val="bullet"/>
+      <w:lvlText w:val="o"/>
+      <w:lvlJc w:val="left"/>
+      <w:pPr>
+        <w:tabs>
+          <w:tab w:val="num" w:pos="1440"/>
+        </w:tabs>
+        <w:ind w:left="1440" w:hanging="360"/>
+      </w:pPr>
+      <w:rPr>
+        <w:rFonts w:ascii="Courier New" w:hAnsi="Courier New" w:hint="default"/>
+        <w:sz w:val="20"/>
+      </w:rPr>
+    </w:lvl>
+    <w:lvl w:ilvl="2" w:tentative="1">
+      <w:start w:val="1"/>
+      <w:numFmt w:val="bullet"/>
+      <w:lvlText w:val=""/>
+      <w:lvlJc w:val="left"/>
+      <w:pPr>
+        <w:tabs>
+          <w:tab w:val="num" w:pos="2160"/>
+        </w:tabs>
+        <w:ind w:left="2160" w:hanging="360"/>
+      </w:pPr>
+      <w:rPr>
+        <w:rFonts w:ascii="Wingdings" w:hAnsi="Wingdings" w:hint="default"/>
+        <w:sz w:val="20"/>
+      </w:rPr>
+    </w:lvl>
+    <w:lvl w:ilvl="3" w:tentative="1">
+      <w:start w:val="1"/>
+      <w:numFmt w:val="bullet"/>
+      <w:lvlText w:val=""/>
+      <w:lvlJc w:val="left"/>
+      <w:pPr>
+        <w:tabs>
+          <w:tab w:val="num" w:pos="2880"/>
+        </w:tabs>
+        <w:ind w:left="2880" w:hanging="360"/>
+      </w:pPr>
+      <w:rPr>
+        <w:rFonts w:ascii="Wingdings" w:hAnsi="Wingdings" w:hint="default"/>
+        <w:sz w:val="20"/>
+      </w:rPr>
+    </w:lvl>
+    <w:lvl w:ilvl="4" w:tentative="1">
+      <w:start w:val="1"/>
+      <w:numFmt w:val="bullet"/>
+      <w:lvlText w:val=""/>
+      <w:lvlJc w:val="left"/>
+      <w:pPr>
+        <w:tabs>
+          <w:tab w:val="num" w:pos="3600"/>
+        </w:tabs>
+        <w:ind w:left="3600" w:hanging="360"/>
+      </w:pPr>
+      <w:rPr>
+        <w:rFonts w:ascii="Wingdings" w:hAnsi="Wingdings" w:hint="default"/>
+        <w:sz w:val="20"/>
+      </w:rPr>
+    </w:lvl>
+    <w:lvl w:ilvl="5" w:tentative="1">
+      <w:start w:val="1"/>
+      <w:numFmt w:val="bullet"/>
+      <w:lvlText w:val=""/>
+      <w:lvlJc w:val="left"/>
+      <w:pPr>
+        <w:tabs>
+          <w:tab w:val="num" w:pos="4320"/>
+        </w:tabs>
+        <w:ind w:left="4320" w:hanging="360"/>
+      </w:pPr>
+      <w:rPr>
+        <w:rFonts w:ascii="Wingdings" w:hAnsi="Wingdings" w:hint="default"/>
+        <w:sz w:val="20"/>
+      </w:rPr>
+    </w:lvl>
+    <w:lvl w:ilvl="6" w:tentative="1">
+      <w:start w:val="1"/>
+      <w:numFmt w:val="bullet"/>
+      <w:lvlText w:val=""/>
+      <w:lvlJc w:val="left"/>
+      <w:pPr>
+        <w:tabs>
+          <w:tab w:val="num" w:pos="5040"/>
+        </w:tabs>
+        <w:ind w:left="5040" w:hanging="360"/>
+      </w:pPr>
+      <w:rPr>
+        <w:rFonts w:ascii="Wingdings" w:hAnsi="Wingdings" w:hint="default"/>
+        <w:sz w:val="20"/>
+      </w:rPr>
+    </w:lvl>
+    <w:lvl w:ilvl="7" w:tentative="1">
+      <w:start w:val="1"/>
+      <w:numFmt w:val="bullet"/>
+      <w:lvlText w:val=""/>
+      <w:lvlJc w:val="left"/>
+      <w:pPr>
+        <w:tabs>
+          <w:tab w:val="num" w:pos="5760"/>
+        </w:tabs>
+        <w:ind w:left="5760" w:hanging="360"/>
+      </w:pPr>
+      <w:rPr>
+        <w:rFonts w:ascii="Wingdings" w:hAnsi="Wingdings" w:hint="default"/>
+        <w:sz w:val="20"/>
+      </w:rPr>
+    </w:lvl>
+    <w:lvl w:ilvl="8" w:tentative="1">
+      <w:start w:val="1"/>
+      <w:numFmt w:val="bullet"/>
+      <w:lvlText w:val=""/>
+      <w:lvlJc w:val="left"/>
+      <w:pPr>
+        <w:tabs>
+          <w:tab w:val="num" w:pos="6480"/>
+        </w:tabs>
+        <w:ind w:left="6480" w:hanging="360"/>
+      </w:pPr>
+      <w:rPr>
+        <w:rFonts w:ascii="Wingdings" w:hAnsi="Wingdings" w:hint="default"/>
+        <w:sz w:val="20"/>
+      </w:rPr>
+    </w:lvl>
+  </w:abstractNum>
+  <w:abstractNum w:abstractNumId="6" w15:restartNumberingAfterBreak="0">
+    <w:nsid w:val="3C3C0C16"/>
+    <w:multiLevelType w:val="multilevel"/>
+    <w:tmpl w:val="B2305E14"/>
+    <w:lvl w:ilvl="0">
+      <w:start w:val="1"/>
+      <w:numFmt w:val="bullet"/>
+      <w:lvlText w:val=""/>
+      <w:lvlJc w:val="left"/>
+      <w:pPr>
+        <w:tabs>
+          <w:tab w:val="num" w:pos="720"/>
+        </w:tabs>
+        <w:ind w:left="720" w:hanging="360"/>
+      </w:pPr>
+      <w:rPr>
+        <w:rFonts w:ascii="Symbol" w:hAnsi="Symbol" w:hint="default"/>
+        <w:sz w:val="20"/>
+      </w:rPr>
+    </w:lvl>
+    <w:lvl w:ilvl="1" w:tentative="1">
+      <w:start w:val="1"/>
+      <w:numFmt w:val="bullet"/>
+      <w:lvlText w:val="o"/>
+      <w:lvlJc w:val="left"/>
+      <w:pPr>
+        <w:tabs>
+          <w:tab w:val="num" w:pos="1440"/>
+        </w:tabs>
+        <w:ind w:left="1440" w:hanging="360"/>
+      </w:pPr>
+      <w:rPr>
+        <w:rFonts w:ascii="Courier New" w:hAnsi="Courier New" w:hint="default"/>
+        <w:sz w:val="20"/>
+      </w:rPr>
+    </w:lvl>
+    <w:lvl w:ilvl="2" w:tentative="1">
+      <w:start w:val="1"/>
+      <w:numFmt w:val="bullet"/>
+      <w:lvlText w:val=""/>
+      <w:lvlJc w:val="left"/>
+      <w:pPr>
+        <w:tabs>
+          <w:tab w:val="num" w:pos="2160"/>
+        </w:tabs>
+        <w:ind w:left="2160" w:hanging="360"/>
+      </w:pPr>
+      <w:rPr>
+        <w:rFonts w:ascii="Wingdings" w:hAnsi="Wingdings" w:hint="default"/>
+        <w:sz w:val="20"/>
+      </w:rPr>
+    </w:lvl>
+    <w:lvl w:ilvl="3" w:tentative="1">
+      <w:start w:val="1"/>
+      <w:numFmt w:val="bullet"/>
+      <w:lvlText w:val=""/>
+      <w:lvlJc w:val="left"/>
+      <w:pPr>
+        <w:tabs>
+          <w:tab w:val="num" w:pos="2880"/>
+        </w:tabs>
+        <w:ind w:left="2880" w:hanging="360"/>
+      </w:pPr>
+      <w:rPr>
+        <w:rFonts w:ascii="Wingdings" w:hAnsi="Wingdings" w:hint="default"/>
+        <w:sz w:val="20"/>
+      </w:rPr>
+    </w:lvl>
+    <w:lvl w:ilvl="4" w:tentative="1">
+      <w:start w:val="1"/>
+      <w:numFmt w:val="bullet"/>
+      <w:lvlText w:val=""/>
+      <w:lvlJc w:val="left"/>
+      <w:pPr>
+        <w:tabs>
+          <w:tab w:val="num" w:pos="3600"/>
+        </w:tabs>
+        <w:ind w:left="3600" w:hanging="360"/>
+      </w:pPr>
+      <w:rPr>
+        <w:rFonts w:ascii="Wingdings" w:hAnsi="Wingdings" w:hint="default"/>
+        <w:sz w:val="20"/>
+      </w:rPr>
+    </w:lvl>
+    <w:lvl w:ilvl="5" w:tentative="1">
+      <w:start w:val="1"/>
+      <w:numFmt w:val="bullet"/>
+      <w:lvlText w:val=""/>
+      <w:lvlJc w:val="left"/>
+      <w:pPr>
+        <w:tabs>
+          <w:tab w:val="num" w:pos="4320"/>
+        </w:tabs>
+        <w:ind w:left="4320" w:hanging="360"/>
+      </w:pPr>
+      <w:rPr>
+        <w:rFonts w:ascii="Wingdings" w:hAnsi="Wingdings" w:hint="default"/>
+        <w:sz w:val="20"/>
+      </w:rPr>
+    </w:lvl>
+    <w:lvl w:ilvl="6" w:tentative="1">
+      <w:start w:val="1"/>
+      <w:numFmt w:val="bullet"/>
+      <w:lvlText w:val=""/>
+      <w:lvlJc w:val="left"/>
+      <w:pPr>
+        <w:tabs>
+          <w:tab w:val="num" w:pos="5040"/>
+        </w:tabs>
+        <w:ind w:left="5040" w:hanging="360"/>
+      </w:pPr>
+      <w:rPr>
+        <w:rFonts w:ascii="Wingdings" w:hAnsi="Wingdings" w:hint="default"/>
+        <w:sz w:val="20"/>
+      </w:rPr>
+    </w:lvl>
+    <w:lvl w:ilvl="7" w:tentative="1">
+      <w:start w:val="1"/>
+      <w:numFmt w:val="bullet"/>
+      <w:lvlText w:val=""/>
+      <w:lvlJc w:val="left"/>
+      <w:pPr>
+        <w:tabs>
+          <w:tab w:val="num" w:pos="5760"/>
+        </w:tabs>
+        <w:ind w:left="5760" w:hanging="360"/>
+      </w:pPr>
+      <w:rPr>
+        <w:rFonts w:ascii="Wingdings" w:hAnsi="Wingdings" w:hint="default"/>
+        <w:sz w:val="20"/>
+      </w:rPr>
+    </w:lvl>
+    <w:lvl w:ilvl="8" w:tentative="1">
+      <w:start w:val="1"/>
+      <w:numFmt w:val="bullet"/>
+      <w:lvlText w:val=""/>
+      <w:lvlJc w:val="left"/>
+      <w:pPr>
+        <w:tabs>
+          <w:tab w:val="num" w:pos="6480"/>
+        </w:tabs>
+        <w:ind w:left="6480" w:hanging="360"/>
+      </w:pPr>
+      <w:rPr>
+        <w:rFonts w:ascii="Wingdings" w:hAnsi="Wingdings" w:hint="default"/>
+        <w:sz w:val="20"/>
+      </w:rPr>
+    </w:lvl>
+  </w:abstractNum>
+  <w:abstractNum w:abstractNumId="7" w15:restartNumberingAfterBreak="0">
+    <w:nsid w:val="3F8223CF"/>
+    <w:multiLevelType w:val="multilevel"/>
+    <w:tmpl w:val="072ED44A"/>
+    <w:lvl w:ilvl="0">
+      <w:start w:val="1"/>
+      <w:numFmt w:val="bullet"/>
+      <w:lvlText w:val=""/>
+      <w:lvlJc w:val="left"/>
+      <w:pPr>
+        <w:tabs>
+          <w:tab w:val="num" w:pos="720"/>
+        </w:tabs>
+        <w:ind w:left="720" w:hanging="360"/>
+      </w:pPr>
+      <w:rPr>
+        <w:rFonts w:ascii="Symbol" w:hAnsi="Symbol" w:hint="default"/>
+        <w:sz w:val="20"/>
+      </w:rPr>
+    </w:lvl>
+    <w:lvl w:ilvl="1" w:tentative="1">
+      <w:start w:val="1"/>
+      <w:numFmt w:val="bullet"/>
+      <w:lvlText w:val="o"/>
+      <w:lvlJc w:val="left"/>
+      <w:pPr>
+        <w:tabs>
+          <w:tab w:val="num" w:pos="1440"/>
+        </w:tabs>
+        <w:ind w:left="1440" w:hanging="360"/>
+      </w:pPr>
+      <w:rPr>
+        <w:rFonts w:ascii="Courier New" w:hAnsi="Courier New" w:hint="default"/>
+        <w:sz w:val="20"/>
+      </w:rPr>
+    </w:lvl>
+    <w:lvl w:ilvl="2" w:tentative="1">
+      <w:start w:val="1"/>
+      <w:numFmt w:val="bullet"/>
+      <w:lvlText w:val=""/>
+      <w:lvlJc w:val="left"/>
+      <w:pPr>
+        <w:tabs>
+          <w:tab w:val="num" w:pos="2160"/>
+        </w:tabs>
+        <w:ind w:left="2160" w:hanging="360"/>
+      </w:pPr>
+      <w:rPr>
+        <w:rFonts w:ascii="Wingdings" w:hAnsi="Wingdings" w:hint="default"/>
+        <w:sz w:val="20"/>
+      </w:rPr>
+    </w:lvl>
+    <w:lvl w:ilvl="3" w:tentative="1">
+      <w:start w:val="1"/>
+      <w:numFmt w:val="bullet"/>
+      <w:lvlText w:val=""/>
+      <w:lvlJc w:val="left"/>
+      <w:pPr>
+        <w:tabs>
+          <w:tab w:val="num" w:pos="2880"/>
+        </w:tabs>
+        <w:ind w:left="2880" w:hanging="360"/>
+      </w:pPr>
+      <w:rPr>
+        <w:rFonts w:ascii="Wingdings" w:hAnsi="Wingdings" w:hint="default"/>
+        <w:sz w:val="20"/>
+      </w:rPr>
+    </w:lvl>
+    <w:lvl w:ilvl="4" w:tentative="1">
+      <w:start w:val="1"/>
+      <w:numFmt w:val="bullet"/>
+      <w:lvlText w:val=""/>
+      <w:lvlJc w:val="left"/>
+      <w:pPr>
+        <w:tabs>
+          <w:tab w:val="num" w:pos="3600"/>
+        </w:tabs>
+        <w:ind w:left="3600" w:hanging="360"/>
+      </w:pPr>
+      <w:rPr>
+        <w:rFonts w:ascii="Wingdings" w:hAnsi="Wingdings" w:hint="default"/>
+        <w:sz w:val="20"/>
+      </w:rPr>
+    </w:lvl>
+    <w:lvl w:ilvl="5" w:tentative="1">
+      <w:start w:val="1"/>
+      <w:numFmt w:val="bullet"/>
+      <w:lvlText w:val=""/>
+      <w:lvlJc w:val="left"/>
+      <w:pPr>
+        <w:tabs>
+          <w:tab w:val="num" w:pos="4320"/>
+        </w:tabs>
+        <w:ind w:left="4320" w:hanging="360"/>
+      </w:pPr>
+      <w:rPr>
+        <w:rFonts w:ascii="Wingdings" w:hAnsi="Wingdings" w:hint="default"/>
+        <w:sz w:val="20"/>
+      </w:rPr>
+    </w:lvl>
+    <w:lvl w:ilvl="6" w:tentative="1">
+      <w:start w:val="1"/>
+      <w:numFmt w:val="bullet"/>
+      <w:lvlText w:val=""/>
+      <w:lvlJc w:val="left"/>
+      <w:pPr>
+        <w:tabs>
+          <w:tab w:val="num" w:pos="5040"/>
+        </w:tabs>
+        <w:ind w:left="5040" w:hanging="360"/>
+      </w:pPr>
+      <w:rPr>
+        <w:rFonts w:ascii="Wingdings" w:hAnsi="Wingdings" w:hint="default"/>
+        <w:sz w:val="20"/>
+      </w:rPr>
+    </w:lvl>
+    <w:lvl w:ilvl="7" w:tentative="1">
+      <w:start w:val="1"/>
+      <w:numFmt w:val="bullet"/>
+      <w:lvlText w:val=""/>
+      <w:lvlJc w:val="left"/>
+      <w:pPr>
+        <w:tabs>
+          <w:tab w:val="num" w:pos="5760"/>
+        </w:tabs>
+        <w:ind w:left="5760" w:hanging="360"/>
+      </w:pPr>
+      <w:rPr>
+        <w:rFonts w:ascii="Wingdings" w:hAnsi="Wingdings" w:hint="default"/>
+        <w:sz w:val="20"/>
+      </w:rPr>
+    </w:lvl>
+    <w:lvl w:ilvl="8" w:tentative="1">
+      <w:start w:val="1"/>
+      <w:numFmt w:val="bullet"/>
+      <w:lvlText w:val=""/>
+      <w:lvlJc w:val="left"/>
+      <w:pPr>
+        <w:tabs>
+          <w:tab w:val="num" w:pos="6480"/>
+        </w:tabs>
+        <w:ind w:left="6480" w:hanging="360"/>
+      </w:pPr>
+      <w:rPr>
+        <w:rFonts w:ascii="Wingdings" w:hAnsi="Wingdings" w:hint="default"/>
+        <w:sz w:val="20"/>
+      </w:rPr>
+    </w:lvl>
+  </w:abstractNum>
+  <w:abstractNum w:abstractNumId="8" w15:restartNumberingAfterBreak="0">
     <w:nsid w:val="4C2E442B"/>
     <w:multiLevelType w:val="multilevel"/>
     <w:tmpl w:val="D270CC94"/>
@@ -2076,7 +4228,748 @@
       </w:rPr>
     </w:lvl>
   </w:abstractNum>
-  <w:abstractNum w:abstractNumId="3" w15:restartNumberingAfterBreak="0">
+  <w:abstractNum w:abstractNumId="9" w15:restartNumberingAfterBreak="0">
+    <w:nsid w:val="4D11566B"/>
+    <w:multiLevelType w:val="multilevel"/>
+    <w:tmpl w:val="01BCD19E"/>
+    <w:lvl w:ilvl="0">
+      <w:start w:val="1"/>
+      <w:numFmt w:val="bullet"/>
+      <w:lvlText w:val=""/>
+      <w:lvlJc w:val="left"/>
+      <w:pPr>
+        <w:tabs>
+          <w:tab w:val="num" w:pos="720"/>
+        </w:tabs>
+        <w:ind w:left="720" w:hanging="360"/>
+      </w:pPr>
+      <w:rPr>
+        <w:rFonts w:ascii="Symbol" w:hAnsi="Symbol" w:hint="default"/>
+        <w:sz w:val="20"/>
+      </w:rPr>
+    </w:lvl>
+    <w:lvl w:ilvl="1">
+      <w:start w:val="1"/>
+      <w:numFmt w:val="decimal"/>
+      <w:lvlText w:val="%2."/>
+      <w:lvlJc w:val="left"/>
+      <w:pPr>
+        <w:tabs>
+          <w:tab w:val="num" w:pos="1440"/>
+        </w:tabs>
+        <w:ind w:left="1440" w:hanging="360"/>
+      </w:pPr>
+    </w:lvl>
+    <w:lvl w:ilvl="2" w:tentative="1">
+      <w:start w:val="1"/>
+      <w:numFmt w:val="bullet"/>
+      <w:lvlText w:val=""/>
+      <w:lvlJc w:val="left"/>
+      <w:pPr>
+        <w:tabs>
+          <w:tab w:val="num" w:pos="2160"/>
+        </w:tabs>
+        <w:ind w:left="2160" w:hanging="360"/>
+      </w:pPr>
+      <w:rPr>
+        <w:rFonts w:ascii="Wingdings" w:hAnsi="Wingdings" w:hint="default"/>
+        <w:sz w:val="20"/>
+      </w:rPr>
+    </w:lvl>
+    <w:lvl w:ilvl="3" w:tentative="1">
+      <w:start w:val="1"/>
+      <w:numFmt w:val="bullet"/>
+      <w:lvlText w:val=""/>
+      <w:lvlJc w:val="left"/>
+      <w:pPr>
+        <w:tabs>
+          <w:tab w:val="num" w:pos="2880"/>
+        </w:tabs>
+        <w:ind w:left="2880" w:hanging="360"/>
+      </w:pPr>
+      <w:rPr>
+        <w:rFonts w:ascii="Wingdings" w:hAnsi="Wingdings" w:hint="default"/>
+        <w:sz w:val="20"/>
+      </w:rPr>
+    </w:lvl>
+    <w:lvl w:ilvl="4" w:tentative="1">
+      <w:start w:val="1"/>
+      <w:numFmt w:val="bullet"/>
+      <w:lvlText w:val=""/>
+      <w:lvlJc w:val="left"/>
+      <w:pPr>
+        <w:tabs>
+          <w:tab w:val="num" w:pos="3600"/>
+        </w:tabs>
+        <w:ind w:left="3600" w:hanging="360"/>
+      </w:pPr>
+      <w:rPr>
+        <w:rFonts w:ascii="Wingdings" w:hAnsi="Wingdings" w:hint="default"/>
+        <w:sz w:val="20"/>
+      </w:rPr>
+    </w:lvl>
+    <w:lvl w:ilvl="5" w:tentative="1">
+      <w:start w:val="1"/>
+      <w:numFmt w:val="bullet"/>
+      <w:lvlText w:val=""/>
+      <w:lvlJc w:val="left"/>
+      <w:pPr>
+        <w:tabs>
+          <w:tab w:val="num" w:pos="4320"/>
+        </w:tabs>
+        <w:ind w:left="4320" w:hanging="360"/>
+      </w:pPr>
+      <w:rPr>
+        <w:rFonts w:ascii="Wingdings" w:hAnsi="Wingdings" w:hint="default"/>
+        <w:sz w:val="20"/>
+      </w:rPr>
+    </w:lvl>
+    <w:lvl w:ilvl="6" w:tentative="1">
+      <w:start w:val="1"/>
+      <w:numFmt w:val="bullet"/>
+      <w:lvlText w:val=""/>
+      <w:lvlJc w:val="left"/>
+      <w:pPr>
+        <w:tabs>
+          <w:tab w:val="num" w:pos="5040"/>
+        </w:tabs>
+        <w:ind w:left="5040" w:hanging="360"/>
+      </w:pPr>
+      <w:rPr>
+        <w:rFonts w:ascii="Wingdings" w:hAnsi="Wingdings" w:hint="default"/>
+        <w:sz w:val="20"/>
+      </w:rPr>
+    </w:lvl>
+    <w:lvl w:ilvl="7" w:tentative="1">
+      <w:start w:val="1"/>
+      <w:numFmt w:val="bullet"/>
+      <w:lvlText w:val=""/>
+      <w:lvlJc w:val="left"/>
+      <w:pPr>
+        <w:tabs>
+          <w:tab w:val="num" w:pos="5760"/>
+        </w:tabs>
+        <w:ind w:left="5760" w:hanging="360"/>
+      </w:pPr>
+      <w:rPr>
+        <w:rFonts w:ascii="Wingdings" w:hAnsi="Wingdings" w:hint="default"/>
+        <w:sz w:val="20"/>
+      </w:rPr>
+    </w:lvl>
+    <w:lvl w:ilvl="8" w:tentative="1">
+      <w:start w:val="1"/>
+      <w:numFmt w:val="bullet"/>
+      <w:lvlText w:val=""/>
+      <w:lvlJc w:val="left"/>
+      <w:pPr>
+        <w:tabs>
+          <w:tab w:val="num" w:pos="6480"/>
+        </w:tabs>
+        <w:ind w:left="6480" w:hanging="360"/>
+      </w:pPr>
+      <w:rPr>
+        <w:rFonts w:ascii="Wingdings" w:hAnsi="Wingdings" w:hint="default"/>
+        <w:sz w:val="20"/>
+      </w:rPr>
+    </w:lvl>
+  </w:abstractNum>
+  <w:abstractNum w:abstractNumId="10" w15:restartNumberingAfterBreak="0">
+    <w:nsid w:val="50B7353A"/>
+    <w:multiLevelType w:val="multilevel"/>
+    <w:tmpl w:val="4E661BFA"/>
+    <w:lvl w:ilvl="0">
+      <w:start w:val="1"/>
+      <w:numFmt w:val="bullet"/>
+      <w:lvlText w:val=""/>
+      <w:lvlJc w:val="left"/>
+      <w:pPr>
+        <w:tabs>
+          <w:tab w:val="num" w:pos="720"/>
+        </w:tabs>
+        <w:ind w:left="720" w:hanging="360"/>
+      </w:pPr>
+      <w:rPr>
+        <w:rFonts w:ascii="Symbol" w:hAnsi="Symbol" w:hint="default"/>
+        <w:sz w:val="20"/>
+      </w:rPr>
+    </w:lvl>
+    <w:lvl w:ilvl="1" w:tentative="1">
+      <w:start w:val="1"/>
+      <w:numFmt w:val="bullet"/>
+      <w:lvlText w:val="o"/>
+      <w:lvlJc w:val="left"/>
+      <w:pPr>
+        <w:tabs>
+          <w:tab w:val="num" w:pos="1440"/>
+        </w:tabs>
+        <w:ind w:left="1440" w:hanging="360"/>
+      </w:pPr>
+      <w:rPr>
+        <w:rFonts w:ascii="Courier New" w:hAnsi="Courier New" w:hint="default"/>
+        <w:sz w:val="20"/>
+      </w:rPr>
+    </w:lvl>
+    <w:lvl w:ilvl="2" w:tentative="1">
+      <w:start w:val="1"/>
+      <w:numFmt w:val="bullet"/>
+      <w:lvlText w:val=""/>
+      <w:lvlJc w:val="left"/>
+      <w:pPr>
+        <w:tabs>
+          <w:tab w:val="num" w:pos="2160"/>
+        </w:tabs>
+        <w:ind w:left="2160" w:hanging="360"/>
+      </w:pPr>
+      <w:rPr>
+        <w:rFonts w:ascii="Wingdings" w:hAnsi="Wingdings" w:hint="default"/>
+        <w:sz w:val="20"/>
+      </w:rPr>
+    </w:lvl>
+    <w:lvl w:ilvl="3" w:tentative="1">
+      <w:start w:val="1"/>
+      <w:numFmt w:val="bullet"/>
+      <w:lvlText w:val=""/>
+      <w:lvlJc w:val="left"/>
+      <w:pPr>
+        <w:tabs>
+          <w:tab w:val="num" w:pos="2880"/>
+        </w:tabs>
+        <w:ind w:left="2880" w:hanging="360"/>
+      </w:pPr>
+      <w:rPr>
+        <w:rFonts w:ascii="Wingdings" w:hAnsi="Wingdings" w:hint="default"/>
+        <w:sz w:val="20"/>
+      </w:rPr>
+    </w:lvl>
+    <w:lvl w:ilvl="4" w:tentative="1">
+      <w:start w:val="1"/>
+      <w:numFmt w:val="bullet"/>
+      <w:lvlText w:val=""/>
+      <w:lvlJc w:val="left"/>
+      <w:pPr>
+        <w:tabs>
+          <w:tab w:val="num" w:pos="3600"/>
+        </w:tabs>
+        <w:ind w:left="3600" w:hanging="360"/>
+      </w:pPr>
+      <w:rPr>
+        <w:rFonts w:ascii="Wingdings" w:hAnsi="Wingdings" w:hint="default"/>
+        <w:sz w:val="20"/>
+      </w:rPr>
+    </w:lvl>
+    <w:lvl w:ilvl="5" w:tentative="1">
+      <w:start w:val="1"/>
+      <w:numFmt w:val="bullet"/>
+      <w:lvlText w:val=""/>
+      <w:lvlJc w:val="left"/>
+      <w:pPr>
+        <w:tabs>
+          <w:tab w:val="num" w:pos="4320"/>
+        </w:tabs>
+        <w:ind w:left="4320" w:hanging="360"/>
+      </w:pPr>
+      <w:rPr>
+        <w:rFonts w:ascii="Wingdings" w:hAnsi="Wingdings" w:hint="default"/>
+        <w:sz w:val="20"/>
+      </w:rPr>
+    </w:lvl>
+    <w:lvl w:ilvl="6" w:tentative="1">
+      <w:start w:val="1"/>
+      <w:numFmt w:val="bullet"/>
+      <w:lvlText w:val=""/>
+      <w:lvlJc w:val="left"/>
+      <w:pPr>
+        <w:tabs>
+          <w:tab w:val="num" w:pos="5040"/>
+        </w:tabs>
+        <w:ind w:left="5040" w:hanging="360"/>
+      </w:pPr>
+      <w:rPr>
+        <w:rFonts w:ascii="Wingdings" w:hAnsi="Wingdings" w:hint="default"/>
+        <w:sz w:val="20"/>
+      </w:rPr>
+    </w:lvl>
+    <w:lvl w:ilvl="7" w:tentative="1">
+      <w:start w:val="1"/>
+      <w:numFmt w:val="bullet"/>
+      <w:lvlText w:val=""/>
+      <w:lvlJc w:val="left"/>
+      <w:pPr>
+        <w:tabs>
+          <w:tab w:val="num" w:pos="5760"/>
+        </w:tabs>
+        <w:ind w:left="5760" w:hanging="360"/>
+      </w:pPr>
+      <w:rPr>
+        <w:rFonts w:ascii="Wingdings" w:hAnsi="Wingdings" w:hint="default"/>
+        <w:sz w:val="20"/>
+      </w:rPr>
+    </w:lvl>
+    <w:lvl w:ilvl="8" w:tentative="1">
+      <w:start w:val="1"/>
+      <w:numFmt w:val="bullet"/>
+      <w:lvlText w:val=""/>
+      <w:lvlJc w:val="left"/>
+      <w:pPr>
+        <w:tabs>
+          <w:tab w:val="num" w:pos="6480"/>
+        </w:tabs>
+        <w:ind w:left="6480" w:hanging="360"/>
+      </w:pPr>
+      <w:rPr>
+        <w:rFonts w:ascii="Wingdings" w:hAnsi="Wingdings" w:hint="default"/>
+        <w:sz w:val="20"/>
+      </w:rPr>
+    </w:lvl>
+  </w:abstractNum>
+  <w:abstractNum w:abstractNumId="11" w15:restartNumberingAfterBreak="0">
+    <w:nsid w:val="52A07F06"/>
+    <w:multiLevelType w:val="multilevel"/>
+    <w:tmpl w:val="BA26F7C0"/>
+    <w:lvl w:ilvl="0">
+      <w:start w:val="1"/>
+      <w:numFmt w:val="bullet"/>
+      <w:lvlText w:val=""/>
+      <w:lvlJc w:val="left"/>
+      <w:pPr>
+        <w:tabs>
+          <w:tab w:val="num" w:pos="720"/>
+        </w:tabs>
+        <w:ind w:left="720" w:hanging="360"/>
+      </w:pPr>
+      <w:rPr>
+        <w:rFonts w:ascii="Symbol" w:hAnsi="Symbol" w:hint="default"/>
+        <w:sz w:val="20"/>
+      </w:rPr>
+    </w:lvl>
+    <w:lvl w:ilvl="1" w:tentative="1">
+      <w:start w:val="1"/>
+      <w:numFmt w:val="bullet"/>
+      <w:lvlText w:val="o"/>
+      <w:lvlJc w:val="left"/>
+      <w:pPr>
+        <w:tabs>
+          <w:tab w:val="num" w:pos="1440"/>
+        </w:tabs>
+        <w:ind w:left="1440" w:hanging="360"/>
+      </w:pPr>
+      <w:rPr>
+        <w:rFonts w:ascii="Courier New" w:hAnsi="Courier New" w:hint="default"/>
+        <w:sz w:val="20"/>
+      </w:rPr>
+    </w:lvl>
+    <w:lvl w:ilvl="2" w:tentative="1">
+      <w:start w:val="1"/>
+      <w:numFmt w:val="bullet"/>
+      <w:lvlText w:val=""/>
+      <w:lvlJc w:val="left"/>
+      <w:pPr>
+        <w:tabs>
+          <w:tab w:val="num" w:pos="2160"/>
+        </w:tabs>
+        <w:ind w:left="2160" w:hanging="360"/>
+      </w:pPr>
+      <w:rPr>
+        <w:rFonts w:ascii="Wingdings" w:hAnsi="Wingdings" w:hint="default"/>
+        <w:sz w:val="20"/>
+      </w:rPr>
+    </w:lvl>
+    <w:lvl w:ilvl="3" w:tentative="1">
+      <w:start w:val="1"/>
+      <w:numFmt w:val="bullet"/>
+      <w:lvlText w:val=""/>
+      <w:lvlJc w:val="left"/>
+      <w:pPr>
+        <w:tabs>
+          <w:tab w:val="num" w:pos="2880"/>
+        </w:tabs>
+        <w:ind w:left="2880" w:hanging="360"/>
+      </w:pPr>
+      <w:rPr>
+        <w:rFonts w:ascii="Wingdings" w:hAnsi="Wingdings" w:hint="default"/>
+        <w:sz w:val="20"/>
+      </w:rPr>
+    </w:lvl>
+    <w:lvl w:ilvl="4" w:tentative="1">
+      <w:start w:val="1"/>
+      <w:numFmt w:val="bullet"/>
+      <w:lvlText w:val=""/>
+      <w:lvlJc w:val="left"/>
+      <w:pPr>
+        <w:tabs>
+          <w:tab w:val="num" w:pos="3600"/>
+        </w:tabs>
+        <w:ind w:left="3600" w:hanging="360"/>
+      </w:pPr>
+      <w:rPr>
+        <w:rFonts w:ascii="Wingdings" w:hAnsi="Wingdings" w:hint="default"/>
+        <w:sz w:val="20"/>
+      </w:rPr>
+    </w:lvl>
+    <w:lvl w:ilvl="5" w:tentative="1">
+      <w:start w:val="1"/>
+      <w:numFmt w:val="bullet"/>
+      <w:lvlText w:val=""/>
+      <w:lvlJc w:val="left"/>
+      <w:pPr>
+        <w:tabs>
+          <w:tab w:val="num" w:pos="4320"/>
+        </w:tabs>
+        <w:ind w:left="4320" w:hanging="360"/>
+      </w:pPr>
+      <w:rPr>
+        <w:rFonts w:ascii="Wingdings" w:hAnsi="Wingdings" w:hint="default"/>
+        <w:sz w:val="20"/>
+      </w:rPr>
+    </w:lvl>
+    <w:lvl w:ilvl="6" w:tentative="1">
+      <w:start w:val="1"/>
+      <w:numFmt w:val="bullet"/>
+      <w:lvlText w:val=""/>
+      <w:lvlJc w:val="left"/>
+      <w:pPr>
+        <w:tabs>
+          <w:tab w:val="num" w:pos="5040"/>
+        </w:tabs>
+        <w:ind w:left="5040" w:hanging="360"/>
+      </w:pPr>
+      <w:rPr>
+        <w:rFonts w:ascii="Wingdings" w:hAnsi="Wingdings" w:hint="default"/>
+        <w:sz w:val="20"/>
+      </w:rPr>
+    </w:lvl>
+    <w:lvl w:ilvl="7" w:tentative="1">
+      <w:start w:val="1"/>
+      <w:numFmt w:val="bullet"/>
+      <w:lvlText w:val=""/>
+      <w:lvlJc w:val="left"/>
+      <w:pPr>
+        <w:tabs>
+          <w:tab w:val="num" w:pos="5760"/>
+        </w:tabs>
+        <w:ind w:left="5760" w:hanging="360"/>
+      </w:pPr>
+      <w:rPr>
+        <w:rFonts w:ascii="Wingdings" w:hAnsi="Wingdings" w:hint="default"/>
+        <w:sz w:val="20"/>
+      </w:rPr>
+    </w:lvl>
+    <w:lvl w:ilvl="8" w:tentative="1">
+      <w:start w:val="1"/>
+      <w:numFmt w:val="bullet"/>
+      <w:lvlText w:val=""/>
+      <w:lvlJc w:val="left"/>
+      <w:pPr>
+        <w:tabs>
+          <w:tab w:val="num" w:pos="6480"/>
+        </w:tabs>
+        <w:ind w:left="6480" w:hanging="360"/>
+      </w:pPr>
+      <w:rPr>
+        <w:rFonts w:ascii="Wingdings" w:hAnsi="Wingdings" w:hint="default"/>
+        <w:sz w:val="20"/>
+      </w:rPr>
+    </w:lvl>
+  </w:abstractNum>
+  <w:abstractNum w:abstractNumId="12" w15:restartNumberingAfterBreak="0">
+    <w:nsid w:val="585621F9"/>
+    <w:multiLevelType w:val="multilevel"/>
+    <w:tmpl w:val="27427C2A"/>
+    <w:lvl w:ilvl="0">
+      <w:start w:val="1"/>
+      <w:numFmt w:val="bullet"/>
+      <w:lvlText w:val=""/>
+      <w:lvlJc w:val="left"/>
+      <w:pPr>
+        <w:tabs>
+          <w:tab w:val="num" w:pos="720"/>
+        </w:tabs>
+        <w:ind w:left="720" w:hanging="360"/>
+      </w:pPr>
+      <w:rPr>
+        <w:rFonts w:ascii="Symbol" w:hAnsi="Symbol" w:hint="default"/>
+        <w:sz w:val="20"/>
+      </w:rPr>
+    </w:lvl>
+    <w:lvl w:ilvl="1" w:tentative="1">
+      <w:start w:val="1"/>
+      <w:numFmt w:val="bullet"/>
+      <w:lvlText w:val="o"/>
+      <w:lvlJc w:val="left"/>
+      <w:pPr>
+        <w:tabs>
+          <w:tab w:val="num" w:pos="1440"/>
+        </w:tabs>
+        <w:ind w:left="1440" w:hanging="360"/>
+      </w:pPr>
+      <w:rPr>
+        <w:rFonts w:ascii="Courier New" w:hAnsi="Courier New" w:hint="default"/>
+        <w:sz w:val="20"/>
+      </w:rPr>
+    </w:lvl>
+    <w:lvl w:ilvl="2" w:tentative="1">
+      <w:start w:val="1"/>
+      <w:numFmt w:val="bullet"/>
+      <w:lvlText w:val=""/>
+      <w:lvlJc w:val="left"/>
+      <w:pPr>
+        <w:tabs>
+          <w:tab w:val="num" w:pos="2160"/>
+        </w:tabs>
+        <w:ind w:left="2160" w:hanging="360"/>
+      </w:pPr>
+      <w:rPr>
+        <w:rFonts w:ascii="Wingdings" w:hAnsi="Wingdings" w:hint="default"/>
+        <w:sz w:val="20"/>
+      </w:rPr>
+    </w:lvl>
+    <w:lvl w:ilvl="3" w:tentative="1">
+      <w:start w:val="1"/>
+      <w:numFmt w:val="bullet"/>
+      <w:lvlText w:val=""/>
+      <w:lvlJc w:val="left"/>
+      <w:pPr>
+        <w:tabs>
+          <w:tab w:val="num" w:pos="2880"/>
+        </w:tabs>
+        <w:ind w:left="2880" w:hanging="360"/>
+      </w:pPr>
+      <w:rPr>
+        <w:rFonts w:ascii="Wingdings" w:hAnsi="Wingdings" w:hint="default"/>
+        <w:sz w:val="20"/>
+      </w:rPr>
+    </w:lvl>
+    <w:lvl w:ilvl="4" w:tentative="1">
+      <w:start w:val="1"/>
+      <w:numFmt w:val="bullet"/>
+      <w:lvlText w:val=""/>
+      <w:lvlJc w:val="left"/>
+      <w:pPr>
+        <w:tabs>
+          <w:tab w:val="num" w:pos="3600"/>
+        </w:tabs>
+        <w:ind w:left="3600" w:hanging="360"/>
+      </w:pPr>
+      <w:rPr>
+        <w:rFonts w:ascii="Wingdings" w:hAnsi="Wingdings" w:hint="default"/>
+        <w:sz w:val="20"/>
+      </w:rPr>
+    </w:lvl>
+    <w:lvl w:ilvl="5" w:tentative="1">
+      <w:start w:val="1"/>
+      <w:numFmt w:val="bullet"/>
+      <w:lvlText w:val=""/>
+      <w:lvlJc w:val="left"/>
+      <w:pPr>
+        <w:tabs>
+          <w:tab w:val="num" w:pos="4320"/>
+        </w:tabs>
+        <w:ind w:left="4320" w:hanging="360"/>
+      </w:pPr>
+      <w:rPr>
+        <w:rFonts w:ascii="Wingdings" w:hAnsi="Wingdings" w:hint="default"/>
+        <w:sz w:val="20"/>
+      </w:rPr>
+    </w:lvl>
+    <w:lvl w:ilvl="6" w:tentative="1">
+      <w:start w:val="1"/>
+      <w:numFmt w:val="bullet"/>
+      <w:lvlText w:val=""/>
+      <w:lvlJc w:val="left"/>
+      <w:pPr>
+        <w:tabs>
+          <w:tab w:val="num" w:pos="5040"/>
+        </w:tabs>
+        <w:ind w:left="5040" w:hanging="360"/>
+      </w:pPr>
+      <w:rPr>
+        <w:rFonts w:ascii="Wingdings" w:hAnsi="Wingdings" w:hint="default"/>
+        <w:sz w:val="20"/>
+      </w:rPr>
+    </w:lvl>
+    <w:lvl w:ilvl="7" w:tentative="1">
+      <w:start w:val="1"/>
+      <w:numFmt w:val="bullet"/>
+      <w:lvlText w:val=""/>
+      <w:lvlJc w:val="left"/>
+      <w:pPr>
+        <w:tabs>
+          <w:tab w:val="num" w:pos="5760"/>
+        </w:tabs>
+        <w:ind w:left="5760" w:hanging="360"/>
+      </w:pPr>
+      <w:rPr>
+        <w:rFonts w:ascii="Wingdings" w:hAnsi="Wingdings" w:hint="default"/>
+        <w:sz w:val="20"/>
+      </w:rPr>
+    </w:lvl>
+    <w:lvl w:ilvl="8" w:tentative="1">
+      <w:start w:val="1"/>
+      <w:numFmt w:val="bullet"/>
+      <w:lvlText w:val=""/>
+      <w:lvlJc w:val="left"/>
+      <w:pPr>
+        <w:tabs>
+          <w:tab w:val="num" w:pos="6480"/>
+        </w:tabs>
+        <w:ind w:left="6480" w:hanging="360"/>
+      </w:pPr>
+      <w:rPr>
+        <w:rFonts w:ascii="Wingdings" w:hAnsi="Wingdings" w:hint="default"/>
+        <w:sz w:val="20"/>
+      </w:rPr>
+    </w:lvl>
+  </w:abstractNum>
+  <w:abstractNum w:abstractNumId="13" w15:restartNumberingAfterBreak="0">
+    <w:nsid w:val="6C8A2F81"/>
+    <w:multiLevelType w:val="multilevel"/>
+    <w:tmpl w:val="4022BDE0"/>
+    <w:lvl w:ilvl="0">
+      <w:start w:val="1"/>
+      <w:numFmt w:val="bullet"/>
+      <w:lvlText w:val=""/>
+      <w:lvlJc w:val="left"/>
+      <w:pPr>
+        <w:tabs>
+          <w:tab w:val="num" w:pos="720"/>
+        </w:tabs>
+        <w:ind w:left="720" w:hanging="360"/>
+      </w:pPr>
+      <w:rPr>
+        <w:rFonts w:ascii="Symbol" w:hAnsi="Symbol" w:hint="default"/>
+        <w:sz w:val="20"/>
+      </w:rPr>
+    </w:lvl>
+    <w:lvl w:ilvl="1" w:tentative="1">
+      <w:start w:val="1"/>
+      <w:numFmt w:val="bullet"/>
+      <w:lvlText w:val="o"/>
+      <w:lvlJc w:val="left"/>
+      <w:pPr>
+        <w:tabs>
+          <w:tab w:val="num" w:pos="1440"/>
+        </w:tabs>
+        <w:ind w:left="1440" w:hanging="360"/>
+      </w:pPr>
+      <w:rPr>
+        <w:rFonts w:ascii="Courier New" w:hAnsi="Courier New" w:hint="default"/>
+        <w:sz w:val="20"/>
+      </w:rPr>
+    </w:lvl>
+    <w:lvl w:ilvl="2" w:tentative="1">
+      <w:start w:val="1"/>
+      <w:numFmt w:val="bullet"/>
+      <w:lvlText w:val=""/>
+      <w:lvlJc w:val="left"/>
+      <w:pPr>
+        <w:tabs>
+          <w:tab w:val="num" w:pos="2160"/>
+        </w:tabs>
+        <w:ind w:left="2160" w:hanging="360"/>
+      </w:pPr>
+      <w:rPr>
+        <w:rFonts w:ascii="Wingdings" w:hAnsi="Wingdings" w:hint="default"/>
+        <w:sz w:val="20"/>
+      </w:rPr>
+    </w:lvl>
+    <w:lvl w:ilvl="3" w:tentative="1">
+      <w:start w:val="1"/>
+      <w:numFmt w:val="bullet"/>
+      <w:lvlText w:val=""/>
+      <w:lvlJc w:val="left"/>
+      <w:pPr>
+        <w:tabs>
+          <w:tab w:val="num" w:pos="2880"/>
+        </w:tabs>
+        <w:ind w:left="2880" w:hanging="360"/>
+      </w:pPr>
+      <w:rPr>
+        <w:rFonts w:ascii="Wingdings" w:hAnsi="Wingdings" w:hint="default"/>
+        <w:sz w:val="20"/>
+      </w:rPr>
+    </w:lvl>
+    <w:lvl w:ilvl="4" w:tentative="1">
+      <w:start w:val="1"/>
+      <w:numFmt w:val="bullet"/>
+      <w:lvlText w:val=""/>
+      <w:lvlJc w:val="left"/>
+      <w:pPr>
+        <w:tabs>
+          <w:tab w:val="num" w:pos="3600"/>
+        </w:tabs>
+        <w:ind w:left="3600" w:hanging="360"/>
+      </w:pPr>
+      <w:rPr>
+        <w:rFonts w:ascii="Wingdings" w:hAnsi="Wingdings" w:hint="default"/>
+        <w:sz w:val="20"/>
+      </w:rPr>
+    </w:lvl>
+    <w:lvl w:ilvl="5" w:tentative="1">
+      <w:start w:val="1"/>
+      <w:numFmt w:val="bullet"/>
+      <w:lvlText w:val=""/>
+      <w:lvlJc w:val="left"/>
+      <w:pPr>
+        <w:tabs>
+          <w:tab w:val="num" w:pos="4320"/>
+        </w:tabs>
+        <w:ind w:left="4320" w:hanging="360"/>
+      </w:pPr>
+      <w:rPr>
+        <w:rFonts w:ascii="Wingdings" w:hAnsi="Wingdings" w:hint="default"/>
+        <w:sz w:val="20"/>
+      </w:rPr>
+    </w:lvl>
+    <w:lvl w:ilvl="6" w:tentative="1">
+      <w:start w:val="1"/>
+      <w:numFmt w:val="bullet"/>
+      <w:lvlText w:val=""/>
+      <w:lvlJc w:val="left"/>
+      <w:pPr>
+        <w:tabs>
+          <w:tab w:val="num" w:pos="5040"/>
+        </w:tabs>
+        <w:ind w:left="5040" w:hanging="360"/>
+      </w:pPr>
+      <w:rPr>
+        <w:rFonts w:ascii="Wingdings" w:hAnsi="Wingdings" w:hint="default"/>
+        <w:sz w:val="20"/>
+      </w:rPr>
+    </w:lvl>
+    <w:lvl w:ilvl="7" w:tentative="1">
+      <w:start w:val="1"/>
+      <w:numFmt w:val="bullet"/>
+      <w:lvlText w:val=""/>
+      <w:lvlJc w:val="left"/>
+      <w:pPr>
+        <w:tabs>
+          <w:tab w:val="num" w:pos="5760"/>
+        </w:tabs>
+        <w:ind w:left="5760" w:hanging="360"/>
+      </w:pPr>
+      <w:rPr>
+        <w:rFonts w:ascii="Wingdings" w:hAnsi="Wingdings" w:hint="default"/>
+        <w:sz w:val="20"/>
+      </w:rPr>
+    </w:lvl>
+    <w:lvl w:ilvl="8" w:tentative="1">
+      <w:start w:val="1"/>
+      <w:numFmt w:val="bullet"/>
+      <w:lvlText w:val=""/>
+      <w:lvlJc w:val="left"/>
+      <w:pPr>
+        <w:tabs>
+          <w:tab w:val="num" w:pos="6480"/>
+        </w:tabs>
+        <w:ind w:left="6480" w:hanging="360"/>
+      </w:pPr>
+      <w:rPr>
+        <w:rFonts w:ascii="Wingdings" w:hAnsi="Wingdings" w:hint="default"/>
+        <w:sz w:val="20"/>
+      </w:rPr>
+    </w:lvl>
+  </w:abstractNum>
+  <w:abstractNum w:abstractNumId="14" w15:restartNumberingAfterBreak="0">
     <w:nsid w:val="6D25622F"/>
     <w:multiLevelType w:val="multilevel"/>
     <w:tmpl w:val="0166E728"/>
@@ -2097,6 +4990,453 @@
       </w:rPr>
     </w:lvl>
     <w:lvl w:ilvl="1">
+      <w:start w:val="1"/>
+      <w:numFmt w:val="bullet"/>
+      <w:lvlText w:val="o"/>
+      <w:lvlJc w:val="left"/>
+      <w:pPr>
+        <w:tabs>
+          <w:tab w:val="num" w:pos="1440"/>
+        </w:tabs>
+        <w:ind w:left="1440" w:hanging="360"/>
+      </w:pPr>
+      <w:rPr>
+        <w:rFonts w:ascii="Courier New" w:hAnsi="Courier New" w:hint="default"/>
+        <w:sz w:val="20"/>
+      </w:rPr>
+    </w:lvl>
+    <w:lvl w:ilvl="2" w:tentative="1">
+      <w:start w:val="1"/>
+      <w:numFmt w:val="bullet"/>
+      <w:lvlText w:val=""/>
+      <w:lvlJc w:val="left"/>
+      <w:pPr>
+        <w:tabs>
+          <w:tab w:val="num" w:pos="2160"/>
+        </w:tabs>
+        <w:ind w:left="2160" w:hanging="360"/>
+      </w:pPr>
+      <w:rPr>
+        <w:rFonts w:ascii="Wingdings" w:hAnsi="Wingdings" w:hint="default"/>
+        <w:sz w:val="20"/>
+      </w:rPr>
+    </w:lvl>
+    <w:lvl w:ilvl="3" w:tentative="1">
+      <w:start w:val="1"/>
+      <w:numFmt w:val="bullet"/>
+      <w:lvlText w:val=""/>
+      <w:lvlJc w:val="left"/>
+      <w:pPr>
+        <w:tabs>
+          <w:tab w:val="num" w:pos="2880"/>
+        </w:tabs>
+        <w:ind w:left="2880" w:hanging="360"/>
+      </w:pPr>
+      <w:rPr>
+        <w:rFonts w:ascii="Wingdings" w:hAnsi="Wingdings" w:hint="default"/>
+        <w:sz w:val="20"/>
+      </w:rPr>
+    </w:lvl>
+    <w:lvl w:ilvl="4" w:tentative="1">
+      <w:start w:val="1"/>
+      <w:numFmt w:val="bullet"/>
+      <w:lvlText w:val=""/>
+      <w:lvlJc w:val="left"/>
+      <w:pPr>
+        <w:tabs>
+          <w:tab w:val="num" w:pos="3600"/>
+        </w:tabs>
+        <w:ind w:left="3600" w:hanging="360"/>
+      </w:pPr>
+      <w:rPr>
+        <w:rFonts w:ascii="Wingdings" w:hAnsi="Wingdings" w:hint="default"/>
+        <w:sz w:val="20"/>
+      </w:rPr>
+    </w:lvl>
+    <w:lvl w:ilvl="5" w:tentative="1">
+      <w:start w:val="1"/>
+      <w:numFmt w:val="bullet"/>
+      <w:lvlText w:val=""/>
+      <w:lvlJc w:val="left"/>
+      <w:pPr>
+        <w:tabs>
+          <w:tab w:val="num" w:pos="4320"/>
+        </w:tabs>
+        <w:ind w:left="4320" w:hanging="360"/>
+      </w:pPr>
+      <w:rPr>
+        <w:rFonts w:ascii="Wingdings" w:hAnsi="Wingdings" w:hint="default"/>
+        <w:sz w:val="20"/>
+      </w:rPr>
+    </w:lvl>
+    <w:lvl w:ilvl="6" w:tentative="1">
+      <w:start w:val="1"/>
+      <w:numFmt w:val="bullet"/>
+      <w:lvlText w:val=""/>
+      <w:lvlJc w:val="left"/>
+      <w:pPr>
+        <w:tabs>
+          <w:tab w:val="num" w:pos="5040"/>
+        </w:tabs>
+        <w:ind w:left="5040" w:hanging="360"/>
+      </w:pPr>
+      <w:rPr>
+        <w:rFonts w:ascii="Wingdings" w:hAnsi="Wingdings" w:hint="default"/>
+        <w:sz w:val="20"/>
+      </w:rPr>
+    </w:lvl>
+    <w:lvl w:ilvl="7" w:tentative="1">
+      <w:start w:val="1"/>
+      <w:numFmt w:val="bullet"/>
+      <w:lvlText w:val=""/>
+      <w:lvlJc w:val="left"/>
+      <w:pPr>
+        <w:tabs>
+          <w:tab w:val="num" w:pos="5760"/>
+        </w:tabs>
+        <w:ind w:left="5760" w:hanging="360"/>
+      </w:pPr>
+      <w:rPr>
+        <w:rFonts w:ascii="Wingdings" w:hAnsi="Wingdings" w:hint="default"/>
+        <w:sz w:val="20"/>
+      </w:rPr>
+    </w:lvl>
+    <w:lvl w:ilvl="8" w:tentative="1">
+      <w:start w:val="1"/>
+      <w:numFmt w:val="bullet"/>
+      <w:lvlText w:val=""/>
+      <w:lvlJc w:val="left"/>
+      <w:pPr>
+        <w:tabs>
+          <w:tab w:val="num" w:pos="6480"/>
+        </w:tabs>
+        <w:ind w:left="6480" w:hanging="360"/>
+      </w:pPr>
+      <w:rPr>
+        <w:rFonts w:ascii="Wingdings" w:hAnsi="Wingdings" w:hint="default"/>
+        <w:sz w:val="20"/>
+      </w:rPr>
+    </w:lvl>
+  </w:abstractNum>
+  <w:abstractNum w:abstractNumId="15" w15:restartNumberingAfterBreak="0">
+    <w:nsid w:val="781472A8"/>
+    <w:multiLevelType w:val="multilevel"/>
+    <w:tmpl w:val="BEB6CBA8"/>
+    <w:lvl w:ilvl="0">
+      <w:start w:val="1"/>
+      <w:numFmt w:val="bullet"/>
+      <w:lvlText w:val=""/>
+      <w:lvlJc w:val="left"/>
+      <w:pPr>
+        <w:tabs>
+          <w:tab w:val="num" w:pos="720"/>
+        </w:tabs>
+        <w:ind w:left="720" w:hanging="360"/>
+      </w:pPr>
+      <w:rPr>
+        <w:rFonts w:ascii="Symbol" w:hAnsi="Symbol" w:hint="default"/>
+        <w:sz w:val="20"/>
+      </w:rPr>
+    </w:lvl>
+    <w:lvl w:ilvl="1" w:tentative="1">
+      <w:start w:val="1"/>
+      <w:numFmt w:val="bullet"/>
+      <w:lvlText w:val="o"/>
+      <w:lvlJc w:val="left"/>
+      <w:pPr>
+        <w:tabs>
+          <w:tab w:val="num" w:pos="1440"/>
+        </w:tabs>
+        <w:ind w:left="1440" w:hanging="360"/>
+      </w:pPr>
+      <w:rPr>
+        <w:rFonts w:ascii="Courier New" w:hAnsi="Courier New" w:hint="default"/>
+        <w:sz w:val="20"/>
+      </w:rPr>
+    </w:lvl>
+    <w:lvl w:ilvl="2" w:tentative="1">
+      <w:start w:val="1"/>
+      <w:numFmt w:val="bullet"/>
+      <w:lvlText w:val=""/>
+      <w:lvlJc w:val="left"/>
+      <w:pPr>
+        <w:tabs>
+          <w:tab w:val="num" w:pos="2160"/>
+        </w:tabs>
+        <w:ind w:left="2160" w:hanging="360"/>
+      </w:pPr>
+      <w:rPr>
+        <w:rFonts w:ascii="Wingdings" w:hAnsi="Wingdings" w:hint="default"/>
+        <w:sz w:val="20"/>
+      </w:rPr>
+    </w:lvl>
+    <w:lvl w:ilvl="3" w:tentative="1">
+      <w:start w:val="1"/>
+      <w:numFmt w:val="bullet"/>
+      <w:lvlText w:val=""/>
+      <w:lvlJc w:val="left"/>
+      <w:pPr>
+        <w:tabs>
+          <w:tab w:val="num" w:pos="2880"/>
+        </w:tabs>
+        <w:ind w:left="2880" w:hanging="360"/>
+      </w:pPr>
+      <w:rPr>
+        <w:rFonts w:ascii="Wingdings" w:hAnsi="Wingdings" w:hint="default"/>
+        <w:sz w:val="20"/>
+      </w:rPr>
+    </w:lvl>
+    <w:lvl w:ilvl="4" w:tentative="1">
+      <w:start w:val="1"/>
+      <w:numFmt w:val="bullet"/>
+      <w:lvlText w:val=""/>
+      <w:lvlJc w:val="left"/>
+      <w:pPr>
+        <w:tabs>
+          <w:tab w:val="num" w:pos="3600"/>
+        </w:tabs>
+        <w:ind w:left="3600" w:hanging="360"/>
+      </w:pPr>
+      <w:rPr>
+        <w:rFonts w:ascii="Wingdings" w:hAnsi="Wingdings" w:hint="default"/>
+        <w:sz w:val="20"/>
+      </w:rPr>
+    </w:lvl>
+    <w:lvl w:ilvl="5" w:tentative="1">
+      <w:start w:val="1"/>
+      <w:numFmt w:val="bullet"/>
+      <w:lvlText w:val=""/>
+      <w:lvlJc w:val="left"/>
+      <w:pPr>
+        <w:tabs>
+          <w:tab w:val="num" w:pos="4320"/>
+        </w:tabs>
+        <w:ind w:left="4320" w:hanging="360"/>
+      </w:pPr>
+      <w:rPr>
+        <w:rFonts w:ascii="Wingdings" w:hAnsi="Wingdings" w:hint="default"/>
+        <w:sz w:val="20"/>
+      </w:rPr>
+    </w:lvl>
+    <w:lvl w:ilvl="6" w:tentative="1">
+      <w:start w:val="1"/>
+      <w:numFmt w:val="bullet"/>
+      <w:lvlText w:val=""/>
+      <w:lvlJc w:val="left"/>
+      <w:pPr>
+        <w:tabs>
+          <w:tab w:val="num" w:pos="5040"/>
+        </w:tabs>
+        <w:ind w:left="5040" w:hanging="360"/>
+      </w:pPr>
+      <w:rPr>
+        <w:rFonts w:ascii="Wingdings" w:hAnsi="Wingdings" w:hint="default"/>
+        <w:sz w:val="20"/>
+      </w:rPr>
+    </w:lvl>
+    <w:lvl w:ilvl="7" w:tentative="1">
+      <w:start w:val="1"/>
+      <w:numFmt w:val="bullet"/>
+      <w:lvlText w:val=""/>
+      <w:lvlJc w:val="left"/>
+      <w:pPr>
+        <w:tabs>
+          <w:tab w:val="num" w:pos="5760"/>
+        </w:tabs>
+        <w:ind w:left="5760" w:hanging="360"/>
+      </w:pPr>
+      <w:rPr>
+        <w:rFonts w:ascii="Wingdings" w:hAnsi="Wingdings" w:hint="default"/>
+        <w:sz w:val="20"/>
+      </w:rPr>
+    </w:lvl>
+    <w:lvl w:ilvl="8" w:tentative="1">
+      <w:start w:val="1"/>
+      <w:numFmt w:val="bullet"/>
+      <w:lvlText w:val=""/>
+      <w:lvlJc w:val="left"/>
+      <w:pPr>
+        <w:tabs>
+          <w:tab w:val="num" w:pos="6480"/>
+        </w:tabs>
+        <w:ind w:left="6480" w:hanging="360"/>
+      </w:pPr>
+      <w:rPr>
+        <w:rFonts w:ascii="Wingdings" w:hAnsi="Wingdings" w:hint="default"/>
+        <w:sz w:val="20"/>
+      </w:rPr>
+    </w:lvl>
+  </w:abstractNum>
+  <w:abstractNum w:abstractNumId="16" w15:restartNumberingAfterBreak="0">
+    <w:nsid w:val="7AA27A8E"/>
+    <w:multiLevelType w:val="multilevel"/>
+    <w:tmpl w:val="BF4C811E"/>
+    <w:lvl w:ilvl="0">
+      <w:start w:val="1"/>
+      <w:numFmt w:val="bullet"/>
+      <w:lvlText w:val=""/>
+      <w:lvlJc w:val="left"/>
+      <w:pPr>
+        <w:tabs>
+          <w:tab w:val="num" w:pos="720"/>
+        </w:tabs>
+        <w:ind w:left="720" w:hanging="360"/>
+      </w:pPr>
+      <w:rPr>
+        <w:rFonts w:ascii="Symbol" w:hAnsi="Symbol" w:hint="default"/>
+        <w:sz w:val="20"/>
+      </w:rPr>
+    </w:lvl>
+    <w:lvl w:ilvl="1" w:tentative="1">
+      <w:start w:val="1"/>
+      <w:numFmt w:val="bullet"/>
+      <w:lvlText w:val="o"/>
+      <w:lvlJc w:val="left"/>
+      <w:pPr>
+        <w:tabs>
+          <w:tab w:val="num" w:pos="1440"/>
+        </w:tabs>
+        <w:ind w:left="1440" w:hanging="360"/>
+      </w:pPr>
+      <w:rPr>
+        <w:rFonts w:ascii="Courier New" w:hAnsi="Courier New" w:hint="default"/>
+        <w:sz w:val="20"/>
+      </w:rPr>
+    </w:lvl>
+    <w:lvl w:ilvl="2" w:tentative="1">
+      <w:start w:val="1"/>
+      <w:numFmt w:val="bullet"/>
+      <w:lvlText w:val=""/>
+      <w:lvlJc w:val="left"/>
+      <w:pPr>
+        <w:tabs>
+          <w:tab w:val="num" w:pos="2160"/>
+        </w:tabs>
+        <w:ind w:left="2160" w:hanging="360"/>
+      </w:pPr>
+      <w:rPr>
+        <w:rFonts w:ascii="Wingdings" w:hAnsi="Wingdings" w:hint="default"/>
+        <w:sz w:val="20"/>
+      </w:rPr>
+    </w:lvl>
+    <w:lvl w:ilvl="3" w:tentative="1">
+      <w:start w:val="1"/>
+      <w:numFmt w:val="bullet"/>
+      <w:lvlText w:val=""/>
+      <w:lvlJc w:val="left"/>
+      <w:pPr>
+        <w:tabs>
+          <w:tab w:val="num" w:pos="2880"/>
+        </w:tabs>
+        <w:ind w:left="2880" w:hanging="360"/>
+      </w:pPr>
+      <w:rPr>
+        <w:rFonts w:ascii="Wingdings" w:hAnsi="Wingdings" w:hint="default"/>
+        <w:sz w:val="20"/>
+      </w:rPr>
+    </w:lvl>
+    <w:lvl w:ilvl="4" w:tentative="1">
+      <w:start w:val="1"/>
+      <w:numFmt w:val="bullet"/>
+      <w:lvlText w:val=""/>
+      <w:lvlJc w:val="left"/>
+      <w:pPr>
+        <w:tabs>
+          <w:tab w:val="num" w:pos="3600"/>
+        </w:tabs>
+        <w:ind w:left="3600" w:hanging="360"/>
+      </w:pPr>
+      <w:rPr>
+        <w:rFonts w:ascii="Wingdings" w:hAnsi="Wingdings" w:hint="default"/>
+        <w:sz w:val="20"/>
+      </w:rPr>
+    </w:lvl>
+    <w:lvl w:ilvl="5" w:tentative="1">
+      <w:start w:val="1"/>
+      <w:numFmt w:val="bullet"/>
+      <w:lvlText w:val=""/>
+      <w:lvlJc w:val="left"/>
+      <w:pPr>
+        <w:tabs>
+          <w:tab w:val="num" w:pos="4320"/>
+        </w:tabs>
+        <w:ind w:left="4320" w:hanging="360"/>
+      </w:pPr>
+      <w:rPr>
+        <w:rFonts w:ascii="Wingdings" w:hAnsi="Wingdings" w:hint="default"/>
+        <w:sz w:val="20"/>
+      </w:rPr>
+    </w:lvl>
+    <w:lvl w:ilvl="6" w:tentative="1">
+      <w:start w:val="1"/>
+      <w:numFmt w:val="bullet"/>
+      <w:lvlText w:val=""/>
+      <w:lvlJc w:val="left"/>
+      <w:pPr>
+        <w:tabs>
+          <w:tab w:val="num" w:pos="5040"/>
+        </w:tabs>
+        <w:ind w:left="5040" w:hanging="360"/>
+      </w:pPr>
+      <w:rPr>
+        <w:rFonts w:ascii="Wingdings" w:hAnsi="Wingdings" w:hint="default"/>
+        <w:sz w:val="20"/>
+      </w:rPr>
+    </w:lvl>
+    <w:lvl w:ilvl="7" w:tentative="1">
+      <w:start w:val="1"/>
+      <w:numFmt w:val="bullet"/>
+      <w:lvlText w:val=""/>
+      <w:lvlJc w:val="left"/>
+      <w:pPr>
+        <w:tabs>
+          <w:tab w:val="num" w:pos="5760"/>
+        </w:tabs>
+        <w:ind w:left="5760" w:hanging="360"/>
+      </w:pPr>
+      <w:rPr>
+        <w:rFonts w:ascii="Wingdings" w:hAnsi="Wingdings" w:hint="default"/>
+        <w:sz w:val="20"/>
+      </w:rPr>
+    </w:lvl>
+    <w:lvl w:ilvl="8" w:tentative="1">
+      <w:start w:val="1"/>
+      <w:numFmt w:val="bullet"/>
+      <w:lvlText w:val=""/>
+      <w:lvlJc w:val="left"/>
+      <w:pPr>
+        <w:tabs>
+          <w:tab w:val="num" w:pos="6480"/>
+        </w:tabs>
+        <w:ind w:left="6480" w:hanging="360"/>
+      </w:pPr>
+      <w:rPr>
+        <w:rFonts w:ascii="Wingdings" w:hAnsi="Wingdings" w:hint="default"/>
+        <w:sz w:val="20"/>
+      </w:rPr>
+    </w:lvl>
+  </w:abstractNum>
+  <w:abstractNum w:abstractNumId="17" w15:restartNumberingAfterBreak="0">
+    <w:nsid w:val="7E4A30B9"/>
+    <w:multiLevelType w:val="multilevel"/>
+    <w:tmpl w:val="E79011DC"/>
+    <w:lvl w:ilvl="0">
+      <w:start w:val="1"/>
+      <w:numFmt w:val="bullet"/>
+      <w:lvlText w:val=""/>
+      <w:lvlJc w:val="left"/>
+      <w:pPr>
+        <w:tabs>
+          <w:tab w:val="num" w:pos="720"/>
+        </w:tabs>
+        <w:ind w:left="720" w:hanging="360"/>
+      </w:pPr>
+      <w:rPr>
+        <w:rFonts w:ascii="Symbol" w:hAnsi="Symbol" w:hint="default"/>
+        <w:sz w:val="20"/>
+      </w:rPr>
+    </w:lvl>
+    <w:lvl w:ilvl="1" w:tentative="1">
       <w:start w:val="1"/>
       <w:numFmt w:val="bullet"/>
       <w:lvlText w:val="o"/>
@@ -2229,13 +5569,61 @@
     <w:abstractNumId w:val="0"/>
   </w:num>
   <w:num w:numId="2" w16cid:durableId="2096398050">
+    <w:abstractNumId w:val="2"/>
+  </w:num>
+  <w:num w:numId="3" w16cid:durableId="1189950897">
+    <w:abstractNumId w:val="14"/>
+  </w:num>
+  <w:num w:numId="4" w16cid:durableId="2080861170">
+    <w:abstractNumId w:val="8"/>
+  </w:num>
+  <w:num w:numId="5" w16cid:durableId="1648431280">
+    <w:abstractNumId w:val="4"/>
+  </w:num>
+  <w:num w:numId="6" w16cid:durableId="2032954396">
+    <w:abstractNumId w:val="13"/>
+  </w:num>
+  <w:num w:numId="7" w16cid:durableId="1585265020">
+    <w:abstractNumId w:val="6"/>
+  </w:num>
+  <w:num w:numId="8" w16cid:durableId="1293942983">
+    <w:abstractNumId w:val="17"/>
+  </w:num>
+  <w:num w:numId="9" w16cid:durableId="1673219272">
+    <w:abstractNumId w:val="7"/>
+  </w:num>
+  <w:num w:numId="10" w16cid:durableId="1475560606">
+    <w:abstractNumId w:val="3"/>
+  </w:num>
+  <w:num w:numId="11" w16cid:durableId="2096896151">
     <w:abstractNumId w:val="1"/>
   </w:num>
-  <w:num w:numId="3" w16cid:durableId="1189950897">
-    <w:abstractNumId w:val="3"/>
+  <w:num w:numId="12" w16cid:durableId="1296909656">
+    <w:abstractNumId w:val="10"/>
   </w:num>
-  <w:num w:numId="4" w16cid:durableId="2080861170">
-    <w:abstractNumId w:val="2"/>
+  <w:num w:numId="13" w16cid:durableId="575894083">
+    <w:abstractNumId w:val="11"/>
+  </w:num>
+  <w:num w:numId="14" w16cid:durableId="1203593439">
+    <w:abstractNumId w:val="15"/>
+  </w:num>
+  <w:num w:numId="15" w16cid:durableId="401491154">
+    <w:abstractNumId w:val="9"/>
+  </w:num>
+  <w:num w:numId="16" w16cid:durableId="455684247">
+    <w:abstractNumId w:val="9"/>
+    <w:lvlOverride w:ilvl="1">
+      <w:startOverride w:val="1"/>
+    </w:lvlOverride>
+  </w:num>
+  <w:num w:numId="17" w16cid:durableId="1675263958">
+    <w:abstractNumId w:val="16"/>
+  </w:num>
+  <w:num w:numId="18" w16cid:durableId="2087457518">
+    <w:abstractNumId w:val="5"/>
+  </w:num>
+  <w:num w:numId="19" w16cid:durableId="2061855279">
+    <w:abstractNumId w:val="12"/>
   </w:num>
 </w:numbering>
 </file>
@@ -2696,10 +6084,9 @@
     <w:next w:val="Normal"/>
     <w:link w:val="Heading3Char"/>
     <w:uiPriority w:val="9"/>
-    <w:semiHidden/>
     <w:unhideWhenUsed/>
     <w:qFormat/>
-    <w:rsid w:val="006578B3"/>
+    <w:rsid w:val="0083219E"/>
     <w:pPr>
       <w:keepNext/>
       <w:keepLines/>
@@ -2708,7 +6095,7 @@
     </w:pPr>
     <w:rPr>
       <w:rFonts w:eastAsiaTheme="majorEastAsia" w:cstheme="majorBidi"/>
-      <w:color w:val="0F4761" w:themeColor="accent1" w:themeShade="BF"/>
+      <w:b/>
       <w:sz w:val="28"/>
       <w:szCs w:val="28"/>
     </w:rPr>
@@ -2719,10 +6106,9 @@
     <w:next w:val="Normal"/>
     <w:link w:val="Heading4Char"/>
     <w:uiPriority w:val="9"/>
-    <w:semiHidden/>
     <w:unhideWhenUsed/>
     <w:qFormat/>
-    <w:rsid w:val="006578B3"/>
+    <w:rsid w:val="00D232D4"/>
     <w:pPr>
       <w:keepNext/>
       <w:keepLines/>
@@ -2731,9 +6117,8 @@
     </w:pPr>
     <w:rPr>
       <w:rFonts w:eastAsiaTheme="majorEastAsia" w:cstheme="majorBidi"/>
-      <w:i/>
+      <w:b/>
       <w:iCs/>
-      <w:color w:val="0F4761" w:themeColor="accent1" w:themeShade="BF"/>
     </w:rPr>
   </w:style>
   <w:style w:type="paragraph" w:styleId="Heading5">
@@ -2904,11 +6289,10 @@
     <w:basedOn w:val="DefaultParagraphFont"/>
     <w:link w:val="Heading3"/>
     <w:uiPriority w:val="9"/>
-    <w:semiHidden/>
-    <w:rsid w:val="006578B3"/>
+    <w:rsid w:val="0083219E"/>
     <w:rPr>
-      <w:rFonts w:eastAsiaTheme="majorEastAsia" w:cstheme="majorBidi"/>
-      <w:color w:val="0F4761" w:themeColor="accent1" w:themeShade="BF"/>
+      <w:rFonts w:ascii="Times New Roman" w:eastAsiaTheme="majorEastAsia" w:hAnsi="Times New Roman" w:cstheme="majorBidi"/>
+      <w:b/>
       <w:sz w:val="28"/>
       <w:szCs w:val="28"/>
       <w:lang w:val="vi-VN"/>
@@ -2919,13 +6303,12 @@
     <w:basedOn w:val="DefaultParagraphFont"/>
     <w:link w:val="Heading4"/>
     <w:uiPriority w:val="9"/>
-    <w:semiHidden/>
-    <w:rsid w:val="006578B3"/>
+    <w:rsid w:val="00D232D4"/>
     <w:rPr>
-      <w:rFonts w:eastAsiaTheme="majorEastAsia" w:cstheme="majorBidi"/>
-      <w:i/>
+      <w:rFonts w:ascii="Times New Roman" w:eastAsiaTheme="majorEastAsia" w:hAnsi="Times New Roman" w:cstheme="majorBidi"/>
+      <w:b/>
       <w:iCs/>
-      <w:color w:val="0F4761" w:themeColor="accent1" w:themeShade="BF"/>
+      <w:sz w:val="26"/>
       <w:lang w:val="vi-VN"/>
     </w:rPr>
   </w:style>
@@ -3191,6 +6574,60 @@
         <w:insideV w:val="single" w:sz="4" w:space="0" w:color="auto"/>
       </w:tblBorders>
     </w:tblPr>
+  </w:style>
+  <w:style w:type="paragraph" w:styleId="Header">
+    <w:name w:val="header"/>
+    <w:basedOn w:val="Normal"/>
+    <w:link w:val="HeaderChar"/>
+    <w:uiPriority w:val="99"/>
+    <w:unhideWhenUsed/>
+    <w:rsid w:val="008F45FA"/>
+    <w:pPr>
+      <w:tabs>
+        <w:tab w:val="center" w:pos="4680"/>
+        <w:tab w:val="right" w:pos="9360"/>
+      </w:tabs>
+      <w:spacing w:after="0" w:line="240" w:lineRule="auto"/>
+    </w:pPr>
+  </w:style>
+  <w:style w:type="character" w:customStyle="1" w:styleId="HeaderChar">
+    <w:name w:val="Header Char"/>
+    <w:basedOn w:val="DefaultParagraphFont"/>
+    <w:link w:val="Header"/>
+    <w:uiPriority w:val="99"/>
+    <w:rsid w:val="008F45FA"/>
+    <w:rPr>
+      <w:rFonts w:ascii="Times New Roman" w:hAnsi="Times New Roman"/>
+      <w:sz w:val="26"/>
+      <w:lang w:val="vi-VN"/>
+    </w:rPr>
+  </w:style>
+  <w:style w:type="paragraph" w:styleId="Footer">
+    <w:name w:val="footer"/>
+    <w:basedOn w:val="Normal"/>
+    <w:link w:val="FooterChar"/>
+    <w:uiPriority w:val="99"/>
+    <w:unhideWhenUsed/>
+    <w:rsid w:val="008F45FA"/>
+    <w:pPr>
+      <w:tabs>
+        <w:tab w:val="center" w:pos="4680"/>
+        <w:tab w:val="right" w:pos="9360"/>
+      </w:tabs>
+      <w:spacing w:after="0" w:line="240" w:lineRule="auto"/>
+    </w:pPr>
+  </w:style>
+  <w:style w:type="character" w:customStyle="1" w:styleId="FooterChar">
+    <w:name w:val="Footer Char"/>
+    <w:basedOn w:val="DefaultParagraphFont"/>
+    <w:link w:val="Footer"/>
+    <w:uiPriority w:val="99"/>
+    <w:rsid w:val="008F45FA"/>
+    <w:rPr>
+      <w:rFonts w:ascii="Times New Roman" w:hAnsi="Times New Roman"/>
+      <w:sz w:val="26"/>
+      <w:lang w:val="vi-VN"/>
+    </w:rPr>
   </w:style>
 </w:styles>
 </file>
@@ -3488,4 +6925,16 @@
     </a:ext>
   </a:extLst>
 </a:theme>
+</file>
+
+<file path=customXml/item1.xml><?xml version="1.0" encoding="utf-8"?>
+<b:Sources xmlns:b="http://schemas.openxmlformats.org/officeDocument/2006/bibliography" xmlns="http://schemas.openxmlformats.org/officeDocument/2006/bibliography" SelectedStyle="\APASixthEditionOfficeOnline.xsl" StyleName="APA" Version="6"/>
+</file>
+
+<file path=customXml/itemProps1.xml><?xml version="1.0" encoding="utf-8"?>
+<ds:datastoreItem xmlns:ds="http://schemas.openxmlformats.org/officeDocument/2006/customXml" ds:itemID="{7EE5478C-1215-4FE4-829D-336D4FF58E2B}">
+  <ds:schemaRefs>
+    <ds:schemaRef ds:uri="http://schemas.openxmlformats.org/officeDocument/2006/bibliography"/>
+  </ds:schemaRefs>
+</ds:datastoreItem>
 </file>
--- a/bt_sang.docx
+++ b/bt_sang.docx
@@ -2719,10 +2719,10 @@
           <w:noProof/>
         </w:rPr>
         <w:drawing>
-          <wp:inline distT="0" distB="0" distL="0" distR="0" wp14:anchorId="4CAC4D28" wp14:editId="1DBCFB48">
-            <wp:extent cx="5943600" cy="909955"/>
-            <wp:effectExtent l="0" t="0" r="0" b="4445"/>
-            <wp:docPr id="606397951" name="Picture 1"/>
+          <wp:inline distT="0" distB="0" distL="0" distR="0" wp14:anchorId="4BA0E9D8" wp14:editId="7CC3086B">
+            <wp:extent cx="5943600" cy="908685"/>
+            <wp:effectExtent l="0" t="0" r="0" b="5715"/>
+            <wp:docPr id="420542989" name="Picture 1"/>
             <wp:cNvGraphicFramePr>
               <a:graphicFrameLocks xmlns:a="http://schemas.openxmlformats.org/drawingml/2006/main" noChangeAspect="1"/>
             </wp:cNvGraphicFramePr>
@@ -2751,7 +2751,7 @@
                   <pic:spPr bwMode="auto">
                     <a:xfrm>
                       <a:off x="0" y="0"/>
-                      <a:ext cx="5943600" cy="909955"/>
+                      <a:ext cx="5943600" cy="908685"/>
                     </a:xfrm>
                     <a:prstGeom prst="rect">
                       <a:avLst/>
@@ -6233,6 +6233,7 @@
   <w:style w:type="character" w:default="1" w:styleId="DefaultParagraphFont">
     <w:name w:val="Default Paragraph Font"/>
     <w:uiPriority w:val="1"/>
+    <w:semiHidden/>
     <w:unhideWhenUsed/>
   </w:style>
   <w:style w:type="table" w:default="1" w:styleId="TableNormal">
